--- a/docs/word/MANUAL_TECNICO.docx
+++ b/docs/word/MANUAL_TECNICO.docx
@@ -229,7 +229,7 @@
         </w:tc>
         <w:tc>
           <w:tcPr>
-            <w:tcW w:w="4536" w:type="dxa"/>
+            <w:tcW w:w="4544" w:type="dxa"/>
             <w:gridSpan w:val="2"/>
             <w:tcMar>
               <w:top w:w="30" w:type="dxa"/>
@@ -242,12 +242,37 @@
             <w:pPr>
               <w:spacing w:after="0"/>
             </w:pPr>
+            <w:proofErr w:type="spellStart"/>
             <w:r>
               <w:rPr>
                 <w:rFonts w:ascii="Times New Roman" w:hAnsi="Times New Roman"/>
                 <w:sz w:val="20"/>
               </w:rPr>
-              <w:t>Fundamentos de Inteligencia Artificial</w:t>
+              <w:t>Fundamentos</w:t>
+            </w:r>
+            <w:proofErr w:type="spellEnd"/>
+            <w:r>
+              <w:rPr>
+                <w:rFonts w:ascii="Times New Roman" w:hAnsi="Times New Roman"/>
+                <w:sz w:val="20"/>
+              </w:rPr>
+              <w:t xml:space="preserve"> de </w:t>
+            </w:r>
+            <w:proofErr w:type="spellStart"/>
+            <w:r>
+              <w:rPr>
+                <w:rFonts w:ascii="Times New Roman" w:hAnsi="Times New Roman"/>
+                <w:sz w:val="20"/>
+              </w:rPr>
+              <w:t>Inteligencia</w:t>
+            </w:r>
+            <w:proofErr w:type="spellEnd"/>
+            <w:r>
+              <w:rPr>
+                <w:rFonts w:ascii="Times New Roman" w:hAnsi="Times New Roman"/>
+                <w:sz w:val="20"/>
+              </w:rPr>
+              <w:t xml:space="preserve"> Artificial</w:t>
             </w:r>
           </w:p>
         </w:tc>
@@ -282,7 +307,7 @@
         </w:tc>
         <w:tc>
           <w:tcPr>
-            <w:tcW w:w="4536" w:type="dxa"/>
+            <w:tcW w:w="4544" w:type="dxa"/>
             <w:gridSpan w:val="2"/>
             <w:tcMar>
               <w:top w:w="30" w:type="dxa"/>
@@ -335,7 +360,7 @@
         </w:tc>
         <w:tc>
           <w:tcPr>
-            <w:tcW w:w="4536" w:type="dxa"/>
+            <w:tcW w:w="4544" w:type="dxa"/>
             <w:gridSpan w:val="2"/>
             <w:tcMar>
               <w:top w:w="30" w:type="dxa"/>
@@ -354,66 +379,6 @@
                 <w:sz w:val="20"/>
               </w:rPr>
               <w:t>2026-A</w:t>
-            </w:r>
-          </w:p>
-        </w:tc>
-      </w:tr>
-      <w:tr>
-        <w:trPr>
-          <w:jc w:val="center"/>
-        </w:trPr>
-        <w:tc>
-          <w:tcPr>
-            <w:tcW w:w="4536" w:type="dxa"/>
-            <w:tcMar>
-              <w:top w:w="30" w:type="dxa"/>
-              <w:left w:w="100" w:type="dxa"/>
-              <w:bottom w:w="30" w:type="dxa"/>
-              <w:right w:w="100" w:type="dxa"/>
-            </w:tcMar>
-          </w:tcPr>
-          <w:p>
-            <w:pPr>
-              <w:spacing w:after="0"/>
-            </w:pPr>
-            <w:r>
-              <w:rPr>
-                <w:rFonts w:ascii="Times New Roman" w:hAnsi="Times New Roman"/>
-                <w:b/>
-                <w:sz w:val="20"/>
-              </w:rPr>
-              <w:t>ESTUDIANTE:</w:t>
-            </w:r>
-          </w:p>
-        </w:tc>
-        <w:tc>
-          <w:tcPr>
-            <w:tcW w:w="4536" w:type="dxa"/>
-            <w:gridSpan w:val="2"/>
-            <w:tcMar>
-              <w:top w:w="30" w:type="dxa"/>
-              <w:left w:w="100" w:type="dxa"/>
-              <w:bottom w:w="30" w:type="dxa"/>
-              <w:right w:w="100" w:type="dxa"/>
-            </w:tcMar>
-          </w:tcPr>
-          <w:p>
-            <w:pPr>
-              <w:spacing w:after="0"/>
-            </w:pPr>
-            <w:r>
-              <w:rPr>
-                <w:rFonts w:ascii="Times New Roman" w:hAnsi="Times New Roman"/>
-                <w:sz w:val="20"/>
-              </w:rPr>
-              <w:t xml:space="preserve">Emilia </w:t>
-            </w:r>
-            <w:r>
-              <w:rPr>
-                <w:rFonts w:ascii="Times New Roman" w:hAnsi="Times New Roman"/>
-                <w:sz w:val="20"/>
-              </w:rPr>
-              <w:t>Tana</w:t>
             </w:r>
           </w:p>
         </w:tc>
@@ -483,13 +448,59 @@
       <w:pPr>
         <w:jc w:val="center"/>
       </w:pPr>
+      <w:proofErr w:type="spellStart"/>
       <w:r>
         <w:rPr>
           <w:rFonts w:ascii="Times New Roman" w:hAnsi="Times New Roman"/>
           <w:b/>
           <w:sz w:val="30"/>
         </w:rPr>
-        <w:t>Clasificador de prendas con inteligencia artificial</w:t>
+        <w:t>Clasificador</w:t>
+      </w:r>
+      <w:proofErr w:type="spellEnd"/>
+      <w:r>
+        <w:rPr>
+          <w:rFonts w:ascii="Times New Roman" w:hAnsi="Times New Roman"/>
+          <w:b/>
+          <w:sz w:val="30"/>
+        </w:rPr>
+        <w:t xml:space="preserve"> de </w:t>
+      </w:r>
+      <w:proofErr w:type="spellStart"/>
+      <w:r>
+        <w:rPr>
+          <w:rFonts w:ascii="Times New Roman" w:hAnsi="Times New Roman"/>
+          <w:b/>
+          <w:sz w:val="30"/>
+        </w:rPr>
+        <w:t>prendas</w:t>
+      </w:r>
+      <w:proofErr w:type="spellEnd"/>
+      <w:r>
+        <w:rPr>
+          <w:rFonts w:ascii="Times New Roman" w:hAnsi="Times New Roman"/>
+          <w:b/>
+          <w:sz w:val="30"/>
+        </w:rPr>
+        <w:t xml:space="preserve"> con </w:t>
+      </w:r>
+      <w:proofErr w:type="spellStart"/>
+      <w:r>
+        <w:rPr>
+          <w:rFonts w:ascii="Times New Roman" w:hAnsi="Times New Roman"/>
+          <w:b/>
+          <w:sz w:val="30"/>
+        </w:rPr>
+        <w:t>inteligencia</w:t>
+      </w:r>
+      <w:proofErr w:type="spellEnd"/>
+      <w:r>
+        <w:rPr>
+          <w:rFonts w:ascii="Times New Roman" w:hAnsi="Times New Roman"/>
+          <w:b/>
+          <w:sz w:val="30"/>
+        </w:rPr>
+        <w:t xml:space="preserve"> artificial</w:t>
       </w:r>
     </w:p>
     <w:p>
@@ -613,26 +624,169 @@
       </w:pPr>
       <w:r>
         <w:lastRenderedPageBreak/>
-        <w:t>Manual técnico</w:t>
-      </w:r>
+        <w:t xml:space="preserve">Manual </w:t>
+      </w:r>
+      <w:proofErr w:type="spellStart"/>
+      <w:r>
+        <w:t>técnico</w:t>
+      </w:r>
+      <w:proofErr w:type="spellEnd"/>
     </w:p>
     <w:p>
       <w:pPr>
         <w:pStyle w:val="Ttulo1"/>
       </w:pPr>
       <w:r>
-        <w:t>1. Propósito</w:t>
-      </w:r>
+        <w:t xml:space="preserve">1. </w:t>
+      </w:r>
+      <w:proofErr w:type="spellStart"/>
+      <w:r>
+        <w:t>Propósito</w:t>
+      </w:r>
+      <w:proofErr w:type="spellEnd"/>
     </w:p>
     <w:p>
       <w:pPr>
         <w:jc w:val="both"/>
       </w:pPr>
       <w:r>
-        <w:t xml:space="preserve">Este manual permite instalar, ejecutar, mantener y verificar el </w:t>
-      </w:r>
-      <w:r>
-        <w:t>clasificador de prendas. Está dirigido a desarrolladores, docentes y personal técnico con conocimientos básicos de Python, HTTP y aprendizaje automático.</w:t>
+        <w:t xml:space="preserve">Este manual </w:t>
+      </w:r>
+      <w:proofErr w:type="spellStart"/>
+      <w:r>
+        <w:t>permite</w:t>
+      </w:r>
+      <w:proofErr w:type="spellEnd"/>
+      <w:r>
+        <w:t xml:space="preserve"> </w:t>
+      </w:r>
+      <w:proofErr w:type="spellStart"/>
+      <w:r>
+        <w:t>instalar</w:t>
+      </w:r>
+      <w:proofErr w:type="spellEnd"/>
+      <w:r>
+        <w:t xml:space="preserve">, </w:t>
+      </w:r>
+      <w:proofErr w:type="spellStart"/>
+      <w:r>
+        <w:t>ejecutar</w:t>
+      </w:r>
+      <w:proofErr w:type="spellEnd"/>
+      <w:r>
+        <w:t xml:space="preserve">, </w:t>
+      </w:r>
+      <w:proofErr w:type="spellStart"/>
+      <w:r>
+        <w:t>mantener</w:t>
+      </w:r>
+      <w:proofErr w:type="spellEnd"/>
+      <w:r>
+        <w:t xml:space="preserve"> y </w:t>
+      </w:r>
+      <w:proofErr w:type="spellStart"/>
+      <w:r>
+        <w:t>verificar</w:t>
+      </w:r>
+      <w:proofErr w:type="spellEnd"/>
+      <w:r>
+        <w:t xml:space="preserve"> </w:t>
+      </w:r>
+      <w:proofErr w:type="spellStart"/>
+      <w:r>
+        <w:t>el</w:t>
+      </w:r>
+      <w:proofErr w:type="spellEnd"/>
+      <w:r>
+        <w:t xml:space="preserve"> </w:t>
+      </w:r>
+      <w:proofErr w:type="spellStart"/>
+      <w:r>
+        <w:t>clasificador</w:t>
+      </w:r>
+      <w:proofErr w:type="spellEnd"/>
+      <w:r>
+        <w:t xml:space="preserve"> de </w:t>
+      </w:r>
+      <w:proofErr w:type="spellStart"/>
+      <w:r>
+        <w:t>prendas</w:t>
+      </w:r>
+      <w:proofErr w:type="spellEnd"/>
+      <w:r>
+        <w:t xml:space="preserve">. </w:t>
+      </w:r>
+      <w:proofErr w:type="spellStart"/>
+      <w:r>
+        <w:t>Está</w:t>
+      </w:r>
+      <w:proofErr w:type="spellEnd"/>
+      <w:r>
+        <w:t xml:space="preserve"> </w:t>
+      </w:r>
+      <w:proofErr w:type="spellStart"/>
+      <w:r>
+        <w:t>dirigido</w:t>
+      </w:r>
+      <w:proofErr w:type="spellEnd"/>
+      <w:r>
+        <w:t xml:space="preserve"> a </w:t>
+      </w:r>
+      <w:proofErr w:type="spellStart"/>
+      <w:r>
+        <w:t>desarrolladores</w:t>
+      </w:r>
+      <w:proofErr w:type="spellEnd"/>
+      <w:r>
+        <w:t xml:space="preserve">, </w:t>
+      </w:r>
+      <w:proofErr w:type="spellStart"/>
+      <w:r>
+        <w:t>docentes</w:t>
+      </w:r>
+      <w:proofErr w:type="spellEnd"/>
+      <w:r>
+        <w:t xml:space="preserve"> y personal </w:t>
+      </w:r>
+      <w:proofErr w:type="spellStart"/>
+      <w:r>
+        <w:t>técnico</w:t>
+      </w:r>
+      <w:proofErr w:type="spellEnd"/>
+      <w:r>
+        <w:t xml:space="preserve"> con </w:t>
+      </w:r>
+      <w:proofErr w:type="spellStart"/>
+      <w:r>
+        <w:t>conocimientos</w:t>
+      </w:r>
+      <w:proofErr w:type="spellEnd"/>
+      <w:r>
+        <w:t xml:space="preserve"> </w:t>
+      </w:r>
+      <w:proofErr w:type="spellStart"/>
+      <w:r>
+        <w:t>básicos</w:t>
+      </w:r>
+      <w:proofErr w:type="spellEnd"/>
+      <w:r>
+        <w:t xml:space="preserve"> de Python, HTTP y </w:t>
+      </w:r>
+      <w:proofErr w:type="spellStart"/>
+      <w:r>
+        <w:t>aprendizaje</w:t>
+      </w:r>
+      <w:proofErr w:type="spellEnd"/>
+      <w:r>
+        <w:t xml:space="preserve"> </w:t>
+      </w:r>
+      <w:proofErr w:type="spellStart"/>
+      <w:r>
+        <w:t>automático</w:t>
+      </w:r>
+      <w:proofErr w:type="spellEnd"/>
+      <w:r>
+        <w:t>.</w:t>
       </w:r>
     </w:p>
     <w:p>
@@ -640,23 +794,62 @@
         <w:pStyle w:val="Ttulo1"/>
       </w:pPr>
       <w:r>
-        <w:t>2. Requisitos</w:t>
-      </w:r>
+        <w:t xml:space="preserve">2. </w:t>
+      </w:r>
+      <w:proofErr w:type="spellStart"/>
+      <w:r>
+        <w:t>Requisitos</w:t>
+      </w:r>
+      <w:proofErr w:type="spellEnd"/>
     </w:p>
     <w:p>
       <w:pPr>
         <w:pStyle w:val="Ttulo2"/>
       </w:pPr>
       <w:r>
-        <w:t>Hardware recomendado</w:t>
-      </w:r>
+        <w:t xml:space="preserve">Hardware </w:t>
+      </w:r>
+      <w:proofErr w:type="spellStart"/>
+      <w:r>
+        <w:t>recomendado</w:t>
+      </w:r>
+      <w:proofErr w:type="spellEnd"/>
     </w:p>
     <w:p>
       <w:pPr>
         <w:pStyle w:val="Listaconvietas"/>
       </w:pPr>
-      <w:r>
-        <w:t>Procesador de 64 bits con al menos cuatro núcleos.</w:t>
+      <w:proofErr w:type="spellStart"/>
+      <w:r>
+        <w:t>Procesador</w:t>
+      </w:r>
+      <w:proofErr w:type="spellEnd"/>
+      <w:r>
+        <w:t xml:space="preserve"> de 64 bits con al </w:t>
+      </w:r>
+      <w:proofErr w:type="spellStart"/>
+      <w:r>
+        <w:t>menos</w:t>
+      </w:r>
+      <w:proofErr w:type="spellEnd"/>
+      <w:r>
+        <w:t xml:space="preserve"> </w:t>
+      </w:r>
+      <w:proofErr w:type="spellStart"/>
+      <w:r>
+        <w:t>cuatro</w:t>
+      </w:r>
+      <w:proofErr w:type="spellEnd"/>
+      <w:r>
+        <w:t xml:space="preserve"> </w:t>
+      </w:r>
+      <w:proofErr w:type="spellStart"/>
+      <w:r>
+        <w:t>núcleos</w:t>
+      </w:r>
+      <w:proofErr w:type="spellEnd"/>
+      <w:r>
+        <w:t>.</w:t>
       </w:r>
     </w:p>
     <w:p>
@@ -664,18 +857,76 @@
         <w:pStyle w:val="Listaconvietas"/>
       </w:pPr>
       <w:r>
-        <w:t>8 GB de RAM como</w:t>
-      </w:r>
-      <w:r>
-        <w:t xml:space="preserve"> mínimo; 16 GB recomendados.</w:t>
+        <w:t xml:space="preserve">8 GB de RAM </w:t>
+      </w:r>
+      <w:proofErr w:type="spellStart"/>
+      <w:r>
+        <w:t>como</w:t>
+      </w:r>
+      <w:proofErr w:type="spellEnd"/>
+      <w:r>
+        <w:t xml:space="preserve"> </w:t>
+      </w:r>
+      <w:proofErr w:type="spellStart"/>
+      <w:r>
+        <w:t>mínimo</w:t>
+      </w:r>
+      <w:proofErr w:type="spellEnd"/>
+      <w:r>
+        <w:t xml:space="preserve">; 16 GB </w:t>
+      </w:r>
+      <w:proofErr w:type="spellStart"/>
+      <w:r>
+        <w:t>recomendados</w:t>
+      </w:r>
+      <w:proofErr w:type="spellEnd"/>
+      <w:r>
+        <w:t>.</w:t>
       </w:r>
     </w:p>
     <w:p>
       <w:pPr>
         <w:pStyle w:val="Listaconvietas"/>
       </w:pPr>
-      <w:r>
-        <w:t>Aproximadamente 3 GB libres para entorno, dependencias, dataset y modelo.</w:t>
+      <w:proofErr w:type="spellStart"/>
+      <w:r>
+        <w:t>Aproximadamente</w:t>
+      </w:r>
+      <w:proofErr w:type="spellEnd"/>
+      <w:r>
+        <w:t xml:space="preserve"> 3 GB </w:t>
+      </w:r>
+      <w:proofErr w:type="spellStart"/>
+      <w:r>
+        <w:t>libres</w:t>
+      </w:r>
+      <w:proofErr w:type="spellEnd"/>
+      <w:r>
+        <w:t xml:space="preserve"> para </w:t>
+      </w:r>
+      <w:proofErr w:type="spellStart"/>
+      <w:r>
+        <w:t>entorno</w:t>
+      </w:r>
+      <w:proofErr w:type="spellEnd"/>
+      <w:r>
+        <w:t xml:space="preserve">, </w:t>
+      </w:r>
+      <w:proofErr w:type="spellStart"/>
+      <w:r>
+        <w:t>dependencias</w:t>
+      </w:r>
+      <w:proofErr w:type="spellEnd"/>
+      <w:r>
+        <w:t xml:space="preserve">, dataset y </w:t>
+      </w:r>
+      <w:proofErr w:type="spellStart"/>
+      <w:r>
+        <w:t>modelo</w:t>
+      </w:r>
+      <w:proofErr w:type="spellEnd"/>
+      <w:r>
+        <w:t>.</w:t>
       </w:r>
     </w:p>
     <w:p>
@@ -683,7 +934,47 @@
         <w:pStyle w:val="Listaconvietas"/>
       </w:pPr>
       <w:r>
-        <w:t>GPU compatible opcional; el sistema puede entrenar con CPU.</w:t>
+        <w:t xml:space="preserve">GPU compatible </w:t>
+      </w:r>
+      <w:proofErr w:type="spellStart"/>
+      <w:r>
+        <w:t>opcional</w:t>
+      </w:r>
+      <w:proofErr w:type="spellEnd"/>
+      <w:r>
+        <w:t xml:space="preserve">; </w:t>
+      </w:r>
+      <w:proofErr w:type="spellStart"/>
+      <w:r>
+        <w:t>el</w:t>
+      </w:r>
+      <w:proofErr w:type="spellEnd"/>
+      <w:r>
+        <w:t xml:space="preserve"> </w:t>
+      </w:r>
+      <w:proofErr w:type="spellStart"/>
+      <w:r>
+        <w:t>sistema</w:t>
+      </w:r>
+      <w:proofErr w:type="spellEnd"/>
+      <w:r>
+        <w:t xml:space="preserve"> </w:t>
+      </w:r>
+      <w:proofErr w:type="spellStart"/>
+      <w:r>
+        <w:t>puede</w:t>
+      </w:r>
+      <w:proofErr w:type="spellEnd"/>
+      <w:r>
+        <w:t xml:space="preserve"> </w:t>
+      </w:r>
+      <w:proofErr w:type="spellStart"/>
+      <w:r>
+        <w:t>entrenar</w:t>
+      </w:r>
+      <w:proofErr w:type="spellEnd"/>
+      <w:r>
+        <w:t xml:space="preserve"> con CPU.</w:t>
       </w:r>
     </w:p>
     <w:p>
@@ -707,23 +998,41 @@
         <w:pStyle w:val="Listaconvietas"/>
       </w:pPr>
       <w:r>
-        <w:t xml:space="preserve">Python en una versión compatible con </w:t>
-      </w:r>
+        <w:t xml:space="preserve">Python </w:t>
+      </w:r>
+      <w:proofErr w:type="spellStart"/>
+      <w:r>
+        <w:t>en</w:t>
+      </w:r>
+      <w:proofErr w:type="spellEnd"/>
+      <w:r>
+        <w:t xml:space="preserve"> una </w:t>
+      </w:r>
+      <w:proofErr w:type="spellStart"/>
+      <w:r>
+        <w:t>versión</w:t>
+      </w:r>
+      <w:proofErr w:type="spellEnd"/>
+      <w:r>
+        <w:t xml:space="preserve"> compatible con </w:t>
+      </w:r>
+      <w:proofErr w:type="spellStart"/>
       <w:r>
         <w:rPr>
           <w:rFonts w:ascii="Consolas" w:hAnsi="Consolas"/>
           <w:color w:val="404040"/>
           <w:sz w:val="19"/>
         </w:rPr>
-        <w:t>tensorflow==2.19.</w:t>
-      </w:r>
+        <w:t>tensorflow</w:t>
+      </w:r>
+      <w:proofErr w:type="spellEnd"/>
       <w:r>
         <w:rPr>
           <w:rFonts w:ascii="Consolas" w:hAnsi="Consolas"/>
           <w:color w:val="404040"/>
           <w:sz w:val="19"/>
         </w:rPr>
-        <w:t>0</w:t>
+        <w:t>==2.19.0</w:t>
       </w:r>
       <w:r>
         <w:t>.</w:t>
@@ -733,16 +1042,74 @@
       <w:pPr>
         <w:pStyle w:val="Listaconvietas"/>
       </w:pPr>
-      <w:r>
-        <w:t>Navegador web moderno.</w:t>
+      <w:proofErr w:type="spellStart"/>
+      <w:r>
+        <w:t>Navegador</w:t>
+      </w:r>
+      <w:proofErr w:type="spellEnd"/>
+      <w:r>
+        <w:t xml:space="preserve"> web </w:t>
+      </w:r>
+      <w:proofErr w:type="spellStart"/>
+      <w:r>
+        <w:t>moderno</w:t>
+      </w:r>
+      <w:proofErr w:type="spellEnd"/>
+      <w:r>
+        <w:t>.</w:t>
       </w:r>
     </w:p>
     <w:p>
       <w:pPr>
         <w:pStyle w:val="Listaconvietas"/>
       </w:pPr>
-      <w:r>
-        <w:t>Acceso a Internet durante la instalación y la primera descarga de Fashion-MNIST.</w:t>
+      <w:proofErr w:type="spellStart"/>
+      <w:r>
+        <w:t>Acceso</w:t>
+      </w:r>
+      <w:proofErr w:type="spellEnd"/>
+      <w:r>
+        <w:t xml:space="preserve"> </w:t>
+      </w:r>
+      <w:proofErr w:type="spellStart"/>
+      <w:r>
+        <w:t>a</w:t>
+      </w:r>
+      <w:proofErr w:type="spellEnd"/>
+      <w:r>
+        <w:t xml:space="preserve"> Internet </w:t>
+      </w:r>
+      <w:proofErr w:type="spellStart"/>
+      <w:r>
+        <w:t>durante</w:t>
+      </w:r>
+      <w:proofErr w:type="spellEnd"/>
+      <w:r>
+        <w:t xml:space="preserve"> la </w:t>
+      </w:r>
+      <w:proofErr w:type="spellStart"/>
+      <w:r>
+        <w:t>instalación</w:t>
+      </w:r>
+      <w:proofErr w:type="spellEnd"/>
+      <w:r>
+        <w:t xml:space="preserve"> y la </w:t>
+      </w:r>
+      <w:proofErr w:type="spellStart"/>
+      <w:r>
+        <w:t>primera</w:t>
+      </w:r>
+      <w:proofErr w:type="spellEnd"/>
+      <w:r>
+        <w:t xml:space="preserve"> </w:t>
+      </w:r>
+      <w:proofErr w:type="spellStart"/>
+      <w:r>
+        <w:t>descarga</w:t>
+      </w:r>
+      <w:proofErr w:type="spellEnd"/>
+      <w:r>
+        <w:t xml:space="preserve"> de Fashion-MNIST.</w:t>
       </w:r>
     </w:p>
     <w:p>
@@ -750,15 +1117,52 @@
         <w:pStyle w:val="Ttulo1"/>
       </w:pPr>
       <w:r>
-        <w:t>3. Instalación paso a paso</w:t>
+        <w:t xml:space="preserve">3. </w:t>
+      </w:r>
+      <w:proofErr w:type="spellStart"/>
+      <w:r>
+        <w:t>Instalación</w:t>
+      </w:r>
+      <w:proofErr w:type="spellEnd"/>
+      <w:r>
+        <w:t xml:space="preserve"> paso a paso</w:t>
       </w:r>
     </w:p>
     <w:p>
       <w:pPr>
         <w:jc w:val="both"/>
       </w:pPr>
-      <w:r>
-        <w:t>Abra PowerShell en la raíz del proyecto.</w:t>
+      <w:proofErr w:type="spellStart"/>
+      <w:r>
+        <w:t>Abra</w:t>
+      </w:r>
+      <w:proofErr w:type="spellEnd"/>
+      <w:r>
+        <w:t xml:space="preserve"> PowerShell </w:t>
+      </w:r>
+      <w:proofErr w:type="spellStart"/>
+      <w:r>
+        <w:t>en</w:t>
+      </w:r>
+      <w:proofErr w:type="spellEnd"/>
+      <w:r>
+        <w:t xml:space="preserve"> la </w:t>
+      </w:r>
+      <w:proofErr w:type="spellStart"/>
+      <w:r>
+        <w:t>raíz</w:t>
+      </w:r>
+      <w:proofErr w:type="spellEnd"/>
+      <w:r>
+        <w:t xml:space="preserve"> del </w:t>
+      </w:r>
+      <w:proofErr w:type="spellStart"/>
+      <w:r>
+        <w:t>proyecto</w:t>
+      </w:r>
+      <w:proofErr w:type="spellEnd"/>
+      <w:r>
+        <w:t>.</w:t>
       </w:r>
     </w:p>
     <w:p>
@@ -766,7 +1170,31 @@
         <w:pStyle w:val="Ttulo2"/>
       </w:pPr>
       <w:r>
-        <w:t>3.1 Crear el entorno virtual</w:t>
+        <w:t xml:space="preserve">3.1 </w:t>
+      </w:r>
+      <w:proofErr w:type="spellStart"/>
+      <w:r>
+        <w:t>Crear</w:t>
+      </w:r>
+      <w:proofErr w:type="spellEnd"/>
+      <w:r>
+        <w:t xml:space="preserve"> </w:t>
+      </w:r>
+      <w:proofErr w:type="spellStart"/>
+      <w:r>
+        <w:t>el</w:t>
+      </w:r>
+      <w:proofErr w:type="spellEnd"/>
+      <w:r>
+        <w:t xml:space="preserve"> </w:t>
+      </w:r>
+      <w:proofErr w:type="spellStart"/>
+      <w:r>
+        <w:t>entorno</w:t>
+      </w:r>
+      <w:proofErr w:type="spellEnd"/>
+      <w:r>
+        <w:t xml:space="preserve"> virtual</w:t>
       </w:r>
     </w:p>
     <w:p>
@@ -780,21 +1208,56 @@
           <w:rFonts w:ascii="Consolas" w:hAnsi="Consolas"/>
           <w:sz w:val="17"/>
         </w:rPr>
-        <w:t>python -m venv venv</w:t>
-      </w:r>
+        <w:t xml:space="preserve">python -m </w:t>
+      </w:r>
+      <w:proofErr w:type="spellStart"/>
+      <w:r>
+        <w:rPr>
+          <w:rFonts w:ascii="Consolas" w:hAnsi="Consolas"/>
+          <w:sz w:val="17"/>
+        </w:rPr>
+        <w:t>venv</w:t>
+      </w:r>
+      <w:proofErr w:type="spellEnd"/>
+      <w:r>
+        <w:rPr>
+          <w:rFonts w:ascii="Consolas" w:hAnsi="Consolas"/>
+          <w:sz w:val="17"/>
+        </w:rPr>
+        <w:t xml:space="preserve"> </w:t>
+      </w:r>
+      <w:proofErr w:type="spellStart"/>
+      <w:r>
+        <w:rPr>
+          <w:rFonts w:ascii="Consolas" w:hAnsi="Consolas"/>
+          <w:sz w:val="17"/>
+        </w:rPr>
+        <w:t>venv</w:t>
+      </w:r>
+      <w:proofErr w:type="spellEnd"/>
       <w:r>
         <w:rPr>
           <w:rFonts w:ascii="Consolas" w:hAnsi="Consolas"/>
           <w:sz w:val="17"/>
         </w:rPr>
         <w:br/>
-      </w:r>
+        <w:t>.\</w:t>
+      </w:r>
+      <w:proofErr w:type="spellStart"/>
       <w:r>
         <w:rPr>
           <w:rFonts w:ascii="Consolas" w:hAnsi="Consolas"/>
           <w:sz w:val="17"/>
         </w:rPr>
-        <w:t>.\venv\Scripts\Activate.ps1</w:t>
+        <w:t>venv</w:t>
+      </w:r>
+      <w:proofErr w:type="spellEnd"/>
+      <w:r>
+        <w:rPr>
+          <w:rFonts w:ascii="Consolas" w:hAnsi="Consolas"/>
+          <w:sz w:val="17"/>
+        </w:rPr>
+        <w:t>\Scripts\Activate.ps1</w:t>
       </w:r>
     </w:p>
     <w:p>
@@ -802,7 +1265,95 @@
         <w:jc w:val="both"/>
       </w:pPr>
       <w:r>
-        <w:t xml:space="preserve">Si PowerShell bloquea la activación, consulte la política de ejecución de su institución. También puede llamar directamente a </w:t>
+        <w:t xml:space="preserve">Si PowerShell </w:t>
+      </w:r>
+      <w:proofErr w:type="spellStart"/>
+      <w:r>
+        <w:t>bloquea</w:t>
+      </w:r>
+      <w:proofErr w:type="spellEnd"/>
+      <w:r>
+        <w:t xml:space="preserve"> la </w:t>
+      </w:r>
+      <w:proofErr w:type="spellStart"/>
+      <w:r>
+        <w:t>activación</w:t>
+      </w:r>
+      <w:proofErr w:type="spellEnd"/>
+      <w:r>
+        <w:t xml:space="preserve">, </w:t>
+      </w:r>
+      <w:proofErr w:type="spellStart"/>
+      <w:r>
+        <w:t>consulte</w:t>
+      </w:r>
+      <w:proofErr w:type="spellEnd"/>
+      <w:r>
+        <w:t xml:space="preserve"> la </w:t>
+      </w:r>
+      <w:proofErr w:type="spellStart"/>
+      <w:r>
+        <w:t>política</w:t>
+      </w:r>
+      <w:proofErr w:type="spellEnd"/>
+      <w:r>
+        <w:t xml:space="preserve"> de </w:t>
+      </w:r>
+      <w:proofErr w:type="spellStart"/>
+      <w:r>
+        <w:t>ejecución</w:t>
+      </w:r>
+      <w:proofErr w:type="spellEnd"/>
+      <w:r>
+        <w:t xml:space="preserve"> de </w:t>
+      </w:r>
+      <w:proofErr w:type="spellStart"/>
+      <w:r>
+        <w:t>su</w:t>
+      </w:r>
+      <w:proofErr w:type="spellEnd"/>
+      <w:r>
+        <w:t xml:space="preserve"> </w:t>
+      </w:r>
+      <w:proofErr w:type="spellStart"/>
+      <w:r>
+        <w:t>institución</w:t>
+      </w:r>
+      <w:proofErr w:type="spellEnd"/>
+      <w:r>
+        <w:t xml:space="preserve">. </w:t>
+      </w:r>
+      <w:proofErr w:type="spellStart"/>
+      <w:r>
+        <w:t>También</w:t>
+      </w:r>
+      <w:proofErr w:type="spellEnd"/>
+      <w:r>
+        <w:t xml:space="preserve"> </w:t>
+      </w:r>
+      <w:proofErr w:type="spellStart"/>
+      <w:r>
+        <w:t>puede</w:t>
+      </w:r>
+      <w:proofErr w:type="spellEnd"/>
+      <w:r>
+        <w:t xml:space="preserve"> </w:t>
+      </w:r>
+      <w:proofErr w:type="spellStart"/>
+      <w:r>
+        <w:t>llamar</w:t>
+      </w:r>
+      <w:proofErr w:type="spellEnd"/>
+      <w:r>
+        <w:t xml:space="preserve"> </w:t>
+      </w:r>
+      <w:proofErr w:type="spellStart"/>
+      <w:r>
+        <w:t>directamente</w:t>
+      </w:r>
+      <w:proofErr w:type="spellEnd"/>
+      <w:r>
+        <w:t xml:space="preserve"> a </w:t>
       </w:r>
       <w:r>
         <w:rPr>
@@ -810,18 +1361,54 @@
           <w:color w:val="404040"/>
           <w:sz w:val="19"/>
         </w:rPr>
-        <w:t>.\venv\Scripts\python.exe</w:t>
-      </w:r>
-      <w:r>
-        <w:t xml:space="preserve"> y </w:t>
-      </w:r>
+        <w:t>.\</w:t>
+      </w:r>
+      <w:proofErr w:type="spellStart"/>
       <w:r>
         <w:rPr>
           <w:rFonts w:ascii="Consolas" w:hAnsi="Consolas"/>
           <w:color w:val="404040"/>
           <w:sz w:val="19"/>
         </w:rPr>
-        <w:t>.\venv\Scripts\pip.exe</w:t>
+        <w:t>venv</w:t>
+      </w:r>
+      <w:proofErr w:type="spellEnd"/>
+      <w:r>
+        <w:rPr>
+          <w:rFonts w:ascii="Consolas" w:hAnsi="Consolas"/>
+          <w:color w:val="404040"/>
+          <w:sz w:val="19"/>
+        </w:rPr>
+        <w:t>\Scripts\python.exe</w:t>
+      </w:r>
+      <w:r>
+        <w:t xml:space="preserve"> y </w:t>
+      </w:r>
+      <w:r>
+        <w:rPr>
+          <w:rFonts w:ascii="Consolas" w:hAnsi="Consolas"/>
+          <w:color w:val="404040"/>
+          <w:sz w:val="19"/>
+        </w:rPr>
+        <w:t>.\</w:t>
+      </w:r>
+      <w:proofErr w:type="spellStart"/>
+      <w:r>
+        <w:rPr>
+          <w:rFonts w:ascii="Consolas" w:hAnsi="Consolas"/>
+          <w:color w:val="404040"/>
+          <w:sz w:val="19"/>
+        </w:rPr>
+        <w:t>venv</w:t>
+      </w:r>
+      <w:proofErr w:type="spellEnd"/>
+      <w:r>
+        <w:rPr>
+          <w:rFonts w:ascii="Consolas" w:hAnsi="Consolas"/>
+          <w:color w:val="404040"/>
+          <w:sz w:val="19"/>
+        </w:rPr>
+        <w:t>\Scripts\pip.exe</w:t>
       </w:r>
       <w:r>
         <w:t>.</w:t>
@@ -832,8 +1419,21 @@
         <w:pStyle w:val="Ttulo2"/>
       </w:pPr>
       <w:r>
-        <w:t>3.2 Instalar dependencias</w:t>
-      </w:r>
+        <w:t xml:space="preserve">3.2 </w:t>
+      </w:r>
+      <w:proofErr w:type="spellStart"/>
+      <w:r>
+        <w:t>Instalar</w:t>
+      </w:r>
+      <w:proofErr w:type="spellEnd"/>
+      <w:r>
+        <w:t xml:space="preserve"> </w:t>
+      </w:r>
+      <w:proofErr w:type="spellStart"/>
+      <w:r>
+        <w:t>dependencias</w:t>
+      </w:r>
+      <w:proofErr w:type="spellEnd"/>
     </w:p>
     <w:p>
       <w:pPr>
@@ -846,14 +1446,7 @@
           <w:rFonts w:ascii="Consolas" w:hAnsi="Consolas"/>
           <w:sz w:val="17"/>
         </w:rPr>
-        <w:t>python -m pip install --</w:t>
-      </w:r>
-      <w:r>
-        <w:rPr>
-          <w:rFonts w:ascii="Consolas" w:hAnsi="Consolas"/>
-          <w:sz w:val="17"/>
-        </w:rPr>
-        <w:t>upgrade pip</w:t>
+        <w:t>python -m pip install --upgrade pip</w:t>
       </w:r>
       <w:r>
         <w:rPr>
@@ -861,53 +1454,195 @@
           <w:sz w:val="17"/>
         </w:rPr>
         <w:br/>
-        <w:t>pip install -r requirements.txt</w:t>
-      </w:r>
-    </w:p>
-    <w:p>
-      <w:pPr>
-        <w:jc w:val="both"/>
-      </w:pPr>
-      <w:r>
-        <w:t>Compruebe la instalación:</w:t>
-      </w:r>
-    </w:p>
-    <w:p>
-      <w:pPr>
-        <w:shd w:val="clear" w:color="auto" w:fill="F2F2F2"/>
-        <w:spacing w:before="80" w:after="160"/>
-        <w:ind w:left="283" w:right="283"/>
-      </w:pPr>
+      </w:r>
+      <w:proofErr w:type="spellStart"/>
       <w:r>
         <w:rPr>
           <w:rFonts w:ascii="Consolas" w:hAnsi="Consolas"/>
           <w:sz w:val="17"/>
         </w:rPr>
-        <w:t>python -c "import fastapi, tensorflow, PIL; print('Dependencias correctas')"</w:t>
+        <w:t>pip</w:t>
+      </w:r>
+      <w:proofErr w:type="spellEnd"/>
+      <w:r>
+        <w:rPr>
+          <w:rFonts w:ascii="Consolas" w:hAnsi="Consolas"/>
+          <w:sz w:val="17"/>
+        </w:rPr>
+        <w:t xml:space="preserve"> install -r requirements.txt</w:t>
       </w:r>
     </w:p>
     <w:p>
       <w:pPr>
-        <w:pStyle w:val="Ttulo1"/>
-      </w:pPr>
-      <w:r>
-        <w:t>4. Puesta en marcha</w:t>
+        <w:jc w:val="both"/>
+      </w:pPr>
+      <w:proofErr w:type="spellStart"/>
+      <w:r>
+        <w:t>Compruebe</w:t>
+      </w:r>
+      <w:proofErr w:type="spellEnd"/>
+      <w:r>
+        <w:t xml:space="preserve"> la </w:t>
+      </w:r>
+      <w:proofErr w:type="spellStart"/>
+      <w:r>
+        <w:t>instalación</w:t>
+      </w:r>
+      <w:proofErr w:type="spellEnd"/>
+      <w:r>
+        <w:t>:</w:t>
       </w:r>
     </w:p>
     <w:p>
       <w:pPr>
-        <w:pStyle w:val="Ttulo2"/>
-      </w:pPr>
-      <w:r>
-        <w:t>4.1 Backend</w:t>
+        <w:shd w:val="clear" w:color="auto" w:fill="F2F2F2"/>
+        <w:spacing w:before="80" w:after="160"/>
+        <w:ind w:left="283" w:right="283"/>
+      </w:pPr>
+      <w:r>
+        <w:rPr>
+          <w:rFonts w:ascii="Consolas" w:hAnsi="Consolas"/>
+          <w:sz w:val="17"/>
+        </w:rPr>
+        <w:t xml:space="preserve">python -c "import </w:t>
+      </w:r>
+      <w:proofErr w:type="spellStart"/>
+      <w:r>
+        <w:rPr>
+          <w:rFonts w:ascii="Consolas" w:hAnsi="Consolas"/>
+          <w:sz w:val="17"/>
+        </w:rPr>
+        <w:t>fastapi</w:t>
+      </w:r>
+      <w:proofErr w:type="spellEnd"/>
+      <w:r>
+        <w:rPr>
+          <w:rFonts w:ascii="Consolas" w:hAnsi="Consolas"/>
+          <w:sz w:val="17"/>
+        </w:rPr>
+        <w:t xml:space="preserve">, </w:t>
+      </w:r>
+      <w:proofErr w:type="spellStart"/>
+      <w:r>
+        <w:rPr>
+          <w:rFonts w:ascii="Consolas" w:hAnsi="Consolas"/>
+          <w:sz w:val="17"/>
+        </w:rPr>
+        <w:t>tensorflow</w:t>
+      </w:r>
+      <w:proofErr w:type="spellEnd"/>
+      <w:r>
+        <w:rPr>
+          <w:rFonts w:ascii="Consolas" w:hAnsi="Consolas"/>
+          <w:sz w:val="17"/>
+        </w:rPr>
+        <w:t>, PIL; print('</w:t>
+      </w:r>
+      <w:proofErr w:type="spellStart"/>
+      <w:r>
+        <w:rPr>
+          <w:rFonts w:ascii="Consolas" w:hAnsi="Consolas"/>
+          <w:sz w:val="17"/>
+        </w:rPr>
+        <w:t>Dependencias</w:t>
+      </w:r>
+      <w:proofErr w:type="spellEnd"/>
+      <w:r>
+        <w:rPr>
+          <w:rFonts w:ascii="Consolas" w:hAnsi="Consolas"/>
+          <w:sz w:val="17"/>
+        </w:rPr>
+        <w:t xml:space="preserve"> </w:t>
+      </w:r>
+      <w:proofErr w:type="spellStart"/>
+      <w:r>
+        <w:rPr>
+          <w:rFonts w:ascii="Consolas" w:hAnsi="Consolas"/>
+          <w:sz w:val="17"/>
+        </w:rPr>
+        <w:t>correctas</w:t>
+      </w:r>
+      <w:proofErr w:type="spellEnd"/>
+      <w:r>
+        <w:rPr>
+          <w:rFonts w:ascii="Consolas" w:hAnsi="Consolas"/>
+          <w:sz w:val="17"/>
+        </w:rPr>
+        <w:t>')"</w:t>
       </w:r>
     </w:p>
     <w:p>
       <w:pPr>
+        <w:pStyle w:val="Ttulo1"/>
+      </w:pPr>
+      <w:r>
+        <w:t xml:space="preserve">4. </w:t>
+      </w:r>
+      <w:proofErr w:type="spellStart"/>
+      <w:r>
+        <w:t>Puesta</w:t>
+      </w:r>
+      <w:proofErr w:type="spellEnd"/>
+      <w:r>
+        <w:t xml:space="preserve"> </w:t>
+      </w:r>
+      <w:proofErr w:type="spellStart"/>
+      <w:r>
+        <w:t>en</w:t>
+      </w:r>
+      <w:proofErr w:type="spellEnd"/>
+      <w:r>
+        <w:t xml:space="preserve"> </w:t>
+      </w:r>
+      <w:proofErr w:type="spellStart"/>
+      <w:r>
+        <w:t>marcha</w:t>
+      </w:r>
+      <w:proofErr w:type="spellEnd"/>
+    </w:p>
+    <w:p>
+      <w:pPr>
+        <w:pStyle w:val="Ttulo2"/>
+      </w:pPr>
+      <w:r>
+        <w:t>4.1 Backend</w:t>
+      </w:r>
+    </w:p>
+    <w:p>
+      <w:pPr>
         <w:jc w:val="both"/>
       </w:pPr>
-      <w:r>
-        <w:t xml:space="preserve">Ejecute desde la raíz, no desde </w:t>
+      <w:proofErr w:type="spellStart"/>
+      <w:r>
+        <w:t>Ejecute</w:t>
+      </w:r>
+      <w:proofErr w:type="spellEnd"/>
+      <w:r>
+        <w:t xml:space="preserve"> </w:t>
+      </w:r>
+      <w:proofErr w:type="spellStart"/>
+      <w:r>
+        <w:t>desde</w:t>
+      </w:r>
+      <w:proofErr w:type="spellEnd"/>
+      <w:r>
+        <w:t xml:space="preserve"> la </w:t>
+      </w:r>
+      <w:proofErr w:type="spellStart"/>
+      <w:r>
+        <w:t>raíz</w:t>
+      </w:r>
+      <w:proofErr w:type="spellEnd"/>
+      <w:r>
+        <w:t xml:space="preserve">, no </w:t>
+      </w:r>
+      <w:proofErr w:type="spellStart"/>
+      <w:r>
+        <w:t>desde</w:t>
+      </w:r>
+      <w:proofErr w:type="spellEnd"/>
+      <w:r>
+        <w:t xml:space="preserve"> </w:t>
       </w:r>
       <w:r>
         <w:rPr>
@@ -927,28 +1662,59 @@
         <w:spacing w:before="80" w:after="160"/>
         <w:ind w:left="283" w:right="283"/>
       </w:pPr>
+      <w:proofErr w:type="spellStart"/>
       <w:r>
         <w:rPr>
           <w:rFonts w:ascii="Consolas" w:hAnsi="Consolas"/>
           <w:sz w:val="17"/>
         </w:rPr>
-        <w:t>uvicorn backend.main:app --reload -</w:t>
-      </w:r>
+        <w:t>uvicorn</w:t>
+      </w:r>
+      <w:proofErr w:type="spellEnd"/>
       <w:r>
         <w:rPr>
           <w:rFonts w:ascii="Consolas" w:hAnsi="Consolas"/>
           <w:sz w:val="17"/>
         </w:rPr>
-        <w:t>-host 127.0.0.1 --port 8000</w:t>
+        <w:t xml:space="preserve"> </w:t>
+      </w:r>
+      <w:proofErr w:type="spellStart"/>
+      <w:r>
+        <w:rPr>
+          <w:rFonts w:ascii="Consolas" w:hAnsi="Consolas"/>
+          <w:sz w:val="17"/>
+        </w:rPr>
+        <w:t>backend.main:app</w:t>
+      </w:r>
+      <w:proofErr w:type="spellEnd"/>
+      <w:r>
+        <w:rPr>
+          <w:rFonts w:ascii="Consolas" w:hAnsi="Consolas"/>
+          <w:sz w:val="17"/>
+        </w:rPr>
+        <w:t xml:space="preserve"> --reload --host 127.0.0.1 --port 8000</w:t>
       </w:r>
     </w:p>
     <w:p>
       <w:pPr>
         <w:jc w:val="both"/>
       </w:pPr>
+      <w:proofErr w:type="spellStart"/>
       <w:r>
         <w:lastRenderedPageBreak/>
-        <w:t>Direcciones importantes:</w:t>
+        <w:t>Direcciones</w:t>
+      </w:r>
+      <w:proofErr w:type="spellEnd"/>
+      <w:r>
+        <w:t xml:space="preserve"> </w:t>
+      </w:r>
+      <w:proofErr w:type="spellStart"/>
+      <w:r>
+        <w:t>importantes</w:t>
+      </w:r>
+      <w:proofErr w:type="spellEnd"/>
+      <w:r>
+        <w:t>:</w:t>
       </w:r>
     </w:p>
     <w:p>
@@ -971,8 +1737,13 @@
       <w:pPr>
         <w:pStyle w:val="Listaconvietas"/>
       </w:pPr>
-      <w:r>
-        <w:t xml:space="preserve">Salud: </w:t>
+      <w:proofErr w:type="spellStart"/>
+      <w:r>
+        <w:t>Salud</w:t>
+      </w:r>
+      <w:proofErr w:type="spellEnd"/>
+      <w:r>
+        <w:t xml:space="preserve">: </w:t>
       </w:r>
       <w:r>
         <w:rPr>
@@ -1003,8 +1774,21 @@
       <w:pPr>
         <w:pStyle w:val="Listaconvietas"/>
       </w:pPr>
-      <w:r>
-        <w:t xml:space="preserve">Esquema OpenAPI: </w:t>
+      <w:proofErr w:type="spellStart"/>
+      <w:r>
+        <w:t>Esquema</w:t>
+      </w:r>
+      <w:proofErr w:type="spellEnd"/>
+      <w:r>
+        <w:t xml:space="preserve"> </w:t>
+      </w:r>
+      <w:proofErr w:type="spellStart"/>
+      <w:r>
+        <w:t>OpenAPI</w:t>
+      </w:r>
+      <w:proofErr w:type="spellEnd"/>
+      <w:r>
+        <w:t xml:space="preserve">: </w:t>
       </w:r>
       <w:r>
         <w:rPr>
@@ -1027,8 +1811,21 @@
       <w:pPr>
         <w:jc w:val="both"/>
       </w:pPr>
-      <w:r>
-        <w:t>En una segunda terminal:</w:t>
+      <w:proofErr w:type="spellStart"/>
+      <w:r>
+        <w:t>En</w:t>
+      </w:r>
+      <w:proofErr w:type="spellEnd"/>
+      <w:r>
+        <w:t xml:space="preserve"> una </w:t>
+      </w:r>
+      <w:proofErr w:type="spellStart"/>
+      <w:r>
+        <w:t>segunda</w:t>
+      </w:r>
+      <w:proofErr w:type="spellEnd"/>
+      <w:r>
+        <w:t xml:space="preserve"> terminal:</w:t>
       </w:r>
     </w:p>
     <w:p>
@@ -1042,22 +1839,36 @@
           <w:rFonts w:ascii="Consolas" w:hAnsi="Consolas"/>
           <w:sz w:val="17"/>
         </w:rPr>
-        <w:t>python -m h</w:t>
-      </w:r>
+        <w:t xml:space="preserve">python -m </w:t>
+      </w:r>
+      <w:proofErr w:type="spellStart"/>
       <w:r>
         <w:rPr>
           <w:rFonts w:ascii="Consolas" w:hAnsi="Consolas"/>
           <w:sz w:val="17"/>
         </w:rPr>
-        <w:t>ttp.server 5500 --directory frontend</w:t>
+        <w:t>http.server</w:t>
+      </w:r>
+      <w:proofErr w:type="spellEnd"/>
+      <w:r>
+        <w:rPr>
+          <w:rFonts w:ascii="Consolas" w:hAnsi="Consolas"/>
+          <w:sz w:val="17"/>
+        </w:rPr>
+        <w:t xml:space="preserve"> 5500 --directory frontend</w:t>
       </w:r>
     </w:p>
     <w:p>
       <w:pPr>
         <w:jc w:val="both"/>
       </w:pPr>
-      <w:r>
-        <w:t xml:space="preserve">Abra </w:t>
+      <w:proofErr w:type="spellStart"/>
+      <w:r>
+        <w:t>Abra</w:t>
+      </w:r>
+      <w:proofErr w:type="spellEnd"/>
+      <w:r>
+        <w:t xml:space="preserve"> </w:t>
       </w:r>
       <w:r>
         <w:rPr>
@@ -1068,7 +1879,23 @@
         <w:t>http://localhost:5500</w:t>
       </w:r>
       <w:r>
-        <w:t xml:space="preserve">. No se recomienda abrir </w:t>
+        <w:t xml:space="preserve">. No se </w:t>
+      </w:r>
+      <w:proofErr w:type="spellStart"/>
+      <w:r>
+        <w:t>recomienda</w:t>
+      </w:r>
+      <w:proofErr w:type="spellEnd"/>
+      <w:r>
+        <w:t xml:space="preserve"> </w:t>
+      </w:r>
+      <w:proofErr w:type="spellStart"/>
+      <w:r>
+        <w:t>abrir</w:t>
+      </w:r>
+      <w:proofErr w:type="spellEnd"/>
+      <w:r>
+        <w:t xml:space="preserve"> </w:t>
       </w:r>
       <w:r>
         <w:rPr>
@@ -1079,7 +1906,55 @@
         <w:t>index.html</w:t>
       </w:r>
       <w:r>
-        <w:t xml:space="preserve"> directamente porque un servidor local reproduce mejor el comportamiento HTTP real.</w:t>
+        <w:t xml:space="preserve"> </w:t>
+      </w:r>
+      <w:proofErr w:type="spellStart"/>
+      <w:r>
+        <w:t>directamente</w:t>
+      </w:r>
+      <w:proofErr w:type="spellEnd"/>
+      <w:r>
+        <w:t xml:space="preserve"> </w:t>
+      </w:r>
+      <w:proofErr w:type="spellStart"/>
+      <w:r>
+        <w:t>porque</w:t>
+      </w:r>
+      <w:proofErr w:type="spellEnd"/>
+      <w:r>
+        <w:t xml:space="preserve"> un </w:t>
+      </w:r>
+      <w:proofErr w:type="spellStart"/>
+      <w:r>
+        <w:t>servidor</w:t>
+      </w:r>
+      <w:proofErr w:type="spellEnd"/>
+      <w:r>
+        <w:t xml:space="preserve"> local reproduce </w:t>
+      </w:r>
+      <w:proofErr w:type="spellStart"/>
+      <w:r>
+        <w:t>mejor</w:t>
+      </w:r>
+      <w:proofErr w:type="spellEnd"/>
+      <w:r>
+        <w:t xml:space="preserve"> </w:t>
+      </w:r>
+      <w:proofErr w:type="spellStart"/>
+      <w:r>
+        <w:t>el</w:t>
+      </w:r>
+      <w:proofErr w:type="spellEnd"/>
+      <w:r>
+        <w:t xml:space="preserve"> </w:t>
+      </w:r>
+      <w:proofErr w:type="spellStart"/>
+      <w:r>
+        <w:t>comportamiento</w:t>
+      </w:r>
+      <w:proofErr w:type="spellEnd"/>
+      <w:r>
+        <w:t xml:space="preserve"> HTTP real.</w:t>
       </w:r>
     </w:p>
     <w:p>
@@ -1087,16 +1962,30 @@
         <w:pStyle w:val="Ttulo1"/>
       </w:pPr>
       <w:r>
-        <w:t>5. Configuración</w:t>
-      </w:r>
+        <w:t xml:space="preserve">5. </w:t>
+      </w:r>
+      <w:proofErr w:type="spellStart"/>
+      <w:r>
+        <w:t>Configuración</w:t>
+      </w:r>
+      <w:proofErr w:type="spellEnd"/>
     </w:p>
     <w:p>
       <w:pPr>
         <w:jc w:val="both"/>
       </w:pPr>
       <w:r>
-        <w:t xml:space="preserve">La clase </w:t>
-      </w:r>
+        <w:t xml:space="preserve">La </w:t>
+      </w:r>
+      <w:proofErr w:type="spellStart"/>
+      <w:r>
+        <w:t>clase</w:t>
+      </w:r>
+      <w:proofErr w:type="spellEnd"/>
+      <w:r>
+        <w:t xml:space="preserve"> </w:t>
+      </w:r>
+      <w:proofErr w:type="spellStart"/>
       <w:r>
         <w:rPr>
           <w:rFonts w:ascii="Consolas" w:hAnsi="Consolas"/>
@@ -1105,8 +1994,25 @@
         </w:rPr>
         <w:t>TrainConfig</w:t>
       </w:r>
-      <w:r>
-        <w:t xml:space="preserve"> valida los parámetros:</w:t>
+      <w:proofErr w:type="spellEnd"/>
+      <w:r>
+        <w:t xml:space="preserve"> </w:t>
+      </w:r>
+      <w:proofErr w:type="spellStart"/>
+      <w:r>
+        <w:t>valida</w:t>
+      </w:r>
+      <w:proofErr w:type="spellEnd"/>
+      <w:r>
+        <w:t xml:space="preserve"> los </w:t>
+      </w:r>
+      <w:proofErr w:type="spellStart"/>
+      <w:r>
+        <w:t>parámetros</w:t>
+      </w:r>
+      <w:proofErr w:type="spellEnd"/>
+      <w:r>
+        <w:t>:</w:t>
       </w:r>
     </w:p>
     <w:tbl>
@@ -1162,20 +2068,15 @@
             <w:vAlign w:val="center"/>
           </w:tcPr>
           <w:p>
+            <w:proofErr w:type="spellStart"/>
             <w:r>
               <w:rPr>
                 <w:b/>
                 <w:color w:val="FFFFFF"/>
               </w:rPr>
-              <w:t>Predete</w:t>
+              <w:t>Predeterminado</w:t>
             </w:r>
-            <w:r>
-              <w:rPr>
-                <w:b/>
-                <w:color w:val="FFFFFF"/>
-              </w:rPr>
-              <w:t>rminado</w:t>
-            </w:r>
+            <w:proofErr w:type="spellEnd"/>
           </w:p>
         </w:tc>
         <w:tc>
@@ -1191,6 +2092,7 @@
             <w:vAlign w:val="center"/>
           </w:tcPr>
           <w:p>
+            <w:proofErr w:type="spellStart"/>
             <w:r>
               <w:rPr>
                 <w:b/>
@@ -1198,6 +2100,7 @@
               </w:rPr>
               <w:t>Restricción</w:t>
             </w:r>
+            <w:proofErr w:type="spellEnd"/>
           </w:p>
         </w:tc>
         <w:tc>
@@ -1213,6 +2116,7 @@
             <w:vAlign w:val="center"/>
           </w:tcPr>
           <w:p>
+            <w:proofErr w:type="spellStart"/>
             <w:r>
               <w:rPr>
                 <w:b/>
@@ -1220,6 +2124,7 @@
               </w:rPr>
               <w:t>Descripción</w:t>
             </w:r>
+            <w:proofErr w:type="spellEnd"/>
           </w:p>
         </w:tc>
       </w:tr>
@@ -1295,9 +2200,35 @@
             <w:vAlign w:val="center"/>
           </w:tcPr>
           <w:p>
+            <w:proofErr w:type="spellStart"/>
             <w:r>
-              <w:t>Pasadas completas sobre los datos</w:t>
+              <w:t>Pasadas</w:t>
             </w:r>
+            <w:proofErr w:type="spellEnd"/>
+            <w:r>
+              <w:t xml:space="preserve"> </w:t>
+            </w:r>
+            <w:proofErr w:type="spellStart"/>
+            <w:r>
+              <w:t>completas</w:t>
+            </w:r>
+            <w:proofErr w:type="spellEnd"/>
+            <w:r>
+              <w:t xml:space="preserve"> </w:t>
+            </w:r>
+            <w:proofErr w:type="spellStart"/>
+            <w:r>
+              <w:t>sobre</w:t>
+            </w:r>
+            <w:proofErr w:type="spellEnd"/>
+            <w:r>
+              <w:t xml:space="preserve"> los </w:t>
+            </w:r>
+            <w:proofErr w:type="spellStart"/>
+            <w:r>
+              <w:t>datos</w:t>
+            </w:r>
+            <w:proofErr w:type="spellEnd"/>
           </w:p>
         </w:tc>
       </w:tr>
@@ -1317,6 +2248,7 @@
             <w:vAlign w:val="center"/>
           </w:tcPr>
           <w:p>
+            <w:proofErr w:type="spellStart"/>
             <w:r>
               <w:rPr>
                 <w:rFonts w:ascii="Consolas" w:hAnsi="Consolas"/>
@@ -1325,6 +2257,7 @@
               </w:rPr>
               <w:t>batch_size</w:t>
             </w:r>
+            <w:proofErr w:type="spellEnd"/>
           </w:p>
         </w:tc>
         <w:tc>
@@ -1373,9 +2306,27 @@
             <w:vAlign w:val="center"/>
           </w:tcPr>
           <w:p>
+            <w:proofErr w:type="spellStart"/>
             <w:r>
-              <w:t>Muestras procesadas por actualización</w:t>
+              <w:t>Muestras</w:t>
             </w:r>
+            <w:proofErr w:type="spellEnd"/>
+            <w:r>
+              <w:t xml:space="preserve"> </w:t>
+            </w:r>
+            <w:proofErr w:type="spellStart"/>
+            <w:r>
+              <w:t>procesadas</w:t>
+            </w:r>
+            <w:proofErr w:type="spellEnd"/>
+            <w:r>
+              <w:t xml:space="preserve"> por </w:t>
+            </w:r>
+            <w:proofErr w:type="spellStart"/>
+            <w:r>
+              <w:t>actualización</w:t>
+            </w:r>
+            <w:proofErr w:type="spellEnd"/>
           </w:p>
         </w:tc>
       </w:tr>
@@ -1395,6 +2346,7 @@
             <w:vAlign w:val="center"/>
           </w:tcPr>
           <w:p>
+            <w:proofErr w:type="spellStart"/>
             <w:r>
               <w:rPr>
                 <w:rFonts w:ascii="Consolas" w:hAnsi="Consolas"/>
@@ -1403,6 +2355,7 @@
               </w:rPr>
               <w:t>learning_rate</w:t>
             </w:r>
+            <w:proofErr w:type="spellEnd"/>
           </w:p>
         </w:tc>
         <w:tc>
@@ -1451,8 +2404,21 @@
             <w:vAlign w:val="center"/>
           </w:tcPr>
           <w:p>
+            <w:proofErr w:type="spellStart"/>
             <w:r>
-              <w:t>Tamaño del ajuste de pesos</w:t>
+              <w:t>Tamaño</w:t>
+            </w:r>
+            <w:proofErr w:type="spellEnd"/>
+            <w:r>
+              <w:t xml:space="preserve"> del </w:t>
+            </w:r>
+            <w:proofErr w:type="spellStart"/>
+            <w:r>
+              <w:t>ajuste</w:t>
+            </w:r>
+            <w:proofErr w:type="spellEnd"/>
+            <w:r>
+              <w:t xml:space="preserve"> de pesos</w:t>
             </w:r>
           </w:p>
         </w:tc>
@@ -1495,6 +2461,7 @@
             <w:vAlign w:val="center"/>
           </w:tcPr>
           <w:p>
+            <w:proofErr w:type="spellStart"/>
             <w:r>
               <w:rPr>
                 <w:rFonts w:ascii="Consolas" w:hAnsi="Consolas"/>
@@ -1503,6 +2470,7 @@
               </w:rPr>
               <w:t>adam</w:t>
             </w:r>
+            <w:proofErr w:type="spellEnd"/>
           </w:p>
         </w:tc>
         <w:tc>
@@ -1517,9 +2485,11 @@
             <w:vAlign w:val="center"/>
           </w:tcPr>
           <w:p>
+            <w:proofErr w:type="spellStart"/>
             <w:r>
               <w:t>texto</w:t>
             </w:r>
+            <w:proofErr w:type="spellEnd"/>
           </w:p>
         </w:tc>
         <w:tc>
@@ -1534,6 +2504,7 @@
             <w:vAlign w:val="center"/>
           </w:tcPr>
           <w:p>
+            <w:proofErr w:type="spellStart"/>
             <w:r>
               <w:rPr>
                 <w:rFonts w:ascii="Consolas" w:hAnsi="Consolas"/>
@@ -1542,11 +2513,49 @@
               </w:rPr>
               <w:t>adam</w:t>
             </w:r>
+            <w:proofErr w:type="spellEnd"/>
             <w:r>
-              <w:t xml:space="preserve">; cualquier otro </w:t>
+              <w:t xml:space="preserve">; </w:t>
             </w:r>
+            <w:proofErr w:type="spellStart"/>
             <w:r>
-              <w:t>valor usa SGD en la implementación actual</w:t>
+              <w:t>cualquier</w:t>
+            </w:r>
+            <w:proofErr w:type="spellEnd"/>
+            <w:r>
+              <w:t xml:space="preserve"> </w:t>
+            </w:r>
+            <w:proofErr w:type="spellStart"/>
+            <w:r>
+              <w:t>otro</w:t>
+            </w:r>
+            <w:proofErr w:type="spellEnd"/>
+            <w:r>
+              <w:t xml:space="preserve"> valor </w:t>
+            </w:r>
+            <w:proofErr w:type="spellStart"/>
+            <w:r>
+              <w:t>usa</w:t>
+            </w:r>
+            <w:proofErr w:type="spellEnd"/>
+            <w:r>
+              <w:t xml:space="preserve"> SGD </w:t>
+            </w:r>
+            <w:proofErr w:type="spellStart"/>
+            <w:r>
+              <w:t>en</w:t>
+            </w:r>
+            <w:proofErr w:type="spellEnd"/>
+            <w:r>
+              <w:t xml:space="preserve"> la </w:t>
+            </w:r>
+            <w:proofErr w:type="spellStart"/>
+            <w:r>
+              <w:t>implementación</w:t>
+            </w:r>
+            <w:proofErr w:type="spellEnd"/>
+            <w:r>
+              <w:t xml:space="preserve"> actual</w:t>
             </w:r>
           </w:p>
         </w:tc>
@@ -1623,9 +2632,35 @@
             <w:vAlign w:val="center"/>
           </w:tcPr>
           <w:p>
+            <w:proofErr w:type="spellStart"/>
             <w:r>
-              <w:t>Fracción desactivada en entrenamiento</w:t>
+              <w:t>Fracción</w:t>
             </w:r>
+            <w:proofErr w:type="spellEnd"/>
+            <w:r>
+              <w:t xml:space="preserve"> </w:t>
+            </w:r>
+            <w:proofErr w:type="spellStart"/>
+            <w:r>
+              <w:t>desactivada</w:t>
+            </w:r>
+            <w:proofErr w:type="spellEnd"/>
+            <w:r>
+              <w:t xml:space="preserve"> </w:t>
+            </w:r>
+            <w:proofErr w:type="spellStart"/>
+            <w:r>
+              <w:t>en</w:t>
+            </w:r>
+            <w:proofErr w:type="spellEnd"/>
+            <w:r>
+              <w:t xml:space="preserve"> </w:t>
+            </w:r>
+            <w:proofErr w:type="spellStart"/>
+            <w:r>
+              <w:t>entrenamiento</w:t>
+            </w:r>
+            <w:proofErr w:type="spellEnd"/>
           </w:p>
         </w:tc>
       </w:tr>
@@ -1640,7 +2675,39 @@
         <w:jc w:val="both"/>
       </w:pPr>
       <w:r>
-        <w:t xml:space="preserve">Las rutas y dimensiones se centralizan en </w:t>
+        <w:t xml:space="preserve">Las </w:t>
+      </w:r>
+      <w:proofErr w:type="spellStart"/>
+      <w:r>
+        <w:t>rutas</w:t>
+      </w:r>
+      <w:proofErr w:type="spellEnd"/>
+      <w:r>
+        <w:t xml:space="preserve"> y </w:t>
+      </w:r>
+      <w:proofErr w:type="spellStart"/>
+      <w:r>
+        <w:t>dimensiones</w:t>
+      </w:r>
+      <w:proofErr w:type="spellEnd"/>
+      <w:r>
+        <w:t xml:space="preserve"> se </w:t>
+      </w:r>
+      <w:proofErr w:type="spellStart"/>
+      <w:r>
+        <w:t>centralizan</w:t>
+      </w:r>
+      <w:proofErr w:type="spellEnd"/>
+      <w:r>
+        <w:t xml:space="preserve"> </w:t>
+      </w:r>
+      <w:proofErr w:type="spellStart"/>
+      <w:r>
+        <w:t>en</w:t>
+      </w:r>
+      <w:proofErr w:type="spellEnd"/>
+      <w:r>
+        <w:t xml:space="preserve"> </w:t>
       </w:r>
       <w:r>
         <w:rPr>
@@ -1651,7 +2718,23 @@
         <w:t>backend/config.py</w:t>
       </w:r>
       <w:r>
-        <w:t>. Las imágenes de entrada del modelo son de 28 × 28 con un canal.</w:t>
+        <w:t xml:space="preserve">. Las </w:t>
+      </w:r>
+      <w:proofErr w:type="spellStart"/>
+      <w:r>
+        <w:t>imágenes</w:t>
+      </w:r>
+      <w:proofErr w:type="spellEnd"/>
+      <w:r>
+        <w:t xml:space="preserve"> de entrada del </w:t>
+      </w:r>
+      <w:proofErr w:type="spellStart"/>
+      <w:r>
+        <w:t>modelo</w:t>
+      </w:r>
+      <w:proofErr w:type="spellEnd"/>
+      <w:r>
+        <w:t xml:space="preserve"> son de 28 × 28 con un canal.</w:t>
       </w:r>
     </w:p>
     <w:p>
@@ -1659,27 +2742,43 @@
         <w:pStyle w:val="Ttulo1"/>
       </w:pPr>
       <w:r>
-        <w:t>6. Componentes internos</w:t>
-      </w:r>
+        <w:t xml:space="preserve">6. </w:t>
+      </w:r>
+      <w:proofErr w:type="spellStart"/>
+      <w:r>
+        <w:t>Componentes</w:t>
+      </w:r>
+      <w:proofErr w:type="spellEnd"/>
+      <w:r>
+        <w:t xml:space="preserve"> </w:t>
+      </w:r>
+      <w:proofErr w:type="spellStart"/>
+      <w:r>
+        <w:t>internos</w:t>
+      </w:r>
+      <w:proofErr w:type="spellEnd"/>
     </w:p>
     <w:p>
       <w:pPr>
         <w:pStyle w:val="Ttulo2"/>
       </w:pPr>
       <w:r>
-        <w:t>`ba</w:t>
-      </w:r>
-      <w:r>
-        <w:t>ckend/main.py`</w:t>
+        <w:t>`backend/main.py`</w:t>
       </w:r>
     </w:p>
     <w:p>
       <w:pPr>
         <w:jc w:val="both"/>
       </w:pPr>
-      <w:r>
-        <w:t xml:space="preserve">Crea </w:t>
-      </w:r>
+      <w:proofErr w:type="spellStart"/>
+      <w:r>
+        <w:t>Crea</w:t>
+      </w:r>
+      <w:proofErr w:type="spellEnd"/>
+      <w:r>
+        <w:t xml:space="preserve"> </w:t>
+      </w:r>
+      <w:proofErr w:type="spellStart"/>
       <w:r>
         <w:rPr>
           <w:rFonts w:ascii="Consolas" w:hAnsi="Consolas"/>
@@ -1688,8 +2787,33 @@
         </w:rPr>
         <w:t>FastAPI</w:t>
       </w:r>
-      <w:r>
-        <w:t>, configura CORS e incluye el router.</w:t>
+      <w:proofErr w:type="spellEnd"/>
+      <w:r>
+        <w:t xml:space="preserve">, </w:t>
+      </w:r>
+      <w:proofErr w:type="spellStart"/>
+      <w:r>
+        <w:t>configura</w:t>
+      </w:r>
+      <w:proofErr w:type="spellEnd"/>
+      <w:r>
+        <w:t xml:space="preserve"> CORS e </w:t>
+      </w:r>
+      <w:proofErr w:type="spellStart"/>
+      <w:r>
+        <w:t>incluye</w:t>
+      </w:r>
+      <w:proofErr w:type="spellEnd"/>
+      <w:r>
+        <w:t xml:space="preserve"> </w:t>
+      </w:r>
+      <w:proofErr w:type="spellStart"/>
+      <w:r>
+        <w:t>el</w:t>
+      </w:r>
+      <w:proofErr w:type="spellEnd"/>
+      <w:r>
+        <w:t xml:space="preserve"> router.</w:t>
       </w:r>
     </w:p>
     <w:p>
@@ -1697,7 +2821,6 @@
         <w:pStyle w:val="Ttulo2"/>
       </w:pPr>
       <w:r>
-        <w:lastRenderedPageBreak/>
         <w:t>`backend/api.py`</w:t>
       </w:r>
     </w:p>
@@ -1705,8 +2828,109 @@
       <w:pPr>
         <w:jc w:val="both"/>
       </w:pPr>
-      <w:r>
-        <w:t>Expone salud, estado, configuración, entrenamiento, métricas y predicción. Convierte excepciones de operaciones principales en respuestas HTTP 500.</w:t>
+      <w:proofErr w:type="spellStart"/>
+      <w:r>
+        <w:t>Expone</w:t>
+      </w:r>
+      <w:proofErr w:type="spellEnd"/>
+      <w:r>
+        <w:t xml:space="preserve"> </w:t>
+      </w:r>
+      <w:proofErr w:type="spellStart"/>
+      <w:r>
+        <w:t>salud</w:t>
+      </w:r>
+      <w:proofErr w:type="spellEnd"/>
+      <w:r>
+        <w:t xml:space="preserve">, </w:t>
+      </w:r>
+      <w:proofErr w:type="spellStart"/>
+      <w:r>
+        <w:t>estado</w:t>
+      </w:r>
+      <w:proofErr w:type="spellEnd"/>
+      <w:r>
+        <w:t xml:space="preserve">, </w:t>
+      </w:r>
+      <w:proofErr w:type="spellStart"/>
+      <w:r>
+        <w:t>configuración</w:t>
+      </w:r>
+      <w:proofErr w:type="spellEnd"/>
+      <w:r>
+        <w:t xml:space="preserve">, </w:t>
+      </w:r>
+      <w:proofErr w:type="spellStart"/>
+      <w:r>
+        <w:t>entrenamiento</w:t>
+      </w:r>
+      <w:proofErr w:type="spellEnd"/>
+      <w:r>
+        <w:t xml:space="preserve">, </w:t>
+      </w:r>
+      <w:proofErr w:type="spellStart"/>
+      <w:r>
+        <w:t>métricas</w:t>
+      </w:r>
+      <w:proofErr w:type="spellEnd"/>
+      <w:r>
+        <w:t xml:space="preserve"> y </w:t>
+      </w:r>
+      <w:proofErr w:type="spellStart"/>
+      <w:r>
+        <w:t>predicción</w:t>
+      </w:r>
+      <w:proofErr w:type="spellEnd"/>
+      <w:r>
+        <w:t xml:space="preserve">. </w:t>
+      </w:r>
+      <w:proofErr w:type="spellStart"/>
+      <w:r>
+        <w:t>Convierte</w:t>
+      </w:r>
+      <w:proofErr w:type="spellEnd"/>
+      <w:r>
+        <w:t xml:space="preserve"> </w:t>
+      </w:r>
+      <w:proofErr w:type="spellStart"/>
+      <w:r>
+        <w:t>excepciones</w:t>
+      </w:r>
+      <w:proofErr w:type="spellEnd"/>
+      <w:r>
+        <w:t xml:space="preserve"> de </w:t>
+      </w:r>
+      <w:proofErr w:type="spellStart"/>
+      <w:r>
+        <w:t>operaciones</w:t>
+      </w:r>
+      <w:proofErr w:type="spellEnd"/>
+      <w:r>
+        <w:t xml:space="preserve"> </w:t>
+      </w:r>
+      <w:proofErr w:type="spellStart"/>
+      <w:r>
+        <w:t>principales</w:t>
+      </w:r>
+      <w:proofErr w:type="spellEnd"/>
+      <w:r>
+        <w:t xml:space="preserve"> </w:t>
+      </w:r>
+      <w:proofErr w:type="spellStart"/>
+      <w:r>
+        <w:t>en</w:t>
+      </w:r>
+      <w:proofErr w:type="spellEnd"/>
+      <w:r>
+        <w:t xml:space="preserve"> </w:t>
+      </w:r>
+      <w:proofErr w:type="spellStart"/>
+      <w:r>
+        <w:t>respuestas</w:t>
+      </w:r>
+      <w:proofErr w:type="spellEnd"/>
+      <w:r>
+        <w:t xml:space="preserve"> HTTP 500.</w:t>
       </w:r>
     </w:p>
     <w:p>
@@ -1714,6 +2938,7 @@
         <w:pStyle w:val="Ttulo2"/>
       </w:pPr>
       <w:r>
+        <w:lastRenderedPageBreak/>
         <w:t>`backend/train.py`</w:t>
       </w:r>
     </w:p>
@@ -1722,11 +2947,33 @@
         <w:jc w:val="both"/>
       </w:pPr>
       <w:r>
-        <w:t>Carga F</w:t>
-      </w:r>
-      <w:r>
-        <w:t xml:space="preserve">ashion-MNIST, normaliza las matrices, construye la CNN, ejecuta </w:t>
-      </w:r>
+        <w:t xml:space="preserve">Carga Fashion-MNIST, </w:t>
+      </w:r>
+      <w:proofErr w:type="spellStart"/>
+      <w:r>
+        <w:t>normaliza</w:t>
+      </w:r>
+      <w:proofErr w:type="spellEnd"/>
+      <w:r>
+        <w:t xml:space="preserve"> las matrices, </w:t>
+      </w:r>
+      <w:proofErr w:type="spellStart"/>
+      <w:r>
+        <w:t>construye</w:t>
+      </w:r>
+      <w:proofErr w:type="spellEnd"/>
+      <w:r>
+        <w:t xml:space="preserve"> la CNN, </w:t>
+      </w:r>
+      <w:proofErr w:type="spellStart"/>
+      <w:r>
+        <w:t>ejecuta</w:t>
+      </w:r>
+      <w:proofErr w:type="spellEnd"/>
+      <w:r>
+        <w:t xml:space="preserve"> </w:t>
+      </w:r>
+      <w:proofErr w:type="spellStart"/>
       <w:r>
         <w:rPr>
           <w:rFonts w:ascii="Consolas" w:hAnsi="Consolas"/>
@@ -1735,8 +2982,49 @@
         </w:rPr>
         <w:t>model.fit</w:t>
       </w:r>
-      <w:r>
-        <w:t>, guarda el modelo y registra las métricas.</w:t>
+      <w:proofErr w:type="spellEnd"/>
+      <w:r>
+        <w:t xml:space="preserve">, </w:t>
+      </w:r>
+      <w:proofErr w:type="spellStart"/>
+      <w:r>
+        <w:t>guarda</w:t>
+      </w:r>
+      <w:proofErr w:type="spellEnd"/>
+      <w:r>
+        <w:t xml:space="preserve"> </w:t>
+      </w:r>
+      <w:proofErr w:type="spellStart"/>
+      <w:r>
+        <w:t>el</w:t>
+      </w:r>
+      <w:proofErr w:type="spellEnd"/>
+      <w:r>
+        <w:t xml:space="preserve"> </w:t>
+      </w:r>
+      <w:proofErr w:type="spellStart"/>
+      <w:r>
+        <w:t>modelo</w:t>
+      </w:r>
+      <w:proofErr w:type="spellEnd"/>
+      <w:r>
+        <w:t xml:space="preserve"> y </w:t>
+      </w:r>
+      <w:proofErr w:type="spellStart"/>
+      <w:r>
+        <w:t>registra</w:t>
+      </w:r>
+      <w:proofErr w:type="spellEnd"/>
+      <w:r>
+        <w:t xml:space="preserve"> las </w:t>
+      </w:r>
+      <w:proofErr w:type="spellStart"/>
+      <w:r>
+        <w:t>métricas</w:t>
+      </w:r>
+      <w:proofErr w:type="spellEnd"/>
+      <w:r>
+        <w:t>.</w:t>
       </w:r>
     </w:p>
     <w:p>
@@ -1751,8 +3039,77 @@
       <w:pPr>
         <w:jc w:val="both"/>
       </w:pPr>
-      <w:r>
-        <w:t xml:space="preserve">Mantiene una caché del modelo. Cada imagen se convierte a gris, se redimensiona, se normaliza y se transforma a </w:t>
+      <w:proofErr w:type="spellStart"/>
+      <w:r>
+        <w:t>Mantiene</w:t>
+      </w:r>
+      <w:proofErr w:type="spellEnd"/>
+      <w:r>
+        <w:t xml:space="preserve"> una </w:t>
+      </w:r>
+      <w:proofErr w:type="spellStart"/>
+      <w:r>
+        <w:t>caché</w:t>
+      </w:r>
+      <w:proofErr w:type="spellEnd"/>
+      <w:r>
+        <w:t xml:space="preserve"> del </w:t>
+      </w:r>
+      <w:proofErr w:type="spellStart"/>
+      <w:r>
+        <w:t>modelo</w:t>
+      </w:r>
+      <w:proofErr w:type="spellEnd"/>
+      <w:r>
+        <w:t xml:space="preserve">. </w:t>
+      </w:r>
+      <w:proofErr w:type="spellStart"/>
+      <w:r>
+        <w:t>Cada</w:t>
+      </w:r>
+      <w:proofErr w:type="spellEnd"/>
+      <w:r>
+        <w:t xml:space="preserve"> imagen se </w:t>
+      </w:r>
+      <w:proofErr w:type="spellStart"/>
+      <w:r>
+        <w:t>convierte</w:t>
+      </w:r>
+      <w:proofErr w:type="spellEnd"/>
+      <w:r>
+        <w:t xml:space="preserve"> a </w:t>
+      </w:r>
+      <w:proofErr w:type="spellStart"/>
+      <w:r>
+        <w:t>gris</w:t>
+      </w:r>
+      <w:proofErr w:type="spellEnd"/>
+      <w:r>
+        <w:t xml:space="preserve">, se </w:t>
+      </w:r>
+      <w:proofErr w:type="spellStart"/>
+      <w:r>
+        <w:t>redimensiona</w:t>
+      </w:r>
+      <w:proofErr w:type="spellEnd"/>
+      <w:r>
+        <w:t xml:space="preserve">, se </w:t>
+      </w:r>
+      <w:proofErr w:type="spellStart"/>
+      <w:r>
+        <w:t>normaliza</w:t>
+      </w:r>
+      <w:proofErr w:type="spellEnd"/>
+      <w:r>
+        <w:t xml:space="preserve"> y se </w:t>
+      </w:r>
+      <w:proofErr w:type="spellStart"/>
+      <w:r>
+        <w:t>transforma</w:t>
+      </w:r>
+      <w:proofErr w:type="spellEnd"/>
+      <w:r>
+        <w:t xml:space="preserve"> a </w:t>
       </w:r>
       <w:r>
         <w:rPr>
@@ -1778,8 +3135,45 @@
       <w:pPr>
         <w:jc w:val="both"/>
       </w:pPr>
-      <w:r>
-        <w:t>Administra la persistencia JSON y comprueba la existencia del modelo.</w:t>
+      <w:proofErr w:type="spellStart"/>
+      <w:r>
+        <w:t>Administra</w:t>
+      </w:r>
+      <w:proofErr w:type="spellEnd"/>
+      <w:r>
+        <w:t xml:space="preserve"> la </w:t>
+      </w:r>
+      <w:proofErr w:type="spellStart"/>
+      <w:r>
+        <w:t>persistencia</w:t>
+      </w:r>
+      <w:proofErr w:type="spellEnd"/>
+      <w:r>
+        <w:t xml:space="preserve"> JSON y </w:t>
+      </w:r>
+      <w:proofErr w:type="spellStart"/>
+      <w:r>
+        <w:t>comprueba</w:t>
+      </w:r>
+      <w:proofErr w:type="spellEnd"/>
+      <w:r>
+        <w:t xml:space="preserve"> la </w:t>
+      </w:r>
+      <w:proofErr w:type="spellStart"/>
+      <w:r>
+        <w:t>existencia</w:t>
+      </w:r>
+      <w:proofErr w:type="spellEnd"/>
+      <w:r>
+        <w:t xml:space="preserve"> del </w:t>
+      </w:r>
+      <w:proofErr w:type="spellStart"/>
+      <w:r>
+        <w:t>modelo</w:t>
+      </w:r>
+      <w:proofErr w:type="spellEnd"/>
+      <w:r>
+        <w:t>.</w:t>
       </w:r>
     </w:p>
     <w:p>
@@ -1803,10 +3197,23 @@
         <w:t>index.html</w:t>
       </w:r>
       <w:r>
-        <w:t xml:space="preserve"> contiene la estr</w:t>
-      </w:r>
-      <w:r>
-        <w:t xml:space="preserve">uctura, </w:t>
+        <w:t xml:space="preserve"> </w:t>
+      </w:r>
+      <w:proofErr w:type="spellStart"/>
+      <w:r>
+        <w:t>contiene</w:t>
+      </w:r>
+      <w:proofErr w:type="spellEnd"/>
+      <w:r>
+        <w:t xml:space="preserve"> la </w:t>
+      </w:r>
+      <w:proofErr w:type="spellStart"/>
+      <w:r>
+        <w:t>estructura</w:t>
+      </w:r>
+      <w:proofErr w:type="spellEnd"/>
+      <w:r>
+        <w:t xml:space="preserve">, </w:t>
       </w:r>
       <w:r>
         <w:rPr>
@@ -1817,7 +3224,15 @@
         <w:t>styles.css</w:t>
       </w:r>
       <w:r>
-        <w:t xml:space="preserve"> la presentación y </w:t>
+        <w:t xml:space="preserve"> la </w:t>
+      </w:r>
+      <w:proofErr w:type="spellStart"/>
+      <w:r>
+        <w:t>presentación</w:t>
+      </w:r>
+      <w:proofErr w:type="spellEnd"/>
+      <w:r>
+        <w:t xml:space="preserve"> y </w:t>
       </w:r>
       <w:r>
         <w:rPr>
@@ -1828,7 +3243,47 @@
         <w:t>script.js</w:t>
       </w:r>
       <w:r>
-        <w:t xml:space="preserve"> la comunicación con la API, las gráficas y el estado interactivo.</w:t>
+        <w:t xml:space="preserve"> la </w:t>
+      </w:r>
+      <w:proofErr w:type="spellStart"/>
+      <w:r>
+        <w:t>comunicación</w:t>
+      </w:r>
+      <w:proofErr w:type="spellEnd"/>
+      <w:r>
+        <w:t xml:space="preserve"> con la API, las </w:t>
+      </w:r>
+      <w:proofErr w:type="spellStart"/>
+      <w:r>
+        <w:t>gráficas</w:t>
+      </w:r>
+      <w:proofErr w:type="spellEnd"/>
+      <w:r>
+        <w:t xml:space="preserve"> y </w:t>
+      </w:r>
+      <w:proofErr w:type="spellStart"/>
+      <w:r>
+        <w:t>el</w:t>
+      </w:r>
+      <w:proofErr w:type="spellEnd"/>
+      <w:r>
+        <w:t xml:space="preserve"> </w:t>
+      </w:r>
+      <w:proofErr w:type="spellStart"/>
+      <w:r>
+        <w:t>estado</w:t>
+      </w:r>
+      <w:proofErr w:type="spellEnd"/>
+      <w:r>
+        <w:t xml:space="preserve"> </w:t>
+      </w:r>
+      <w:proofErr w:type="spellStart"/>
+      <w:r>
+        <w:t>interactivo</w:t>
+      </w:r>
+      <w:proofErr w:type="spellEnd"/>
+      <w:r>
+        <w:t>.</w:t>
       </w:r>
     </w:p>
     <w:p>
@@ -1836,8 +3291,21 @@
         <w:pStyle w:val="Ttulo1"/>
       </w:pPr>
       <w:r>
-        <w:t>7. Archivos generados</w:t>
-      </w:r>
+        <w:t xml:space="preserve">7. </w:t>
+      </w:r>
+      <w:proofErr w:type="spellStart"/>
+      <w:r>
+        <w:t>Archivos</w:t>
+      </w:r>
+      <w:proofErr w:type="spellEnd"/>
+      <w:r>
+        <w:t xml:space="preserve"> </w:t>
+      </w:r>
+      <w:proofErr w:type="spellStart"/>
+      <w:r>
+        <w:t>generados</w:t>
+      </w:r>
+      <w:proofErr w:type="spellEnd"/>
     </w:p>
     <w:tbl>
       <w:tblPr>
@@ -1869,6 +3337,7 @@
             <w:vAlign w:val="center"/>
           </w:tcPr>
           <w:p>
+            <w:proofErr w:type="spellStart"/>
             <w:r>
               <w:rPr>
                 <w:b/>
@@ -1876,6 +3345,7 @@
               </w:rPr>
               <w:t>Archivo</w:t>
             </w:r>
+            <w:proofErr w:type="spellEnd"/>
           </w:p>
         </w:tc>
         <w:tc>
@@ -1913,6 +3383,7 @@
             <w:vAlign w:val="center"/>
           </w:tcPr>
           <w:p>
+            <w:proofErr w:type="spellStart"/>
             <w:r>
               <w:rPr>
                 <w:b/>
@@ -1920,6 +3391,7 @@
               </w:rPr>
               <w:t>Función</w:t>
             </w:r>
+            <w:proofErr w:type="spellEnd"/>
           </w:p>
         </w:tc>
       </w:tr>
@@ -1945,8 +3417,37 @@
                 <w:color w:val="404040"/>
                 <w:sz w:val="19"/>
               </w:rPr>
-              <w:t>backend/model.keras</w:t>
+              <w:t>backend/</w:t>
             </w:r>
+            <w:proofErr w:type="spellStart"/>
+            <w:r>
+              <w:rPr>
+                <w:rFonts w:ascii="Consolas" w:hAnsi="Consolas"/>
+                <w:color w:val="404040"/>
+                <w:sz w:val="19"/>
+              </w:rPr>
+              <w:t>model.keras</w:t>
+            </w:r>
+            <w:proofErr w:type="spellEnd"/>
+          </w:p>
+        </w:tc>
+        <w:tc>
+          <w:tcPr>
+            <w:tcW w:w="3024" w:type="dxa"/>
+            <w:tcMar>
+              <w:top w:w="80" w:type="dxa"/>
+              <w:left w:w="100" w:type="dxa"/>
+              <w:bottom w:w="80" w:type="dxa"/>
+              <w:right w:w="100" w:type="dxa"/>
+            </w:tcMar>
+            <w:vAlign w:val="center"/>
+          </w:tcPr>
+          <w:p>
+            <w:proofErr w:type="spellStart"/>
+            <w:r>
+              <w:t>Entrenamiento</w:t>
+            </w:r>
+            <w:proofErr w:type="spellEnd"/>
           </w:p>
         </w:tc>
         <w:tc>
@@ -1962,25 +3463,21 @@
           </w:tcPr>
           <w:p>
             <w:r>
-              <w:t>Entrenamiento</w:t>
+              <w:t xml:space="preserve">Pesos y </w:t>
             </w:r>
-          </w:p>
-        </w:tc>
-        <w:tc>
-          <w:tcPr>
-            <w:tcW w:w="3024" w:type="dxa"/>
-            <w:tcMar>
-              <w:top w:w="80" w:type="dxa"/>
-              <w:left w:w="100" w:type="dxa"/>
-              <w:bottom w:w="80" w:type="dxa"/>
-              <w:right w:w="100" w:type="dxa"/>
-            </w:tcMar>
-            <w:vAlign w:val="center"/>
-          </w:tcPr>
-          <w:p>
+            <w:proofErr w:type="spellStart"/>
             <w:r>
-              <w:t>Pesos y arquitectura del modelo</w:t>
+              <w:t>arquitectura</w:t>
             </w:r>
+            <w:proofErr w:type="spellEnd"/>
+            <w:r>
+              <w:t xml:space="preserve"> del </w:t>
+            </w:r>
+            <w:proofErr w:type="spellStart"/>
+            <w:r>
+              <w:t>modelo</w:t>
+            </w:r>
+            <w:proofErr w:type="spellEnd"/>
           </w:p>
         </w:tc>
       </w:tr>
@@ -2006,8 +3503,18 @@
                 <w:color w:val="404040"/>
                 <w:sz w:val="19"/>
               </w:rPr>
-              <w:t>metrics/historial.json</w:t>
+              <w:t>metrics/</w:t>
             </w:r>
+            <w:proofErr w:type="spellStart"/>
+            <w:r>
+              <w:rPr>
+                <w:rFonts w:ascii="Consolas" w:hAnsi="Consolas"/>
+                <w:color w:val="404040"/>
+                <w:sz w:val="19"/>
+              </w:rPr>
+              <w:t>historial.json</w:t>
+            </w:r>
+            <w:proofErr w:type="spellEnd"/>
           </w:p>
         </w:tc>
         <w:tc>
@@ -2022,9 +3529,11 @@
             <w:vAlign w:val="center"/>
           </w:tcPr>
           <w:p>
+            <w:proofErr w:type="spellStart"/>
             <w:r>
               <w:t>Entrenamiento</w:t>
             </w:r>
+            <w:proofErr w:type="spellEnd"/>
           </w:p>
         </w:tc>
         <w:tc>
@@ -2039,9 +3548,27 @@
             <w:vAlign w:val="center"/>
           </w:tcPr>
           <w:p>
+            <w:proofErr w:type="spellStart"/>
             <w:r>
-              <w:t>Métricas, configuración y fecha</w:t>
+              <w:t>Métricas</w:t>
             </w:r>
+            <w:proofErr w:type="spellEnd"/>
+            <w:r>
+              <w:t xml:space="preserve">, </w:t>
+            </w:r>
+            <w:proofErr w:type="spellStart"/>
+            <w:r>
+              <w:t>configuración</w:t>
+            </w:r>
+            <w:proofErr w:type="spellEnd"/>
+            <w:r>
+              <w:t xml:space="preserve"> y </w:t>
+            </w:r>
+            <w:proofErr w:type="spellStart"/>
+            <w:r>
+              <w:t>fecha</w:t>
+            </w:r>
+            <w:proofErr w:type="spellEnd"/>
           </w:p>
         </w:tc>
       </w:tr>
@@ -2067,7 +3594,25 @@
                 <w:color w:val="404040"/>
                 <w:sz w:val="19"/>
               </w:rPr>
-              <w:t>images/&lt;archivo&gt;</w:t>
+              <w:t>images/&lt;</w:t>
+            </w:r>
+            <w:proofErr w:type="spellStart"/>
+            <w:r>
+              <w:rPr>
+                <w:rFonts w:ascii="Consolas" w:hAnsi="Consolas"/>
+                <w:color w:val="404040"/>
+                <w:sz w:val="19"/>
+              </w:rPr>
+              <w:t>archivo</w:t>
+            </w:r>
+            <w:proofErr w:type="spellEnd"/>
+            <w:r>
+              <w:rPr>
+                <w:rFonts w:ascii="Consolas" w:hAnsi="Consolas"/>
+                <w:color w:val="404040"/>
+                <w:sz w:val="19"/>
+              </w:rPr>
+              <w:t>&gt;</w:t>
             </w:r>
           </w:p>
         </w:tc>
@@ -2083,9 +3628,11 @@
             <w:vAlign w:val="center"/>
           </w:tcPr>
           <w:p>
+            <w:proofErr w:type="spellStart"/>
             <w:r>
               <w:t>Predicción</w:t>
             </w:r>
+            <w:proofErr w:type="spellEnd"/>
           </w:p>
         </w:tc>
         <w:tc>
@@ -2100,9 +3647,35 @@
             <w:vAlign w:val="center"/>
           </w:tcPr>
           <w:p>
+            <w:proofErr w:type="spellStart"/>
             <w:r>
-              <w:t>Copia de la última imagen enviada con ese nombre</w:t>
+              <w:t>Copia</w:t>
             </w:r>
+            <w:proofErr w:type="spellEnd"/>
+            <w:r>
+              <w:t xml:space="preserve"> de la </w:t>
+            </w:r>
+            <w:proofErr w:type="spellStart"/>
+            <w:r>
+              <w:t>última</w:t>
+            </w:r>
+            <w:proofErr w:type="spellEnd"/>
+            <w:r>
+              <w:t xml:space="preserve"> imagen </w:t>
+            </w:r>
+            <w:proofErr w:type="spellStart"/>
+            <w:r>
+              <w:t>enviada</w:t>
+            </w:r>
+            <w:proofErr w:type="spellEnd"/>
+            <w:r>
+              <w:t xml:space="preserve"> con ese </w:t>
+            </w:r>
+            <w:proofErr w:type="spellStart"/>
+            <w:r>
+              <w:t>nombre</w:t>
+            </w:r>
+            <w:proofErr w:type="spellEnd"/>
           </w:p>
         </w:tc>
       </w:tr>
@@ -2116,6 +3689,7 @@
       <w:pPr>
         <w:jc w:val="both"/>
       </w:pPr>
+      <w:proofErr w:type="spellStart"/>
       <w:r>
         <w:rPr>
           <w:rFonts w:ascii="Consolas" w:hAnsi="Consolas"/>
@@ -2124,8 +3698,65 @@
         </w:rPr>
         <w:t>model.keras</w:t>
       </w:r>
-      <w:r>
-        <w:t xml:space="preserve"> está ignorado por Git debido a su tamaño y a que puede regenerarse.</w:t>
+      <w:proofErr w:type="spellEnd"/>
+      <w:r>
+        <w:t xml:space="preserve"> </w:t>
+      </w:r>
+      <w:proofErr w:type="spellStart"/>
+      <w:r>
+        <w:t>está</w:t>
+      </w:r>
+      <w:proofErr w:type="spellEnd"/>
+      <w:r>
+        <w:t xml:space="preserve"> </w:t>
+      </w:r>
+      <w:proofErr w:type="spellStart"/>
+      <w:r>
+        <w:t>ignorado</w:t>
+      </w:r>
+      <w:proofErr w:type="spellEnd"/>
+      <w:r>
+        <w:t xml:space="preserve"> por Git </w:t>
+      </w:r>
+      <w:proofErr w:type="spellStart"/>
+      <w:r>
+        <w:t>debido</w:t>
+      </w:r>
+      <w:proofErr w:type="spellEnd"/>
+      <w:r>
+        <w:t xml:space="preserve"> a </w:t>
+      </w:r>
+      <w:proofErr w:type="spellStart"/>
+      <w:r>
+        <w:t>su</w:t>
+      </w:r>
+      <w:proofErr w:type="spellEnd"/>
+      <w:r>
+        <w:t xml:space="preserve"> </w:t>
+      </w:r>
+      <w:proofErr w:type="spellStart"/>
+      <w:r>
+        <w:t>tamaño</w:t>
+      </w:r>
+      <w:proofErr w:type="spellEnd"/>
+      <w:r>
+        <w:t xml:space="preserve"> y a que </w:t>
+      </w:r>
+      <w:proofErr w:type="spellStart"/>
+      <w:r>
+        <w:t>puede</w:t>
+      </w:r>
+      <w:proofErr w:type="spellEnd"/>
+      <w:r>
+        <w:t xml:space="preserve"> </w:t>
+      </w:r>
+      <w:proofErr w:type="spellStart"/>
+      <w:r>
+        <w:t>regenerarse</w:t>
+      </w:r>
+      <w:proofErr w:type="spellEnd"/>
+      <w:r>
+        <w:t>.</w:t>
       </w:r>
     </w:p>
     <w:p>
@@ -2133,15 +3764,60 @@
         <w:pStyle w:val="Ttulo1"/>
       </w:pPr>
       <w:r>
-        <w:t>8. Operación y pruebas rápidas</w:t>
-      </w:r>
+        <w:t xml:space="preserve">8. </w:t>
+      </w:r>
+      <w:proofErr w:type="spellStart"/>
+      <w:r>
+        <w:t>Operación</w:t>
+      </w:r>
+      <w:proofErr w:type="spellEnd"/>
+      <w:r>
+        <w:t xml:space="preserve"> y </w:t>
+      </w:r>
+      <w:proofErr w:type="spellStart"/>
+      <w:r>
+        <w:t>pruebas</w:t>
+      </w:r>
+      <w:proofErr w:type="spellEnd"/>
+      <w:r>
+        <w:t xml:space="preserve"> </w:t>
+      </w:r>
+      <w:proofErr w:type="spellStart"/>
+      <w:r>
+        <w:t>rápidas</w:t>
+      </w:r>
+      <w:proofErr w:type="spellEnd"/>
     </w:p>
     <w:p>
       <w:pPr>
         <w:jc w:val="both"/>
       </w:pPr>
       <w:r>
-        <w:t>Con el servidor activo:</w:t>
+        <w:t xml:space="preserve">Con </w:t>
+      </w:r>
+      <w:proofErr w:type="spellStart"/>
+      <w:r>
+        <w:t>el</w:t>
+      </w:r>
+      <w:proofErr w:type="spellEnd"/>
+      <w:r>
+        <w:t xml:space="preserve"> </w:t>
+      </w:r>
+      <w:proofErr w:type="spellStart"/>
+      <w:r>
+        <w:t>servidor</w:t>
+      </w:r>
+      <w:proofErr w:type="spellEnd"/>
+      <w:r>
+        <w:t xml:space="preserve"> </w:t>
+      </w:r>
+      <w:proofErr w:type="spellStart"/>
+      <w:r>
+        <w:t>activo</w:t>
+      </w:r>
+      <w:proofErr w:type="spellEnd"/>
+      <w:r>
+        <w:t>:</w:t>
       </w:r>
     </w:p>
     <w:p>
@@ -2155,7 +3831,23 @@
           <w:rFonts w:ascii="Consolas" w:hAnsi="Consolas"/>
           <w:sz w:val="17"/>
         </w:rPr>
-        <w:t>Invoke-RestMethod http://localhost:8000/health</w:t>
+        <w:t>Invoke-</w:t>
+      </w:r>
+      <w:proofErr w:type="spellStart"/>
+      <w:r>
+        <w:rPr>
+          <w:rFonts w:ascii="Consolas" w:hAnsi="Consolas"/>
+          <w:sz w:val="17"/>
+        </w:rPr>
+        <w:t>RestMethod</w:t>
+      </w:r>
+      <w:proofErr w:type="spellEnd"/>
+      <w:r>
+        <w:rPr>
+          <w:rFonts w:ascii="Consolas" w:hAnsi="Consolas"/>
+          <w:sz w:val="17"/>
+        </w:rPr>
+        <w:t xml:space="preserve"> http://localhost:8000/health</w:t>
       </w:r>
       <w:r>
         <w:rPr>
@@ -2163,7 +3855,23 @@
           <w:sz w:val="17"/>
         </w:rPr>
         <w:br/>
-        <w:t>Invoke-RestMethod http://localhost:8000/status</w:t>
+        <w:t>Invoke-</w:t>
+      </w:r>
+      <w:proofErr w:type="spellStart"/>
+      <w:r>
+        <w:rPr>
+          <w:rFonts w:ascii="Consolas" w:hAnsi="Consolas"/>
+          <w:sz w:val="17"/>
+        </w:rPr>
+        <w:t>RestMethod</w:t>
+      </w:r>
+      <w:proofErr w:type="spellEnd"/>
+      <w:r>
+        <w:rPr>
+          <w:rFonts w:ascii="Consolas" w:hAnsi="Consolas"/>
+          <w:sz w:val="17"/>
+        </w:rPr>
+        <w:t xml:space="preserve"> http://localhost:8000/status</w:t>
       </w:r>
       <w:r>
         <w:rPr>
@@ -2171,22 +3879,44 @@
           <w:sz w:val="17"/>
         </w:rPr>
         <w:br/>
-        <w:t>Invoke-RestMethod http://localhost:800</w:t>
-      </w:r>
+        <w:t>Invoke-</w:t>
+      </w:r>
+      <w:proofErr w:type="spellStart"/>
       <w:r>
         <w:rPr>
           <w:rFonts w:ascii="Consolas" w:hAnsi="Consolas"/>
           <w:sz w:val="17"/>
         </w:rPr>
-        <w:t>0/config</w:t>
+        <w:t>RestMethod</w:t>
+      </w:r>
+      <w:proofErr w:type="spellEnd"/>
+      <w:r>
+        <w:rPr>
+          <w:rFonts w:ascii="Consolas" w:hAnsi="Consolas"/>
+          <w:sz w:val="17"/>
+        </w:rPr>
+        <w:t xml:space="preserve"> http://localhost:8000/config</w:t>
       </w:r>
     </w:p>
     <w:p>
       <w:pPr>
         <w:jc w:val="both"/>
       </w:pPr>
-      <w:r>
-        <w:t>Actualizar configuración:</w:t>
+      <w:proofErr w:type="spellStart"/>
+      <w:r>
+        <w:t>Actualizar</w:t>
+      </w:r>
+      <w:proofErr w:type="spellEnd"/>
+      <w:r>
+        <w:t xml:space="preserve"> </w:t>
+      </w:r>
+      <w:proofErr w:type="spellStart"/>
+      <w:r>
+        <w:t>configuración</w:t>
+      </w:r>
+      <w:proofErr w:type="spellEnd"/>
+      <w:r>
+        <w:t>:</w:t>
       </w:r>
     </w:p>
     <w:p>
@@ -2216,7 +3946,23 @@
           <w:sz w:val="17"/>
         </w:rPr>
         <w:br/>
-        <w:t xml:space="preserve">  batch_size = 32</w:t>
+        <w:t xml:space="preserve">  </w:t>
+      </w:r>
+      <w:proofErr w:type="spellStart"/>
+      <w:r>
+        <w:rPr>
+          <w:rFonts w:ascii="Consolas" w:hAnsi="Consolas"/>
+          <w:sz w:val="17"/>
+        </w:rPr>
+        <w:t>batch_size</w:t>
+      </w:r>
+      <w:proofErr w:type="spellEnd"/>
+      <w:r>
+        <w:rPr>
+          <w:rFonts w:ascii="Consolas" w:hAnsi="Consolas"/>
+          <w:sz w:val="17"/>
+        </w:rPr>
+        <w:t xml:space="preserve"> = 32</w:t>
       </w:r>
       <w:r>
         <w:rPr>
@@ -2224,7 +3970,23 @@
           <w:sz w:val="17"/>
         </w:rPr>
         <w:br/>
-        <w:t xml:space="preserve">  learning_rate = 0.001</w:t>
+        <w:t xml:space="preserve">  </w:t>
+      </w:r>
+      <w:proofErr w:type="spellStart"/>
+      <w:r>
+        <w:rPr>
+          <w:rFonts w:ascii="Consolas" w:hAnsi="Consolas"/>
+          <w:sz w:val="17"/>
+        </w:rPr>
+        <w:t>learning_rate</w:t>
+      </w:r>
+      <w:proofErr w:type="spellEnd"/>
+      <w:r>
+        <w:rPr>
+          <w:rFonts w:ascii="Consolas" w:hAnsi="Consolas"/>
+          <w:sz w:val="17"/>
+        </w:rPr>
+        <w:t xml:space="preserve"> = 0.001</w:t>
       </w:r>
       <w:r>
         <w:rPr>
@@ -2232,7 +3994,23 @@
           <w:sz w:val="17"/>
         </w:rPr>
         <w:br/>
-        <w:t xml:space="preserve">  optimizer = 'adam'</w:t>
+        <w:t xml:space="preserve">  optimizer = '</w:t>
+      </w:r>
+      <w:proofErr w:type="spellStart"/>
+      <w:r>
+        <w:rPr>
+          <w:rFonts w:ascii="Consolas" w:hAnsi="Consolas"/>
+          <w:sz w:val="17"/>
+        </w:rPr>
+        <w:t>adam</w:t>
+      </w:r>
+      <w:proofErr w:type="spellEnd"/>
+      <w:r>
+        <w:rPr>
+          <w:rFonts w:ascii="Consolas" w:hAnsi="Consolas"/>
+          <w:sz w:val="17"/>
+        </w:rPr>
+        <w:t>'</w:t>
       </w:r>
       <w:r>
         <w:rPr>
@@ -2248,14 +4026,23 @@
           <w:sz w:val="17"/>
         </w:rPr>
         <w:br/>
-      </w:r>
+        <w:t xml:space="preserve">} | </w:t>
+      </w:r>
+      <w:proofErr w:type="spellStart"/>
       <w:r>
         <w:rPr>
           <w:rFonts w:ascii="Consolas" w:hAnsi="Consolas"/>
           <w:sz w:val="17"/>
         </w:rPr>
-        <w:lastRenderedPageBreak/>
-        <w:t>} | ConvertTo-Json</w:t>
+        <w:t>ConvertTo</w:t>
+      </w:r>
+      <w:proofErr w:type="spellEnd"/>
+      <w:r>
+        <w:rPr>
+          <w:rFonts w:ascii="Consolas" w:hAnsi="Consolas"/>
+          <w:sz w:val="17"/>
+        </w:rPr>
+        <w:t>-Json</w:t>
       </w:r>
       <w:r>
         <w:rPr>
@@ -2270,7 +4057,23 @@
           <w:sz w:val="17"/>
         </w:rPr>
         <w:br/>
-        <w:t>Invoke-RestMethod -Method Post `</w:t>
+        <w:t>Invoke-</w:t>
+      </w:r>
+      <w:proofErr w:type="spellStart"/>
+      <w:r>
+        <w:rPr>
+          <w:rFonts w:ascii="Consolas" w:hAnsi="Consolas"/>
+          <w:sz w:val="17"/>
+        </w:rPr>
+        <w:t>RestMethod</w:t>
+      </w:r>
+      <w:proofErr w:type="spellEnd"/>
+      <w:r>
+        <w:rPr>
+          <w:rFonts w:ascii="Consolas" w:hAnsi="Consolas"/>
+          <w:sz w:val="17"/>
+        </w:rPr>
+        <w:t xml:space="preserve"> -Method Post `</w:t>
       </w:r>
       <w:r>
         <w:rPr>
@@ -2286,14 +4089,23 @@
           <w:sz w:val="17"/>
         </w:rPr>
         <w:br/>
-        <w:t xml:space="preserve">  -ContentType 'applicatio</w:t>
-      </w:r>
+        <w:t xml:space="preserve">  -</w:t>
+      </w:r>
+      <w:proofErr w:type="spellStart"/>
       <w:r>
         <w:rPr>
           <w:rFonts w:ascii="Consolas" w:hAnsi="Consolas"/>
           <w:sz w:val="17"/>
         </w:rPr>
-        <w:t>n/json' `</w:t>
+        <w:t>ContentType</w:t>
+      </w:r>
+      <w:proofErr w:type="spellEnd"/>
+      <w:r>
+        <w:rPr>
+          <w:rFonts w:ascii="Consolas" w:hAnsi="Consolas"/>
+          <w:sz w:val="17"/>
+        </w:rPr>
+        <w:t xml:space="preserve"> 'application/json' `</w:t>
       </w:r>
       <w:r>
         <w:rPr>
@@ -2308,8 +4120,54 @@
       <w:pPr>
         <w:jc w:val="both"/>
       </w:pPr>
-      <w:r>
-        <w:t>Entrenar consume varios minutos y puede descargar el dataset:</w:t>
+      <w:proofErr w:type="spellStart"/>
+      <w:r>
+        <w:lastRenderedPageBreak/>
+        <w:t>Entrenar</w:t>
+      </w:r>
+      <w:proofErr w:type="spellEnd"/>
+      <w:r>
+        <w:t xml:space="preserve"> consume </w:t>
+      </w:r>
+      <w:proofErr w:type="spellStart"/>
+      <w:r>
+        <w:t>varios</w:t>
+      </w:r>
+      <w:proofErr w:type="spellEnd"/>
+      <w:r>
+        <w:t xml:space="preserve"> </w:t>
+      </w:r>
+      <w:proofErr w:type="spellStart"/>
+      <w:r>
+        <w:t>minutos</w:t>
+      </w:r>
+      <w:proofErr w:type="spellEnd"/>
+      <w:r>
+        <w:t xml:space="preserve"> y </w:t>
+      </w:r>
+      <w:proofErr w:type="spellStart"/>
+      <w:r>
+        <w:t>puede</w:t>
+      </w:r>
+      <w:proofErr w:type="spellEnd"/>
+      <w:r>
+        <w:t xml:space="preserve"> </w:t>
+      </w:r>
+      <w:proofErr w:type="spellStart"/>
+      <w:r>
+        <w:t>descargar</w:t>
+      </w:r>
+      <w:proofErr w:type="spellEnd"/>
+      <w:r>
+        <w:t xml:space="preserve"> </w:t>
+      </w:r>
+      <w:proofErr w:type="spellStart"/>
+      <w:r>
+        <w:t>el</w:t>
+      </w:r>
+      <w:proofErr w:type="spellEnd"/>
+      <w:r>
+        <w:t xml:space="preserve"> dataset:</w:t>
       </w:r>
     </w:p>
     <w:p>
@@ -2323,15 +4181,36 @@
           <w:rFonts w:ascii="Consolas" w:hAnsi="Consolas"/>
           <w:sz w:val="17"/>
         </w:rPr>
-        <w:t>Invoke-RestMethod -Method Post http://localhost:8000/train</w:t>
+        <w:t>Invoke-</w:t>
+      </w:r>
+      <w:proofErr w:type="spellStart"/>
+      <w:r>
+        <w:rPr>
+          <w:rFonts w:ascii="Consolas" w:hAnsi="Consolas"/>
+          <w:sz w:val="17"/>
+        </w:rPr>
+        <w:t>RestMethod</w:t>
+      </w:r>
+      <w:proofErr w:type="spellEnd"/>
+      <w:r>
+        <w:rPr>
+          <w:rFonts w:ascii="Consolas" w:hAnsi="Consolas"/>
+          <w:sz w:val="17"/>
+        </w:rPr>
+        <w:t xml:space="preserve"> -Method Post http://localhost:8000/train</w:t>
       </w:r>
     </w:p>
     <w:p>
       <w:pPr>
         <w:jc w:val="both"/>
       </w:pPr>
-      <w:r>
-        <w:t xml:space="preserve">Predecir con </w:t>
+      <w:proofErr w:type="spellStart"/>
+      <w:r>
+        <w:t>Predecir</w:t>
+      </w:r>
+      <w:proofErr w:type="spellEnd"/>
+      <w:r>
+        <w:t xml:space="preserve"> con </w:t>
       </w:r>
       <w:r>
         <w:rPr>
@@ -2356,14 +4235,7 @@
           <w:rFonts w:ascii="Consolas" w:hAnsi="Consolas"/>
           <w:sz w:val="17"/>
         </w:rPr>
-        <w:t xml:space="preserve">curl.exe -X POST http://localhost:8000/predict -F </w:t>
-      </w:r>
-      <w:r>
-        <w:rPr>
-          <w:rFonts w:ascii="Consolas" w:hAnsi="Consolas"/>
-          <w:sz w:val="17"/>
-        </w:rPr>
-        <w:t>"file=@images/camisa.jpg"</w:t>
+        <w:t>curl.exe -X POST http://localhost:8000/predict -F "file=@images/camisa.jpg"</w:t>
       </w:r>
     </w:p>
     <w:p>
@@ -2371,15 +4243,36 @@
         <w:pStyle w:val="Ttulo1"/>
       </w:pPr>
       <w:r>
-        <w:t>9. Solución de problemas</w:t>
-      </w:r>
+        <w:t xml:space="preserve">9. </w:t>
+      </w:r>
+      <w:proofErr w:type="spellStart"/>
+      <w:r>
+        <w:t>Solución</w:t>
+      </w:r>
+      <w:proofErr w:type="spellEnd"/>
+      <w:r>
+        <w:t xml:space="preserve"> de </w:t>
+      </w:r>
+      <w:proofErr w:type="spellStart"/>
+      <w:r>
+        <w:t>problemas</w:t>
+      </w:r>
+      <w:proofErr w:type="spellEnd"/>
     </w:p>
     <w:p>
       <w:pPr>
         <w:pStyle w:val="Ttulo2"/>
       </w:pPr>
       <w:r>
-        <w:t>`ModuleNotFoundError`</w:t>
+        <w:t>`</w:t>
+      </w:r>
+      <w:proofErr w:type="spellStart"/>
+      <w:r>
+        <w:t>ModuleNotFoundError</w:t>
+      </w:r>
+      <w:proofErr w:type="spellEnd"/>
+      <w:r>
+        <w:t>`</w:t>
       </w:r>
     </w:p>
     <w:p>
@@ -2387,7 +4280,39 @@
         <w:jc w:val="both"/>
       </w:pPr>
       <w:r>
-        <w:t xml:space="preserve">Active el entorno correcto e instale </w:t>
+        <w:t xml:space="preserve">Active </w:t>
+      </w:r>
+      <w:proofErr w:type="spellStart"/>
+      <w:r>
+        <w:t>el</w:t>
+      </w:r>
+      <w:proofErr w:type="spellEnd"/>
+      <w:r>
+        <w:t xml:space="preserve"> </w:t>
+      </w:r>
+      <w:proofErr w:type="spellStart"/>
+      <w:r>
+        <w:t>entorno</w:t>
+      </w:r>
+      <w:proofErr w:type="spellEnd"/>
+      <w:r>
+        <w:t xml:space="preserve"> </w:t>
+      </w:r>
+      <w:proofErr w:type="spellStart"/>
+      <w:r>
+        <w:t>correcto</w:t>
+      </w:r>
+      <w:proofErr w:type="spellEnd"/>
+      <w:r>
+        <w:t xml:space="preserve"> e </w:t>
+      </w:r>
+      <w:proofErr w:type="spellStart"/>
+      <w:r>
+        <w:t>instale</w:t>
+      </w:r>
+      <w:proofErr w:type="spellEnd"/>
+      <w:r>
+        <w:t xml:space="preserve"> </w:t>
       </w:r>
       <w:r>
         <w:rPr>
@@ -2398,7 +4323,15 @@
         <w:t>requirements.txt</w:t>
       </w:r>
       <w:r>
-        <w:t xml:space="preserve">. Verifique con </w:t>
+        <w:t xml:space="preserve">. </w:t>
+      </w:r>
+      <w:proofErr w:type="spellStart"/>
+      <w:r>
+        <w:t>Verifique</w:t>
+      </w:r>
+      <w:proofErr w:type="spellEnd"/>
+      <w:r>
+        <w:t xml:space="preserve"> con </w:t>
       </w:r>
       <w:r>
         <w:rPr>
@@ -2420,7 +4353,31 @@
         <w:t>pip</w:t>
       </w:r>
       <w:r>
-        <w:t xml:space="preserve"> pertenece al mismo intérprete.</w:t>
+        <w:t xml:space="preserve"> </w:t>
+      </w:r>
+      <w:proofErr w:type="spellStart"/>
+      <w:r>
+        <w:t>pertenece</w:t>
+      </w:r>
+      <w:proofErr w:type="spellEnd"/>
+      <w:r>
+        <w:t xml:space="preserve"> al </w:t>
+      </w:r>
+      <w:proofErr w:type="spellStart"/>
+      <w:r>
+        <w:t>mismo</w:t>
+      </w:r>
+      <w:proofErr w:type="spellEnd"/>
+      <w:r>
+        <w:t xml:space="preserve"> </w:t>
+      </w:r>
+      <w:proofErr w:type="spellStart"/>
+      <w:r>
+        <w:t>intérprete</w:t>
+      </w:r>
+      <w:proofErr w:type="spellEnd"/>
+      <w:r>
+        <w:t>.</w:t>
       </w:r>
     </w:p>
     <w:p>
@@ -2428,18 +4385,97 @@
         <w:pStyle w:val="Ttulo2"/>
       </w:pPr>
       <w:r>
-        <w:t>TensorFlow no se instala</w:t>
-      </w:r>
+        <w:t xml:space="preserve">TensorFlow no se </w:t>
+      </w:r>
+      <w:proofErr w:type="spellStart"/>
+      <w:r>
+        <w:t>instala</w:t>
+      </w:r>
+      <w:proofErr w:type="spellEnd"/>
     </w:p>
     <w:p>
       <w:pPr>
         <w:jc w:val="both"/>
       </w:pPr>
-      <w:r>
-        <w:t>Compruebe la compatibilida</w:t>
-      </w:r>
-      <w:r>
-        <w:t>d entre TensorFlow, Python y el sistema operativo. Cree nuevamente el entorno con una versión de Python admitida.</w:t>
+      <w:proofErr w:type="spellStart"/>
+      <w:r>
+        <w:t>Compruebe</w:t>
+      </w:r>
+      <w:proofErr w:type="spellEnd"/>
+      <w:r>
+        <w:t xml:space="preserve"> la </w:t>
+      </w:r>
+      <w:proofErr w:type="spellStart"/>
+      <w:r>
+        <w:t>compatibilidad</w:t>
+      </w:r>
+      <w:proofErr w:type="spellEnd"/>
+      <w:r>
+        <w:t xml:space="preserve"> entre TensorFlow, Python y </w:t>
+      </w:r>
+      <w:proofErr w:type="spellStart"/>
+      <w:r>
+        <w:t>el</w:t>
+      </w:r>
+      <w:proofErr w:type="spellEnd"/>
+      <w:r>
+        <w:t xml:space="preserve"> </w:t>
+      </w:r>
+      <w:proofErr w:type="spellStart"/>
+      <w:r>
+        <w:t>sistema</w:t>
+      </w:r>
+      <w:proofErr w:type="spellEnd"/>
+      <w:r>
+        <w:t xml:space="preserve"> </w:t>
+      </w:r>
+      <w:proofErr w:type="spellStart"/>
+      <w:r>
+        <w:t>operativo</w:t>
+      </w:r>
+      <w:proofErr w:type="spellEnd"/>
+      <w:r>
+        <w:t xml:space="preserve">. Cree </w:t>
+      </w:r>
+      <w:proofErr w:type="spellStart"/>
+      <w:r>
+        <w:t>nuevamente</w:t>
+      </w:r>
+      <w:proofErr w:type="spellEnd"/>
+      <w:r>
+        <w:t xml:space="preserve"> </w:t>
+      </w:r>
+      <w:proofErr w:type="spellStart"/>
+      <w:r>
+        <w:t>el</w:t>
+      </w:r>
+      <w:proofErr w:type="spellEnd"/>
+      <w:r>
+        <w:t xml:space="preserve"> </w:t>
+      </w:r>
+      <w:proofErr w:type="spellStart"/>
+      <w:r>
+        <w:t>entorno</w:t>
+      </w:r>
+      <w:proofErr w:type="spellEnd"/>
+      <w:r>
+        <w:t xml:space="preserve"> con una </w:t>
+      </w:r>
+      <w:proofErr w:type="spellStart"/>
+      <w:r>
+        <w:t>versión</w:t>
+      </w:r>
+      <w:proofErr w:type="spellEnd"/>
+      <w:r>
+        <w:t xml:space="preserve"> de Python </w:t>
+      </w:r>
+      <w:proofErr w:type="spellStart"/>
+      <w:r>
+        <w:t>admitida</w:t>
+      </w:r>
+      <w:proofErr w:type="spellEnd"/>
+      <w:r>
+        <w:t>.</w:t>
       </w:r>
     </w:p>
     <w:p>
@@ -2447,15 +4483,33 @@
         <w:pStyle w:val="Ttulo2"/>
       </w:pPr>
       <w:r>
-        <w:t>No conecta la interfaz</w:t>
-      </w:r>
+        <w:t xml:space="preserve">No </w:t>
+      </w:r>
+      <w:proofErr w:type="spellStart"/>
+      <w:r>
+        <w:t>conecta</w:t>
+      </w:r>
+      <w:proofErr w:type="spellEnd"/>
+      <w:r>
+        <w:t xml:space="preserve"> la </w:t>
+      </w:r>
+      <w:proofErr w:type="spellStart"/>
+      <w:r>
+        <w:t>interfaz</w:t>
+      </w:r>
+      <w:proofErr w:type="spellEnd"/>
     </w:p>
     <w:p>
       <w:pPr>
         <w:jc w:val="both"/>
       </w:pPr>
-      <w:r>
-        <w:t xml:space="preserve">Confirme </w:t>
+      <w:proofErr w:type="spellStart"/>
+      <w:r>
+        <w:t>Confirme</w:t>
+      </w:r>
+      <w:proofErr w:type="spellEnd"/>
+      <w:r>
+        <w:t xml:space="preserve"> </w:t>
       </w:r>
       <w:r>
         <w:rPr>
@@ -2466,10 +4520,119 @@
         <w:t>/health</w:t>
       </w:r>
       <w:r>
-        <w:t>, el puerto 8000 y la URL escrita en la caja de conexión. Revise la consola del navegador y que no exis</w:t>
-      </w:r>
-      <w:r>
-        <w:t>ta otro proceso usando el puerto.</w:t>
+        <w:t xml:space="preserve">, </w:t>
+      </w:r>
+      <w:proofErr w:type="spellStart"/>
+      <w:r>
+        <w:t>el</w:t>
+      </w:r>
+      <w:proofErr w:type="spellEnd"/>
+      <w:r>
+        <w:t xml:space="preserve"> </w:t>
+      </w:r>
+      <w:proofErr w:type="spellStart"/>
+      <w:r>
+        <w:t>puerto</w:t>
+      </w:r>
+      <w:proofErr w:type="spellEnd"/>
+      <w:r>
+        <w:t xml:space="preserve"> 8000 y la URL </w:t>
+      </w:r>
+      <w:proofErr w:type="spellStart"/>
+      <w:r>
+        <w:t>escrita</w:t>
+      </w:r>
+      <w:proofErr w:type="spellEnd"/>
+      <w:r>
+        <w:t xml:space="preserve"> </w:t>
+      </w:r>
+      <w:proofErr w:type="spellStart"/>
+      <w:r>
+        <w:t>en</w:t>
+      </w:r>
+      <w:proofErr w:type="spellEnd"/>
+      <w:r>
+        <w:t xml:space="preserve"> la </w:t>
+      </w:r>
+      <w:proofErr w:type="spellStart"/>
+      <w:r>
+        <w:t>caja</w:t>
+      </w:r>
+      <w:proofErr w:type="spellEnd"/>
+      <w:r>
+        <w:t xml:space="preserve"> de </w:t>
+      </w:r>
+      <w:proofErr w:type="spellStart"/>
+      <w:r>
+        <w:t>conexión</w:t>
+      </w:r>
+      <w:proofErr w:type="spellEnd"/>
+      <w:r>
+        <w:t xml:space="preserve">. Revise la </w:t>
+      </w:r>
+      <w:proofErr w:type="spellStart"/>
+      <w:r>
+        <w:t>consola</w:t>
+      </w:r>
+      <w:proofErr w:type="spellEnd"/>
+      <w:r>
+        <w:t xml:space="preserve"> del </w:t>
+      </w:r>
+      <w:proofErr w:type="spellStart"/>
+      <w:r>
+        <w:t>navegador</w:t>
+      </w:r>
+      <w:proofErr w:type="spellEnd"/>
+      <w:r>
+        <w:t xml:space="preserve"> y que no </w:t>
+      </w:r>
+      <w:proofErr w:type="spellStart"/>
+      <w:r>
+        <w:t>exista</w:t>
+      </w:r>
+      <w:proofErr w:type="spellEnd"/>
+      <w:r>
+        <w:t xml:space="preserve"> </w:t>
+      </w:r>
+      <w:proofErr w:type="spellStart"/>
+      <w:r>
+        <w:t>otro</w:t>
+      </w:r>
+      <w:proofErr w:type="spellEnd"/>
+      <w:r>
+        <w:t xml:space="preserve"> </w:t>
+      </w:r>
+      <w:proofErr w:type="spellStart"/>
+      <w:r>
+        <w:t>proceso</w:t>
+      </w:r>
+      <w:proofErr w:type="spellEnd"/>
+      <w:r>
+        <w:t xml:space="preserve"> </w:t>
+      </w:r>
+      <w:proofErr w:type="spellStart"/>
+      <w:r>
+        <w:t>usando</w:t>
+      </w:r>
+      <w:proofErr w:type="spellEnd"/>
+      <w:r>
+        <w:t xml:space="preserve"> </w:t>
+      </w:r>
+      <w:proofErr w:type="spellStart"/>
+      <w:r>
+        <w:t>el</w:t>
+      </w:r>
+      <w:proofErr w:type="spellEnd"/>
+      <w:r>
+        <w:t xml:space="preserve"> </w:t>
+      </w:r>
+      <w:proofErr w:type="spellStart"/>
+      <w:r>
+        <w:t>puerto</w:t>
+      </w:r>
+      <w:proofErr w:type="spellEnd"/>
+      <w:r>
+        <w:t>.</w:t>
       </w:r>
     </w:p>
     <w:p>
@@ -2477,8 +4640,21 @@
         <w:pStyle w:val="Ttulo2"/>
       </w:pPr>
       <w:r>
-        <w:t>No existen métricas</w:t>
-      </w:r>
+        <w:t xml:space="preserve">No </w:t>
+      </w:r>
+      <w:proofErr w:type="spellStart"/>
+      <w:r>
+        <w:t>existen</w:t>
+      </w:r>
+      <w:proofErr w:type="spellEnd"/>
+      <w:r>
+        <w:t xml:space="preserve"> </w:t>
+      </w:r>
+      <w:proofErr w:type="spellStart"/>
+      <w:r>
+        <w:t>métricas</w:t>
+      </w:r>
+      <w:proofErr w:type="spellEnd"/>
     </w:p>
     <w:p>
       <w:pPr>
@@ -2493,7 +4669,23 @@
         <w:t>GET /metrics</w:t>
       </w:r>
       <w:r>
-        <w:t xml:space="preserve"> responde 404 hasta que exista </w:t>
+        <w:t xml:space="preserve"> </w:t>
+      </w:r>
+      <w:proofErr w:type="spellStart"/>
+      <w:r>
+        <w:t>responde</w:t>
+      </w:r>
+      <w:proofErr w:type="spellEnd"/>
+      <w:r>
+        <w:t xml:space="preserve"> 404 hasta que </w:t>
+      </w:r>
+      <w:proofErr w:type="spellStart"/>
+      <w:r>
+        <w:t>exista</w:t>
+      </w:r>
+      <w:proofErr w:type="spellEnd"/>
+      <w:r>
+        <w:t xml:space="preserve"> </w:t>
       </w:r>
       <w:r>
         <w:rPr>
@@ -2501,40 +4693,60 @@
           <w:color w:val="404040"/>
           <w:sz w:val="19"/>
         </w:rPr>
-        <w:t>metrics/historial.json</w:t>
-      </w:r>
-      <w:r>
-        <w:t>. Ejecute un entrenamiento o conserve el historial entregado.</w:t>
-      </w:r>
-    </w:p>
-    <w:p>
-      <w:pPr>
-        <w:pStyle w:val="Ttulo2"/>
-      </w:pPr>
-      <w:r>
-        <w:t>No permite predecir</w:t>
-      </w:r>
-    </w:p>
-    <w:p>
-      <w:pPr>
-        <w:jc w:val="both"/>
-      </w:pPr>
-      <w:r>
-        <w:t xml:space="preserve">Debe existir </w:t>
-      </w:r>
+        <w:t>metrics/</w:t>
+      </w:r>
+      <w:proofErr w:type="spellStart"/>
       <w:r>
         <w:rPr>
           <w:rFonts w:ascii="Consolas" w:hAnsi="Consolas"/>
           <w:color w:val="404040"/>
           <w:sz w:val="19"/>
         </w:rPr>
-        <w:t>backend/model.keras</w:t>
-      </w:r>
-      <w:r>
-        <w:t>. El historial por sí s</w:t>
-      </w:r>
-      <w:r>
-        <w:t>olo no equivale a un modelo entrenado.</w:t>
+        <w:t>historial.json</w:t>
+      </w:r>
+      <w:proofErr w:type="spellEnd"/>
+      <w:r>
+        <w:t xml:space="preserve">. </w:t>
+      </w:r>
+      <w:proofErr w:type="spellStart"/>
+      <w:r>
+        <w:t>Ejecute</w:t>
+      </w:r>
+      <w:proofErr w:type="spellEnd"/>
+      <w:r>
+        <w:t xml:space="preserve"> un </w:t>
+      </w:r>
+      <w:proofErr w:type="spellStart"/>
+      <w:r>
+        <w:t>entrenamiento</w:t>
+      </w:r>
+      <w:proofErr w:type="spellEnd"/>
+      <w:r>
+        <w:t xml:space="preserve"> o conserve </w:t>
+      </w:r>
+      <w:proofErr w:type="spellStart"/>
+      <w:r>
+        <w:t>el</w:t>
+      </w:r>
+      <w:proofErr w:type="spellEnd"/>
+      <w:r>
+        <w:t xml:space="preserve"> </w:t>
+      </w:r>
+      <w:proofErr w:type="spellStart"/>
+      <w:r>
+        <w:t>historial</w:t>
+      </w:r>
+      <w:proofErr w:type="spellEnd"/>
+      <w:r>
+        <w:t xml:space="preserve"> </w:t>
+      </w:r>
+      <w:proofErr w:type="spellStart"/>
+      <w:r>
+        <w:t>entregado</w:t>
+      </w:r>
+      <w:proofErr w:type="spellEnd"/>
+      <w:r>
+        <w:t>.</w:t>
       </w:r>
     </w:p>
     <w:p>
@@ -2542,43 +4754,327 @@
         <w:pStyle w:val="Ttulo2"/>
       </w:pPr>
       <w:r>
-        <w:t>Baja precisión con fotografías</w:t>
-      </w:r>
+        <w:t xml:space="preserve">No </w:t>
+      </w:r>
+      <w:proofErr w:type="spellStart"/>
+      <w:r>
+        <w:t>permite</w:t>
+      </w:r>
+      <w:proofErr w:type="spellEnd"/>
+      <w:r>
+        <w:t xml:space="preserve"> </w:t>
+      </w:r>
+      <w:proofErr w:type="spellStart"/>
+      <w:r>
+        <w:t>predecir</w:t>
+      </w:r>
+      <w:proofErr w:type="spellEnd"/>
     </w:p>
     <w:p>
       <w:pPr>
         <w:jc w:val="both"/>
       </w:pPr>
       <w:r>
-        <w:t>Fashion-MNIST contiene prendas centradas, pequeñas y con un estilo visual uniforme. Recorte la prenda, use fondo sencillo y alto contraste. Para uso real se requiere reentrenar con fotog</w:t>
-      </w:r>
-      <w:r>
-        <w:t>rafías representativas.</w:t>
+        <w:t xml:space="preserve">Debe </w:t>
+      </w:r>
+      <w:proofErr w:type="spellStart"/>
+      <w:r>
+        <w:t>existir</w:t>
+      </w:r>
+      <w:proofErr w:type="spellEnd"/>
+      <w:r>
+        <w:t xml:space="preserve"> </w:t>
+      </w:r>
+      <w:r>
+        <w:rPr>
+          <w:rFonts w:ascii="Consolas" w:hAnsi="Consolas"/>
+          <w:color w:val="404040"/>
+          <w:sz w:val="19"/>
+        </w:rPr>
+        <w:t>backend/</w:t>
+      </w:r>
+      <w:proofErr w:type="spellStart"/>
+      <w:r>
+        <w:rPr>
+          <w:rFonts w:ascii="Consolas" w:hAnsi="Consolas"/>
+          <w:color w:val="404040"/>
+          <w:sz w:val="19"/>
+        </w:rPr>
+        <w:t>model.keras</w:t>
+      </w:r>
+      <w:proofErr w:type="spellEnd"/>
+      <w:r>
+        <w:t xml:space="preserve">. El </w:t>
+      </w:r>
+      <w:proofErr w:type="spellStart"/>
+      <w:r>
+        <w:t>historial</w:t>
+      </w:r>
+      <w:proofErr w:type="spellEnd"/>
+      <w:r>
+        <w:t xml:space="preserve"> por </w:t>
+      </w:r>
+      <w:proofErr w:type="spellStart"/>
+      <w:r>
+        <w:t>sí</w:t>
+      </w:r>
+      <w:proofErr w:type="spellEnd"/>
+      <w:r>
+        <w:t xml:space="preserve"> solo no equivale a un </w:t>
+      </w:r>
+      <w:proofErr w:type="spellStart"/>
+      <w:r>
+        <w:t>modelo</w:t>
+      </w:r>
+      <w:proofErr w:type="spellEnd"/>
+      <w:r>
+        <w:t xml:space="preserve"> </w:t>
+      </w:r>
+      <w:proofErr w:type="spellStart"/>
+      <w:r>
+        <w:t>entrenado</w:t>
+      </w:r>
+      <w:proofErr w:type="spellEnd"/>
+      <w:r>
+        <w:t>.</w:t>
       </w:r>
     </w:p>
     <w:p>
       <w:pPr>
-        <w:pStyle w:val="Ttulo1"/>
-      </w:pPr>
-      <w:r>
-        <w:t>10. Mantenimiento</w:t>
-      </w:r>
+        <w:pStyle w:val="Ttulo2"/>
+      </w:pPr>
+      <w:r>
+        <w:t xml:space="preserve">Baja </w:t>
+      </w:r>
+      <w:proofErr w:type="spellStart"/>
+      <w:r>
+        <w:t>precisión</w:t>
+      </w:r>
+      <w:proofErr w:type="spellEnd"/>
+      <w:r>
+        <w:t xml:space="preserve"> con </w:t>
+      </w:r>
+      <w:proofErr w:type="spellStart"/>
+      <w:r>
+        <w:t>fotografías</w:t>
+      </w:r>
+      <w:proofErr w:type="spellEnd"/>
     </w:p>
     <w:p>
       <w:pPr>
-        <w:pStyle w:val="Listaconvietas"/>
-      </w:pPr>
-      <w:r>
-        <w:t>Actualizar versiones primero en un entorno de prueba.</w:t>
+        <w:jc w:val="both"/>
+      </w:pPr>
+      <w:r>
+        <w:t xml:space="preserve">Fashion-MNIST </w:t>
+      </w:r>
+      <w:proofErr w:type="spellStart"/>
+      <w:r>
+        <w:t>contiene</w:t>
+      </w:r>
+      <w:proofErr w:type="spellEnd"/>
+      <w:r>
+        <w:t xml:space="preserve"> </w:t>
+      </w:r>
+      <w:proofErr w:type="spellStart"/>
+      <w:r>
+        <w:t>prendas</w:t>
+      </w:r>
+      <w:proofErr w:type="spellEnd"/>
+      <w:r>
+        <w:t xml:space="preserve"> </w:t>
+      </w:r>
+      <w:proofErr w:type="spellStart"/>
+      <w:r>
+        <w:t>centradas</w:t>
+      </w:r>
+      <w:proofErr w:type="spellEnd"/>
+      <w:r>
+        <w:t xml:space="preserve">, </w:t>
+      </w:r>
+      <w:proofErr w:type="spellStart"/>
+      <w:r>
+        <w:t>pequeñas</w:t>
+      </w:r>
+      <w:proofErr w:type="spellEnd"/>
+      <w:r>
+        <w:t xml:space="preserve"> y con un </w:t>
+      </w:r>
+      <w:proofErr w:type="spellStart"/>
+      <w:r>
+        <w:t>estilo</w:t>
+      </w:r>
+      <w:proofErr w:type="spellEnd"/>
+      <w:r>
+        <w:t xml:space="preserve"> visual </w:t>
+      </w:r>
+      <w:proofErr w:type="spellStart"/>
+      <w:r>
+        <w:t>uniforme</w:t>
+      </w:r>
+      <w:proofErr w:type="spellEnd"/>
+      <w:r>
+        <w:t xml:space="preserve">. </w:t>
+      </w:r>
+      <w:proofErr w:type="spellStart"/>
+      <w:r>
+        <w:t>Recorte</w:t>
+      </w:r>
+      <w:proofErr w:type="spellEnd"/>
+      <w:r>
+        <w:t xml:space="preserve"> la </w:t>
+      </w:r>
+      <w:proofErr w:type="spellStart"/>
+      <w:r>
+        <w:t>prenda</w:t>
+      </w:r>
+      <w:proofErr w:type="spellEnd"/>
+      <w:r>
+        <w:t xml:space="preserve">, use </w:t>
+      </w:r>
+      <w:proofErr w:type="spellStart"/>
+      <w:r>
+        <w:t>fondo</w:t>
+      </w:r>
+      <w:proofErr w:type="spellEnd"/>
+      <w:r>
+        <w:t xml:space="preserve"> </w:t>
+      </w:r>
+      <w:proofErr w:type="spellStart"/>
+      <w:r>
+        <w:t>sencillo</w:t>
+      </w:r>
+      <w:proofErr w:type="spellEnd"/>
+      <w:r>
+        <w:t xml:space="preserve"> y alto </w:t>
+      </w:r>
+      <w:proofErr w:type="spellStart"/>
+      <w:r>
+        <w:t>contraste</w:t>
+      </w:r>
+      <w:proofErr w:type="spellEnd"/>
+      <w:r>
+        <w:t xml:space="preserve">. Para </w:t>
+      </w:r>
+      <w:proofErr w:type="spellStart"/>
+      <w:r>
+        <w:t>uso</w:t>
+      </w:r>
+      <w:proofErr w:type="spellEnd"/>
+      <w:r>
+        <w:t xml:space="preserve"> real se </w:t>
+      </w:r>
+      <w:proofErr w:type="spellStart"/>
+      <w:r>
+        <w:t>requiere</w:t>
+      </w:r>
+      <w:proofErr w:type="spellEnd"/>
+      <w:r>
+        <w:t xml:space="preserve"> </w:t>
+      </w:r>
+      <w:proofErr w:type="spellStart"/>
+      <w:r>
+        <w:t>reentrenar</w:t>
+      </w:r>
+      <w:proofErr w:type="spellEnd"/>
+      <w:r>
+        <w:t xml:space="preserve"> con </w:t>
+      </w:r>
+      <w:proofErr w:type="spellStart"/>
+      <w:r>
+        <w:t>fotografías</w:t>
+      </w:r>
+      <w:proofErr w:type="spellEnd"/>
+      <w:r>
+        <w:t xml:space="preserve"> </w:t>
+      </w:r>
+      <w:proofErr w:type="spellStart"/>
+      <w:r>
+        <w:t>representativas</w:t>
+      </w:r>
+      <w:proofErr w:type="spellEnd"/>
+      <w:r>
+        <w:t>.</w:t>
       </w:r>
     </w:p>
     <w:p>
       <w:pPr>
+        <w:pStyle w:val="Ttulo1"/>
+      </w:pPr>
+      <w:r>
+        <w:t xml:space="preserve">10. </w:t>
+      </w:r>
+      <w:proofErr w:type="spellStart"/>
+      <w:r>
+        <w:t>Mantenimiento</w:t>
+      </w:r>
+      <w:proofErr w:type="spellEnd"/>
+    </w:p>
+    <w:p>
+      <w:pPr>
         <w:pStyle w:val="Listaconvietas"/>
       </w:pPr>
-      <w:r>
-        <w:t xml:space="preserve">Mantener sincronizados </w:t>
-      </w:r>
+      <w:proofErr w:type="spellStart"/>
+      <w:r>
+        <w:t>Actualizar</w:t>
+      </w:r>
+      <w:proofErr w:type="spellEnd"/>
+      <w:r>
+        <w:t xml:space="preserve"> </w:t>
+      </w:r>
+      <w:proofErr w:type="spellStart"/>
+      <w:r>
+        <w:t>versiones</w:t>
+      </w:r>
+      <w:proofErr w:type="spellEnd"/>
+      <w:r>
+        <w:t xml:space="preserve"> primero </w:t>
+      </w:r>
+      <w:proofErr w:type="spellStart"/>
+      <w:r>
+        <w:t>en</w:t>
+      </w:r>
+      <w:proofErr w:type="spellEnd"/>
+      <w:r>
+        <w:t xml:space="preserve"> un </w:t>
+      </w:r>
+      <w:proofErr w:type="spellStart"/>
+      <w:r>
+        <w:t>entorno</w:t>
+      </w:r>
+      <w:proofErr w:type="spellEnd"/>
+      <w:r>
+        <w:t xml:space="preserve"> de </w:t>
+      </w:r>
+      <w:proofErr w:type="spellStart"/>
+      <w:r>
+        <w:t>prueba</w:t>
+      </w:r>
+      <w:proofErr w:type="spellEnd"/>
+      <w:r>
+        <w:t>.</w:t>
+      </w:r>
+    </w:p>
+    <w:p>
+      <w:pPr>
+        <w:pStyle w:val="Listaconvietas"/>
+      </w:pPr>
+      <w:proofErr w:type="spellStart"/>
+      <w:r>
+        <w:t>Mantener</w:t>
+      </w:r>
+      <w:proofErr w:type="spellEnd"/>
+      <w:r>
+        <w:t xml:space="preserve"> </w:t>
+      </w:r>
+      <w:proofErr w:type="spellStart"/>
+      <w:r>
+        <w:t>sincronizados</w:t>
+      </w:r>
+      <w:proofErr w:type="spellEnd"/>
+      <w:r>
+        <w:t xml:space="preserve"> </w:t>
+      </w:r>
+      <w:proofErr w:type="spellStart"/>
       <w:r>
         <w:rPr>
           <w:rFonts w:ascii="Consolas" w:hAnsi="Consolas"/>
@@ -2587,6 +5083,7 @@
         </w:rPr>
         <w:t>labels.json</w:t>
       </w:r>
+      <w:proofErr w:type="spellEnd"/>
       <w:r>
         <w:t xml:space="preserve">, </w:t>
       </w:r>
@@ -2599,26 +5096,113 @@
         <w:t>NUM_CLASSES</w:t>
       </w:r>
       <w:r>
-        <w:t xml:space="preserve"> y la salida del modelo.</w:t>
+        <w:t xml:space="preserve"> y la </w:t>
+      </w:r>
+      <w:proofErr w:type="spellStart"/>
+      <w:r>
+        <w:t>salida</w:t>
+      </w:r>
+      <w:proofErr w:type="spellEnd"/>
+      <w:r>
+        <w:t xml:space="preserve"> del </w:t>
+      </w:r>
+      <w:proofErr w:type="spellStart"/>
+      <w:r>
+        <w:t>modelo</w:t>
+      </w:r>
+      <w:proofErr w:type="spellEnd"/>
+      <w:r>
+        <w:t>.</w:t>
       </w:r>
     </w:p>
     <w:p>
       <w:pPr>
         <w:pStyle w:val="Listaconvietas"/>
       </w:pPr>
-      <w:r>
-        <w:t>Actualizar la documentación de la API al modificar respuestas.</w:t>
+      <w:proofErr w:type="spellStart"/>
+      <w:r>
+        <w:t>Actualizar</w:t>
+      </w:r>
+      <w:proofErr w:type="spellEnd"/>
+      <w:r>
+        <w:t xml:space="preserve"> la </w:t>
+      </w:r>
+      <w:proofErr w:type="spellStart"/>
+      <w:r>
+        <w:t>documentación</w:t>
+      </w:r>
+      <w:proofErr w:type="spellEnd"/>
+      <w:r>
+        <w:t xml:space="preserve"> de la API al </w:t>
+      </w:r>
+      <w:proofErr w:type="spellStart"/>
+      <w:r>
+        <w:t>modificar</w:t>
+      </w:r>
+      <w:proofErr w:type="spellEnd"/>
+      <w:r>
+        <w:t xml:space="preserve"> </w:t>
+      </w:r>
+      <w:proofErr w:type="spellStart"/>
+      <w:r>
+        <w:t>respuestas</w:t>
+      </w:r>
+      <w:proofErr w:type="spellEnd"/>
+      <w:r>
+        <w:t>.</w:t>
       </w:r>
     </w:p>
     <w:p>
       <w:pPr>
         <w:pStyle w:val="Listaconvietas"/>
       </w:pPr>
-      <w:r>
-        <w:t>Conservar copias de model</w:t>
-      </w:r>
-      <w:r>
-        <w:t>os importantes fuera del repositorio.</w:t>
+      <w:proofErr w:type="spellStart"/>
+      <w:r>
+        <w:t>Conservar</w:t>
+      </w:r>
+      <w:proofErr w:type="spellEnd"/>
+      <w:r>
+        <w:t xml:space="preserve"> </w:t>
+      </w:r>
+      <w:proofErr w:type="spellStart"/>
+      <w:r>
+        <w:t>copias</w:t>
+      </w:r>
+      <w:proofErr w:type="spellEnd"/>
+      <w:r>
+        <w:t xml:space="preserve"> de </w:t>
+      </w:r>
+      <w:proofErr w:type="spellStart"/>
+      <w:r>
+        <w:t>modelos</w:t>
+      </w:r>
+      <w:proofErr w:type="spellEnd"/>
+      <w:r>
+        <w:t xml:space="preserve"> </w:t>
+      </w:r>
+      <w:proofErr w:type="spellStart"/>
+      <w:r>
+        <w:t>importantes</w:t>
+      </w:r>
+      <w:proofErr w:type="spellEnd"/>
+      <w:r>
+        <w:t xml:space="preserve"> </w:t>
+      </w:r>
+      <w:proofErr w:type="spellStart"/>
+      <w:r>
+        <w:t>fuera</w:t>
+      </w:r>
+      <w:proofErr w:type="spellEnd"/>
+      <w:r>
+        <w:t xml:space="preserve"> del </w:t>
+      </w:r>
+      <w:proofErr w:type="spellStart"/>
+      <w:r>
+        <w:t>repositorio</w:t>
+      </w:r>
+      <w:proofErr w:type="spellEnd"/>
+      <w:r>
+        <w:t>.</w:t>
       </w:r>
     </w:p>
     <w:p>
@@ -2626,15 +5210,84 @@
         <w:pStyle w:val="Listaconvietas"/>
       </w:pPr>
       <w:r>
-        <w:t>Registrar nuevas métricas sin sobrescribir si se necesita trazabilidad.</w:t>
+        <w:t xml:space="preserve">Registrar </w:t>
+      </w:r>
+      <w:proofErr w:type="spellStart"/>
+      <w:r>
+        <w:t>nuevas</w:t>
+      </w:r>
+      <w:proofErr w:type="spellEnd"/>
+      <w:r>
+        <w:t xml:space="preserve"> </w:t>
+      </w:r>
+      <w:proofErr w:type="spellStart"/>
+      <w:r>
+        <w:t>métricas</w:t>
+      </w:r>
+      <w:proofErr w:type="spellEnd"/>
+      <w:r>
+        <w:t xml:space="preserve"> sin </w:t>
+      </w:r>
+      <w:proofErr w:type="spellStart"/>
+      <w:r>
+        <w:t>sobrescribir</w:t>
+      </w:r>
+      <w:proofErr w:type="spellEnd"/>
+      <w:r>
+        <w:t xml:space="preserve"> </w:t>
+      </w:r>
+      <w:proofErr w:type="spellStart"/>
+      <w:r>
+        <w:t>si</w:t>
+      </w:r>
+      <w:proofErr w:type="spellEnd"/>
+      <w:r>
+        <w:t xml:space="preserve"> se </w:t>
+      </w:r>
+      <w:proofErr w:type="spellStart"/>
+      <w:r>
+        <w:t>necesita</w:t>
+      </w:r>
+      <w:proofErr w:type="spellEnd"/>
+      <w:r>
+        <w:t xml:space="preserve"> </w:t>
+      </w:r>
+      <w:proofErr w:type="spellStart"/>
+      <w:r>
+        <w:t>trazabilidad</w:t>
+      </w:r>
+      <w:proofErr w:type="spellEnd"/>
+      <w:r>
+        <w:t>.</w:t>
       </w:r>
     </w:p>
     <w:p>
       <w:pPr>
         <w:pStyle w:val="Listaconvietas"/>
       </w:pPr>
-      <w:r>
-        <w:t>Revisar CORS y validación de cargas antes de desplegar.</w:t>
+      <w:proofErr w:type="spellStart"/>
+      <w:r>
+        <w:t>Revisar</w:t>
+      </w:r>
+      <w:proofErr w:type="spellEnd"/>
+      <w:r>
+        <w:t xml:space="preserve"> CORS y </w:t>
+      </w:r>
+      <w:proofErr w:type="spellStart"/>
+      <w:r>
+        <w:t>validación</w:t>
+      </w:r>
+      <w:proofErr w:type="spellEnd"/>
+      <w:r>
+        <w:t xml:space="preserve"> de cargas antes de </w:t>
+      </w:r>
+      <w:proofErr w:type="spellStart"/>
+      <w:r>
+        <w:t>desplegar</w:t>
+      </w:r>
+      <w:proofErr w:type="spellEnd"/>
+      <w:r>
+        <w:t>.</w:t>
       </w:r>
     </w:p>
     <w:p>
@@ -2642,16 +5295,44 @@
         <w:pStyle w:val="Ttulo1"/>
       </w:pPr>
       <w:r>
-        <w:lastRenderedPageBreak/>
-        <w:t>11. Respaldo y recuperación</w:t>
-      </w:r>
+        <w:t xml:space="preserve">11. </w:t>
+      </w:r>
+      <w:proofErr w:type="spellStart"/>
+      <w:r>
+        <w:t>Respaldo</w:t>
+      </w:r>
+      <w:proofErr w:type="spellEnd"/>
+      <w:r>
+        <w:t xml:space="preserve"> y </w:t>
+      </w:r>
+      <w:proofErr w:type="spellStart"/>
+      <w:r>
+        <w:t>recuperación</w:t>
+      </w:r>
+      <w:proofErr w:type="spellEnd"/>
     </w:p>
     <w:p>
       <w:pPr>
         <w:jc w:val="both"/>
       </w:pPr>
       <w:r>
-        <w:t xml:space="preserve">Para conservar una corrida, respalde </w:t>
+        <w:t xml:space="preserve">Para </w:t>
+      </w:r>
+      <w:proofErr w:type="spellStart"/>
+      <w:r>
+        <w:t>conservar</w:t>
+      </w:r>
+      <w:proofErr w:type="spellEnd"/>
+      <w:r>
+        <w:t xml:space="preserve"> una corrida, </w:t>
+      </w:r>
+      <w:proofErr w:type="spellStart"/>
+      <w:r>
+        <w:t>respalde</w:t>
+      </w:r>
+      <w:proofErr w:type="spellEnd"/>
+      <w:r>
+        <w:t xml:space="preserve"> </w:t>
       </w:r>
       <w:r>
         <w:rPr>
@@ -2659,18 +5340,20 @@
           <w:color w:val="404040"/>
           <w:sz w:val="19"/>
         </w:rPr>
-        <w:t>backend/model.keras</w:t>
-      </w:r>
-      <w:r>
-        <w:t xml:space="preserve"> y </w:t>
-      </w:r>
+        <w:t>backend/</w:t>
+      </w:r>
+      <w:proofErr w:type="spellStart"/>
       <w:r>
         <w:rPr>
           <w:rFonts w:ascii="Consolas" w:hAnsi="Consolas"/>
           <w:color w:val="404040"/>
           <w:sz w:val="19"/>
         </w:rPr>
-        <w:t>met</w:t>
+        <w:t>model.keras</w:t>
+      </w:r>
+      <w:proofErr w:type="spellEnd"/>
+      <w:r>
+        <w:t xml:space="preserve"> y </w:t>
       </w:r>
       <w:r>
         <w:rPr>
@@ -2678,10 +5361,140 @@
           <w:color w:val="404040"/>
           <w:sz w:val="19"/>
         </w:rPr>
-        <w:t>rics/historial.json</w:t>
-      </w:r>
-      <w:r>
-        <w:t xml:space="preserve"> como una unidad. Para recuperar, detenga la API, restaure ambos archivos y reinicie el proceso para limpiar el modelo almacenado en memoria.</w:t>
+        <w:t>metrics/</w:t>
+      </w:r>
+      <w:proofErr w:type="spellStart"/>
+      <w:r>
+        <w:rPr>
+          <w:rFonts w:ascii="Consolas" w:hAnsi="Consolas"/>
+          <w:color w:val="404040"/>
+          <w:sz w:val="19"/>
+        </w:rPr>
+        <w:t>historial.json</w:t>
+      </w:r>
+      <w:proofErr w:type="spellEnd"/>
+      <w:r>
+        <w:t xml:space="preserve"> </w:t>
+      </w:r>
+      <w:proofErr w:type="spellStart"/>
+      <w:r>
+        <w:t>como</w:t>
+      </w:r>
+      <w:proofErr w:type="spellEnd"/>
+      <w:r>
+        <w:t xml:space="preserve"> una </w:t>
+      </w:r>
+      <w:proofErr w:type="spellStart"/>
+      <w:r>
+        <w:t>unidad</w:t>
+      </w:r>
+      <w:proofErr w:type="spellEnd"/>
+      <w:r>
+        <w:t xml:space="preserve">. Para </w:t>
+      </w:r>
+      <w:proofErr w:type="spellStart"/>
+      <w:r>
+        <w:t>recuperar</w:t>
+      </w:r>
+      <w:proofErr w:type="spellEnd"/>
+      <w:r>
+        <w:t xml:space="preserve">, </w:t>
+      </w:r>
+      <w:proofErr w:type="spellStart"/>
+      <w:r>
+        <w:t>detenga</w:t>
+      </w:r>
+      <w:proofErr w:type="spellEnd"/>
+      <w:r>
+        <w:t xml:space="preserve"> la API, </w:t>
+      </w:r>
+      <w:proofErr w:type="spellStart"/>
+      <w:r>
+        <w:t>restaure</w:t>
+      </w:r>
+      <w:proofErr w:type="spellEnd"/>
+      <w:r>
+        <w:t xml:space="preserve"> ambos </w:t>
+      </w:r>
+      <w:proofErr w:type="spellStart"/>
+      <w:r>
+        <w:t>archivos</w:t>
+      </w:r>
+      <w:proofErr w:type="spellEnd"/>
+      <w:r>
+        <w:t xml:space="preserve"> y </w:t>
+      </w:r>
+      <w:proofErr w:type="spellStart"/>
+      <w:r>
+        <w:t>reinicie</w:t>
+      </w:r>
+      <w:proofErr w:type="spellEnd"/>
+      <w:r>
+        <w:t xml:space="preserve"> </w:t>
+      </w:r>
+      <w:proofErr w:type="spellStart"/>
+      <w:r>
+        <w:t>el</w:t>
+      </w:r>
+      <w:proofErr w:type="spellEnd"/>
+      <w:r>
+        <w:t xml:space="preserve"> </w:t>
+      </w:r>
+      <w:proofErr w:type="spellStart"/>
+      <w:r>
+        <w:t>proceso</w:t>
+      </w:r>
+      <w:proofErr w:type="spellEnd"/>
+      <w:r>
+        <w:t xml:space="preserve"> para </w:t>
+      </w:r>
+      <w:proofErr w:type="spellStart"/>
+      <w:r>
+        <w:t>limpiar</w:t>
+      </w:r>
+      <w:proofErr w:type="spellEnd"/>
+      <w:r>
+        <w:t xml:space="preserve"> </w:t>
+      </w:r>
+      <w:proofErr w:type="spellStart"/>
+      <w:r>
+        <w:t>el</w:t>
+      </w:r>
+      <w:proofErr w:type="spellEnd"/>
+      <w:r>
+        <w:t xml:space="preserve"> </w:t>
+      </w:r>
+      <w:proofErr w:type="spellStart"/>
+      <w:r>
+        <w:t>modelo</w:t>
+      </w:r>
+      <w:proofErr w:type="spellEnd"/>
+      <w:r>
+        <w:t xml:space="preserve"> </w:t>
+      </w:r>
+      <w:proofErr w:type="spellStart"/>
+      <w:r>
+        <w:t>almacenado</w:t>
+      </w:r>
+      <w:proofErr w:type="spellEnd"/>
+      <w:r>
+        <w:t xml:space="preserve"> </w:t>
+      </w:r>
+      <w:proofErr w:type="spellStart"/>
+      <w:r>
+        <w:t>en</w:t>
+      </w:r>
+      <w:proofErr w:type="spellEnd"/>
+      <w:r>
+        <w:t xml:space="preserve"> </w:t>
+      </w:r>
+      <w:proofErr w:type="spellStart"/>
+      <w:r>
+        <w:t>memoria</w:t>
+      </w:r>
+      <w:proofErr w:type="spellEnd"/>
+      <w:r>
+        <w:t>.</w:t>
       </w:r>
     </w:p>
     <w:p>
@@ -2689,16 +5502,92 @@
         <w:pStyle w:val="Ttulo1"/>
       </w:pPr>
       <w:r>
-        <w:t>12. Cierre del servicio</w:t>
-      </w:r>
+        <w:lastRenderedPageBreak/>
+        <w:t xml:space="preserve">12. </w:t>
+      </w:r>
+      <w:proofErr w:type="spellStart"/>
+      <w:r>
+        <w:t>Cierre</w:t>
+      </w:r>
+      <w:proofErr w:type="spellEnd"/>
+      <w:r>
+        <w:t xml:space="preserve"> del </w:t>
+      </w:r>
+      <w:proofErr w:type="spellStart"/>
+      <w:r>
+        <w:t>servicio</w:t>
+      </w:r>
+      <w:proofErr w:type="spellEnd"/>
     </w:p>
     <w:p>
       <w:pPr>
         <w:jc w:val="both"/>
       </w:pPr>
-      <w:r>
-        <w:t xml:space="preserve">En cada terminal que ejecuta Uvicorn o el servidor estático, presione </w:t>
-      </w:r>
+      <w:proofErr w:type="spellStart"/>
+      <w:r>
+        <w:t>En</w:t>
+      </w:r>
+      <w:proofErr w:type="spellEnd"/>
+      <w:r>
+        <w:t xml:space="preserve"> </w:t>
+      </w:r>
+      <w:proofErr w:type="spellStart"/>
+      <w:r>
+        <w:t>cada</w:t>
+      </w:r>
+      <w:proofErr w:type="spellEnd"/>
+      <w:r>
+        <w:t xml:space="preserve"> terminal que </w:t>
+      </w:r>
+      <w:proofErr w:type="spellStart"/>
+      <w:r>
+        <w:t>ejecuta</w:t>
+      </w:r>
+      <w:proofErr w:type="spellEnd"/>
+      <w:r>
+        <w:t xml:space="preserve"> </w:t>
+      </w:r>
+      <w:proofErr w:type="spellStart"/>
+      <w:r>
+        <w:t>Uvicorn</w:t>
+      </w:r>
+      <w:proofErr w:type="spellEnd"/>
+      <w:r>
+        <w:t xml:space="preserve"> o </w:t>
+      </w:r>
+      <w:proofErr w:type="spellStart"/>
+      <w:r>
+        <w:t>el</w:t>
+      </w:r>
+      <w:proofErr w:type="spellEnd"/>
+      <w:r>
+        <w:t xml:space="preserve"> </w:t>
+      </w:r>
+      <w:proofErr w:type="spellStart"/>
+      <w:r>
+        <w:t>servidor</w:t>
+      </w:r>
+      <w:proofErr w:type="spellEnd"/>
+      <w:r>
+        <w:t xml:space="preserve"> </w:t>
+      </w:r>
+      <w:proofErr w:type="spellStart"/>
+      <w:r>
+        <w:t>estático</w:t>
+      </w:r>
+      <w:proofErr w:type="spellEnd"/>
+      <w:r>
+        <w:t xml:space="preserve">, </w:t>
+      </w:r>
+      <w:proofErr w:type="spellStart"/>
+      <w:r>
+        <w:t>presione</w:t>
+      </w:r>
+      <w:proofErr w:type="spellEnd"/>
+      <w:r>
+        <w:t xml:space="preserve"> </w:t>
+      </w:r>
+      <w:proofErr w:type="spellStart"/>
       <w:r>
         <w:rPr>
           <w:rFonts w:ascii="Consolas" w:hAnsi="Consolas"/>
@@ -2707,8 +5596,57 @@
         </w:rPr>
         <w:t>Ctrl+C</w:t>
       </w:r>
-      <w:r>
-        <w:t>. El modelo y las métricas ya guardados permanecen en disco.</w:t>
+      <w:proofErr w:type="spellEnd"/>
+      <w:r>
+        <w:t xml:space="preserve">. El </w:t>
+      </w:r>
+      <w:proofErr w:type="spellStart"/>
+      <w:r>
+        <w:t>modelo</w:t>
+      </w:r>
+      <w:proofErr w:type="spellEnd"/>
+      <w:r>
+        <w:t xml:space="preserve"> y las </w:t>
+      </w:r>
+      <w:proofErr w:type="spellStart"/>
+      <w:r>
+        <w:t>métricas</w:t>
+      </w:r>
+      <w:proofErr w:type="spellEnd"/>
+      <w:r>
+        <w:t xml:space="preserve"> </w:t>
+      </w:r>
+      <w:proofErr w:type="spellStart"/>
+      <w:r>
+        <w:t>ya</w:t>
+      </w:r>
+      <w:proofErr w:type="spellEnd"/>
+      <w:r>
+        <w:t xml:space="preserve"> </w:t>
+      </w:r>
+      <w:proofErr w:type="spellStart"/>
+      <w:r>
+        <w:t>guardados</w:t>
+      </w:r>
+      <w:proofErr w:type="spellEnd"/>
+      <w:r>
+        <w:t xml:space="preserve"> </w:t>
+      </w:r>
+      <w:proofErr w:type="spellStart"/>
+      <w:r>
+        <w:t>permanecen</w:t>
+      </w:r>
+      <w:proofErr w:type="spellEnd"/>
+      <w:r>
+        <w:t xml:space="preserve"> </w:t>
+      </w:r>
+      <w:proofErr w:type="spellStart"/>
+      <w:r>
+        <w:t>en</w:t>
+      </w:r>
+      <w:proofErr w:type="spellEnd"/>
+      <w:r>
+        <w:t xml:space="preserve"> disco.</w:t>
       </w:r>
     </w:p>
     <w:sectPr>
@@ -2755,11 +5693,19 @@
       <w:pStyle w:val="Piedepgina"/>
       <w:jc w:val="center"/>
     </w:pPr>
+    <w:proofErr w:type="spellStart"/>
     <w:r>
       <w:rPr>
         <w:sz w:val="18"/>
       </w:rPr>
-      <w:t xml:space="preserve">Página </w:t>
+      <w:t>Página</w:t>
+    </w:r>
+    <w:proofErr w:type="spellEnd"/>
+    <w:r>
+      <w:rPr>
+        <w:sz w:val="18"/>
+      </w:rPr>
+      <w:t xml:space="preserve"> </w:t>
     </w:r>
     <w:r>
       <w:rPr>
@@ -2833,7 +5779,39 @@
         <w:color w:val="7F7F7F"/>
         <w:sz w:val="16"/>
       </w:rPr>
-      <w:t>EPN · ESFOT · Fundamentos de Inteligencia Artificial</w:t>
+      <w:t xml:space="preserve">EPN · ESFOT · </w:t>
+    </w:r>
+    <w:proofErr w:type="spellStart"/>
+    <w:r>
+      <w:rPr>
+        <w:color w:val="7F7F7F"/>
+        <w:sz w:val="16"/>
+      </w:rPr>
+      <w:t>Fundamentos</w:t>
+    </w:r>
+    <w:proofErr w:type="spellEnd"/>
+    <w:r>
+      <w:rPr>
+        <w:color w:val="7F7F7F"/>
+        <w:sz w:val="16"/>
+      </w:rPr>
+      <w:t xml:space="preserve"> de </w:t>
+    </w:r>
+    <w:proofErr w:type="spellStart"/>
+    <w:r>
+      <w:rPr>
+        <w:color w:val="7F7F7F"/>
+        <w:sz w:val="16"/>
+      </w:rPr>
+      <w:t>Inteligencia</w:t>
+    </w:r>
+    <w:proofErr w:type="spellEnd"/>
+    <w:r>
+      <w:rPr>
+        <w:color w:val="7F7F7F"/>
+        <w:sz w:val="16"/>
+      </w:rPr>
+      <w:t xml:space="preserve"> Artificial</w:t>
     </w:r>
   </w:p>
 </w:hdr>
@@ -3327,11 +6305,6 @@
     <w:lsdException w:name="Book Title" w:uiPriority="33" w:qFormat="1"/>
     <w:lsdException w:name="Bibliography" w:semiHidden="1" w:uiPriority="37" w:unhideWhenUsed="1"/>
     <w:lsdException w:name="TOC Heading" w:semiHidden="1" w:uiPriority="39" w:unhideWhenUsed="1" w:qFormat="1"/>
-    <w:lsdException w:name="Plain Table 5" w:semiHidden="1" w:unhideWhenUsed="1"/>
-    <w:lsdException w:name="Grid Table Light" w:semiHidden="1" w:unhideWhenUsed="1"/>
-    <w:lsdException w:name="Grid Table 1 Light" w:semiHidden="1" w:unhideWhenUsed="1"/>
-    <w:lsdException w:name="Grid Table 2" w:semiHidden="1" w:unhideWhenUsed="1"/>
-    <w:lsdException w:name="Grid Table 3" w:semiHidden="1" w:unhideWhenUsed="1"/>
     <w:lsdException w:name="Grid Table 4" w:uiPriority="49"/>
     <w:lsdException w:name="Grid Table 5 Dark" w:uiPriority="50"/>
     <w:lsdException w:name="Grid Table 6 Colorful" w:uiPriority="51"/>

--- a/docs/word/MANUAL_TECNICO.docx
+++ b/docs/word/MANUAL_TECNICO.docx
@@ -325,7 +325,14 @@
                 <w:rFonts w:ascii="Times New Roman" w:hAnsi="Times New Roman"/>
                 <w:sz w:val="20"/>
               </w:rPr>
-              <w:t>Ing. Vanessa Guevara</w:t>
+              <w:t xml:space="preserve">Ing. </w:t>
+            </w:r>
+            <w:r>
+              <w:rPr>
+                <w:rFonts w:ascii="Times New Roman" w:hAnsi="Times New Roman"/>
+                <w:sz w:val="20"/>
+              </w:rPr>
+              <w:t xml:space="preserve">Milton Román </w:t>
             </w:r>
           </w:p>
         </w:tc>
@@ -561,7 +568,7 @@
         <w:rPr>
           <w:rFonts w:ascii="Times New Roman" w:hAnsi="Times New Roman"/>
         </w:rPr>
-        <w:t>Ariel Arias</w:t>
+        <w:t xml:space="preserve">Arias Ariel </w:t>
       </w:r>
     </w:p>
     <w:p>
@@ -581,15 +588,49 @@
     </w:p>
     <w:p>
       <w:pPr>
-        <w:spacing w:before="160"/>
         <w:jc w:val="center"/>
+        <w:rPr>
+          <w:rFonts w:ascii="Times New Roman" w:hAnsi="Times New Roman"/>
+        </w:rPr>
       </w:pPr>
       <w:r>
         <w:rPr>
           <w:rFonts w:ascii="Times New Roman" w:hAnsi="Times New Roman"/>
         </w:rPr>
-        <w:t>Emilia Tana</w:t>
-      </w:r>
+        <w:t xml:space="preserve">Tana Emilia </w:t>
+      </w:r>
+    </w:p>
+    <w:p>
+      <w:pPr>
+        <w:jc w:val="center"/>
+        <w:rPr>
+          <w:rFonts w:ascii="Times New Roman" w:hAnsi="Times New Roman"/>
+        </w:rPr>
+      </w:pPr>
+    </w:p>
+    <w:p>
+      <w:pPr>
+        <w:jc w:val="center"/>
+        <w:rPr>
+          <w:rFonts w:ascii="Times New Roman" w:hAnsi="Times New Roman"/>
+        </w:rPr>
+      </w:pPr>
+    </w:p>
+    <w:p>
+      <w:pPr>
+        <w:jc w:val="center"/>
+        <w:rPr>
+          <w:rFonts w:ascii="Times New Roman" w:hAnsi="Times New Roman"/>
+        </w:rPr>
+      </w:pPr>
+    </w:p>
+    <w:p>
+      <w:pPr>
+        <w:jc w:val="center"/>
+        <w:rPr>
+          <w:rFonts w:ascii="Times New Roman" w:hAnsi="Times New Roman"/>
+        </w:rPr>
+      </w:pPr>
     </w:p>
     <w:p>
       <w:pPr>
@@ -618,16 +659,2155 @@
     </w:p>
     <w:p>
       <w:pPr>
-        <w:pStyle w:val="Ttulo"/>
-        <w:spacing w:after="360"/>
+        <w:spacing w:after="200"/>
         <w:jc w:val="center"/>
+        <w:rPr>
+          <w:b/>
+          <w:bCs/>
+          <w:sz w:val="28"/>
+          <w:szCs w:val="28"/>
+        </w:rPr>
       </w:pPr>
       <w:r>
+        <w:rPr>
+          <w:b/>
+          <w:bCs/>
+          <w:sz w:val="28"/>
+          <w:szCs w:val="28"/>
+        </w:rPr>
+        <w:lastRenderedPageBreak/>
+        <w:t>ÍNDICE DE CONTENIDO</w:t>
+      </w:r>
+    </w:p>
+    <w:sdt>
+      <w:sdtPr>
+        <w:rPr>
+          <w:lang w:val="es-ES"/>
+        </w:rPr>
+        <w:id w:val="615797525"/>
+        <w:docPartObj>
+          <w:docPartGallery w:val="Table of Contents"/>
+          <w:docPartUnique/>
+        </w:docPartObj>
+      </w:sdtPr>
+      <w:sdtEndPr>
+        <w:rPr>
+          <w:rFonts w:ascii="Arial" w:eastAsiaTheme="minorEastAsia" w:hAnsi="Arial" w:cstheme="minorBidi"/>
+          <w:color w:val="auto"/>
+          <w:sz w:val="22"/>
+          <w:szCs w:val="22"/>
+        </w:rPr>
+      </w:sdtEndPr>
+      <w:sdtContent>
+        <w:p>
+          <w:pPr>
+            <w:pStyle w:val="TtuloTDC"/>
+          </w:pPr>
+        </w:p>
+        <w:p>
+          <w:pPr>
+            <w:pStyle w:val="TDC1"/>
+            <w:tabs>
+              <w:tab w:val="right" w:leader="dot" w:pos="9062"/>
+            </w:tabs>
+            <w:rPr>
+              <w:noProof/>
+            </w:rPr>
+          </w:pPr>
+          <w:r>
+            <w:fldChar w:fldCharType="begin"/>
+          </w:r>
+          <w:r>
+            <w:instrText xml:space="preserve"> TOC \o "1-3" \h \z \u </w:instrText>
+          </w:r>
+          <w:r>
+            <w:fldChar w:fldCharType="separate"/>
+          </w:r>
+          <w:hyperlink w:anchor="_Toc235224257" w:history="1">
+            <w:r>
+              <w:rPr>
+                <w:rStyle w:val="Hipervnculo"/>
+                <w:noProof/>
+              </w:rPr>
+              <w:t>1. PROPÓSITO</w:t>
+            </w:r>
+            <w:r>
+              <w:rPr>
+                <w:noProof/>
+                <w:webHidden/>
+              </w:rPr>
+              <w:tab/>
+            </w:r>
+            <w:r>
+              <w:rPr>
+                <w:noProof/>
+                <w:webHidden/>
+              </w:rPr>
+              <w:fldChar w:fldCharType="begin"/>
+            </w:r>
+            <w:r>
+              <w:rPr>
+                <w:noProof/>
+                <w:webHidden/>
+              </w:rPr>
+              <w:instrText xml:space="preserve"> PAGEREF _Toc235224257 \h </w:instrText>
+            </w:r>
+            <w:r>
+              <w:rPr>
+                <w:noProof/>
+                <w:webHidden/>
+              </w:rPr>
+            </w:r>
+            <w:r>
+              <w:rPr>
+                <w:noProof/>
+                <w:webHidden/>
+              </w:rPr>
+              <w:fldChar w:fldCharType="separate"/>
+            </w:r>
+            <w:r>
+              <w:rPr>
+                <w:noProof/>
+                <w:webHidden/>
+              </w:rPr>
+              <w:t>3</w:t>
+            </w:r>
+            <w:r>
+              <w:rPr>
+                <w:noProof/>
+                <w:webHidden/>
+              </w:rPr>
+              <w:fldChar w:fldCharType="end"/>
+            </w:r>
+          </w:hyperlink>
+        </w:p>
+        <w:p>
+          <w:pPr>
+            <w:pStyle w:val="TDC1"/>
+            <w:tabs>
+              <w:tab w:val="right" w:leader="dot" w:pos="9062"/>
+            </w:tabs>
+            <w:rPr>
+              <w:noProof/>
+            </w:rPr>
+          </w:pPr>
+          <w:hyperlink w:anchor="_Toc235224258" w:history="1">
+            <w:r>
+              <w:rPr>
+                <w:rStyle w:val="Hipervnculo"/>
+                <w:noProof/>
+              </w:rPr>
+              <w:t>2. REQUISITOS</w:t>
+            </w:r>
+            <w:r>
+              <w:rPr>
+                <w:noProof/>
+                <w:webHidden/>
+              </w:rPr>
+              <w:tab/>
+            </w:r>
+            <w:r>
+              <w:rPr>
+                <w:noProof/>
+                <w:webHidden/>
+              </w:rPr>
+              <w:fldChar w:fldCharType="begin"/>
+            </w:r>
+            <w:r>
+              <w:rPr>
+                <w:noProof/>
+                <w:webHidden/>
+              </w:rPr>
+              <w:instrText xml:space="preserve"> PAGEREF _Toc235224258 \h </w:instrText>
+            </w:r>
+            <w:r>
+              <w:rPr>
+                <w:noProof/>
+                <w:webHidden/>
+              </w:rPr>
+            </w:r>
+            <w:r>
+              <w:rPr>
+                <w:noProof/>
+                <w:webHidden/>
+              </w:rPr>
+              <w:fldChar w:fldCharType="separate"/>
+            </w:r>
+            <w:r>
+              <w:rPr>
+                <w:noProof/>
+                <w:webHidden/>
+              </w:rPr>
+              <w:t>3</w:t>
+            </w:r>
+            <w:r>
+              <w:rPr>
+                <w:noProof/>
+                <w:webHidden/>
+              </w:rPr>
+              <w:fldChar w:fldCharType="end"/>
+            </w:r>
+          </w:hyperlink>
+        </w:p>
+        <w:p>
+          <w:pPr>
+            <w:pStyle w:val="TDC2"/>
+            <w:tabs>
+              <w:tab w:val="right" w:leader="dot" w:pos="9062"/>
+            </w:tabs>
+            <w:rPr>
+              <w:noProof/>
+            </w:rPr>
+          </w:pPr>
+          <w:hyperlink w:anchor="_Toc235224259" w:history="1">
+            <w:r>
+              <w:rPr>
+                <w:rStyle w:val="Hipervnculo"/>
+                <w:noProof/>
+              </w:rPr>
+              <w:t>HARDWARE RECOMENDADO</w:t>
+            </w:r>
+            <w:r>
+              <w:rPr>
+                <w:noProof/>
+                <w:webHidden/>
+              </w:rPr>
+              <w:tab/>
+            </w:r>
+            <w:r>
+              <w:rPr>
+                <w:noProof/>
+                <w:webHidden/>
+              </w:rPr>
+              <w:fldChar w:fldCharType="begin"/>
+            </w:r>
+            <w:r>
+              <w:rPr>
+                <w:noProof/>
+                <w:webHidden/>
+              </w:rPr>
+              <w:instrText xml:space="preserve"> PAGEREF _Toc235224259 \h </w:instrText>
+            </w:r>
+            <w:r>
+              <w:rPr>
+                <w:noProof/>
+                <w:webHidden/>
+              </w:rPr>
+            </w:r>
+            <w:r>
+              <w:rPr>
+                <w:noProof/>
+                <w:webHidden/>
+              </w:rPr>
+              <w:fldChar w:fldCharType="separate"/>
+            </w:r>
+            <w:r>
+              <w:rPr>
+                <w:noProof/>
+                <w:webHidden/>
+              </w:rPr>
+              <w:t>3</w:t>
+            </w:r>
+            <w:r>
+              <w:rPr>
+                <w:noProof/>
+                <w:webHidden/>
+              </w:rPr>
+              <w:fldChar w:fldCharType="end"/>
+            </w:r>
+          </w:hyperlink>
+        </w:p>
+        <w:p>
+          <w:pPr>
+            <w:pStyle w:val="TDC2"/>
+            <w:tabs>
+              <w:tab w:val="right" w:leader="dot" w:pos="9062"/>
+            </w:tabs>
+            <w:rPr>
+              <w:noProof/>
+            </w:rPr>
+          </w:pPr>
+          <w:hyperlink w:anchor="_Toc235224260" w:history="1">
+            <w:r>
+              <w:rPr>
+                <w:rStyle w:val="Hipervnculo"/>
+                <w:noProof/>
+              </w:rPr>
+              <w:t>SOFTWARE</w:t>
+            </w:r>
+            <w:r>
+              <w:rPr>
+                <w:noProof/>
+                <w:webHidden/>
+              </w:rPr>
+              <w:tab/>
+            </w:r>
+            <w:r>
+              <w:rPr>
+                <w:noProof/>
+                <w:webHidden/>
+              </w:rPr>
+              <w:fldChar w:fldCharType="begin"/>
+            </w:r>
+            <w:r>
+              <w:rPr>
+                <w:noProof/>
+                <w:webHidden/>
+              </w:rPr>
+              <w:instrText xml:space="preserve"> PAGEREF _Toc235224260 \h </w:instrText>
+            </w:r>
+            <w:r>
+              <w:rPr>
+                <w:noProof/>
+                <w:webHidden/>
+              </w:rPr>
+            </w:r>
+            <w:r>
+              <w:rPr>
+                <w:noProof/>
+                <w:webHidden/>
+              </w:rPr>
+              <w:fldChar w:fldCharType="separate"/>
+            </w:r>
+            <w:r>
+              <w:rPr>
+                <w:noProof/>
+                <w:webHidden/>
+              </w:rPr>
+              <w:t>3</w:t>
+            </w:r>
+            <w:r>
+              <w:rPr>
+                <w:noProof/>
+                <w:webHidden/>
+              </w:rPr>
+              <w:fldChar w:fldCharType="end"/>
+            </w:r>
+          </w:hyperlink>
+        </w:p>
+        <w:p>
+          <w:pPr>
+            <w:pStyle w:val="TDC1"/>
+            <w:tabs>
+              <w:tab w:val="right" w:leader="dot" w:pos="9062"/>
+            </w:tabs>
+            <w:rPr>
+              <w:noProof/>
+            </w:rPr>
+          </w:pPr>
+          <w:hyperlink w:anchor="_Toc235224261" w:history="1">
+            <w:r>
+              <w:rPr>
+                <w:rStyle w:val="Hipervnculo"/>
+                <w:noProof/>
+              </w:rPr>
+              <w:t>3. INSTALACIÓN PASO A PASO</w:t>
+            </w:r>
+            <w:r>
+              <w:rPr>
+                <w:noProof/>
+                <w:webHidden/>
+              </w:rPr>
+              <w:tab/>
+            </w:r>
+            <w:r>
+              <w:rPr>
+                <w:noProof/>
+                <w:webHidden/>
+              </w:rPr>
+              <w:fldChar w:fldCharType="begin"/>
+            </w:r>
+            <w:r>
+              <w:rPr>
+                <w:noProof/>
+                <w:webHidden/>
+              </w:rPr>
+              <w:instrText xml:space="preserve"> PAGEREF _Toc235224261 \h </w:instrText>
+            </w:r>
+            <w:r>
+              <w:rPr>
+                <w:noProof/>
+                <w:webHidden/>
+              </w:rPr>
+            </w:r>
+            <w:r>
+              <w:rPr>
+                <w:noProof/>
+                <w:webHidden/>
+              </w:rPr>
+              <w:fldChar w:fldCharType="separate"/>
+            </w:r>
+            <w:r>
+              <w:rPr>
+                <w:noProof/>
+                <w:webHidden/>
+              </w:rPr>
+              <w:t>3</w:t>
+            </w:r>
+            <w:r>
+              <w:rPr>
+                <w:noProof/>
+                <w:webHidden/>
+              </w:rPr>
+              <w:fldChar w:fldCharType="end"/>
+            </w:r>
+          </w:hyperlink>
+        </w:p>
+        <w:p>
+          <w:pPr>
+            <w:pStyle w:val="TDC2"/>
+            <w:tabs>
+              <w:tab w:val="right" w:leader="dot" w:pos="9062"/>
+            </w:tabs>
+            <w:rPr>
+              <w:noProof/>
+            </w:rPr>
+          </w:pPr>
+          <w:hyperlink w:anchor="_Toc235224262" w:history="1">
+            <w:r>
+              <w:rPr>
+                <w:rStyle w:val="Hipervnculo"/>
+                <w:noProof/>
+              </w:rPr>
+              <w:t>3.1 CREAR EL ENTORNO VIRTUAL</w:t>
+            </w:r>
+            <w:r>
+              <w:rPr>
+                <w:noProof/>
+                <w:webHidden/>
+              </w:rPr>
+              <w:tab/>
+            </w:r>
+            <w:r>
+              <w:rPr>
+                <w:noProof/>
+                <w:webHidden/>
+              </w:rPr>
+              <w:fldChar w:fldCharType="begin"/>
+            </w:r>
+            <w:r>
+              <w:rPr>
+                <w:noProof/>
+                <w:webHidden/>
+              </w:rPr>
+              <w:instrText xml:space="preserve"> PAGEREF _Toc235224262 \h </w:instrText>
+            </w:r>
+            <w:r>
+              <w:rPr>
+                <w:noProof/>
+                <w:webHidden/>
+              </w:rPr>
+            </w:r>
+            <w:r>
+              <w:rPr>
+                <w:noProof/>
+                <w:webHidden/>
+              </w:rPr>
+              <w:fldChar w:fldCharType="separate"/>
+            </w:r>
+            <w:r>
+              <w:rPr>
+                <w:noProof/>
+                <w:webHidden/>
+              </w:rPr>
+              <w:t>3</w:t>
+            </w:r>
+            <w:r>
+              <w:rPr>
+                <w:noProof/>
+                <w:webHidden/>
+              </w:rPr>
+              <w:fldChar w:fldCharType="end"/>
+            </w:r>
+          </w:hyperlink>
+        </w:p>
+        <w:p>
+          <w:pPr>
+            <w:pStyle w:val="TDC2"/>
+            <w:tabs>
+              <w:tab w:val="right" w:leader="dot" w:pos="9062"/>
+            </w:tabs>
+            <w:rPr>
+              <w:noProof/>
+            </w:rPr>
+          </w:pPr>
+          <w:hyperlink w:anchor="_Toc235224263" w:history="1">
+            <w:r>
+              <w:rPr>
+                <w:rStyle w:val="Hipervnculo"/>
+                <w:noProof/>
+              </w:rPr>
+              <w:t>3.2 INSTALAR DEPENDENCIAS</w:t>
+            </w:r>
+            <w:r>
+              <w:rPr>
+                <w:noProof/>
+                <w:webHidden/>
+              </w:rPr>
+              <w:tab/>
+            </w:r>
+            <w:r>
+              <w:rPr>
+                <w:noProof/>
+                <w:webHidden/>
+              </w:rPr>
+              <w:fldChar w:fldCharType="begin"/>
+            </w:r>
+            <w:r>
+              <w:rPr>
+                <w:noProof/>
+                <w:webHidden/>
+              </w:rPr>
+              <w:instrText xml:space="preserve"> PAGEREF _Toc235224263 \h </w:instrText>
+            </w:r>
+            <w:r>
+              <w:rPr>
+                <w:noProof/>
+                <w:webHidden/>
+              </w:rPr>
+            </w:r>
+            <w:r>
+              <w:rPr>
+                <w:noProof/>
+                <w:webHidden/>
+              </w:rPr>
+              <w:fldChar w:fldCharType="separate"/>
+            </w:r>
+            <w:r>
+              <w:rPr>
+                <w:noProof/>
+                <w:webHidden/>
+              </w:rPr>
+              <w:t>3</w:t>
+            </w:r>
+            <w:r>
+              <w:rPr>
+                <w:noProof/>
+                <w:webHidden/>
+              </w:rPr>
+              <w:fldChar w:fldCharType="end"/>
+            </w:r>
+          </w:hyperlink>
+        </w:p>
+        <w:p>
+          <w:pPr>
+            <w:pStyle w:val="TDC1"/>
+            <w:tabs>
+              <w:tab w:val="right" w:leader="dot" w:pos="9062"/>
+            </w:tabs>
+            <w:rPr>
+              <w:noProof/>
+            </w:rPr>
+          </w:pPr>
+          <w:hyperlink w:anchor="_Toc235224264" w:history="1">
+            <w:r>
+              <w:rPr>
+                <w:rStyle w:val="Hipervnculo"/>
+                <w:noProof/>
+              </w:rPr>
+              <w:t>4. PUESTA EN MARCHA</w:t>
+            </w:r>
+            <w:r>
+              <w:rPr>
+                <w:noProof/>
+                <w:webHidden/>
+              </w:rPr>
+              <w:tab/>
+            </w:r>
+            <w:r>
+              <w:rPr>
+                <w:noProof/>
+                <w:webHidden/>
+              </w:rPr>
+              <w:fldChar w:fldCharType="begin"/>
+            </w:r>
+            <w:r>
+              <w:rPr>
+                <w:noProof/>
+                <w:webHidden/>
+              </w:rPr>
+              <w:instrText xml:space="preserve"> PAGEREF _Toc235224264 \h </w:instrText>
+            </w:r>
+            <w:r>
+              <w:rPr>
+                <w:noProof/>
+                <w:webHidden/>
+              </w:rPr>
+            </w:r>
+            <w:r>
+              <w:rPr>
+                <w:noProof/>
+                <w:webHidden/>
+              </w:rPr>
+              <w:fldChar w:fldCharType="separate"/>
+            </w:r>
+            <w:r>
+              <w:rPr>
+                <w:noProof/>
+                <w:webHidden/>
+              </w:rPr>
+              <w:t>3</w:t>
+            </w:r>
+            <w:r>
+              <w:rPr>
+                <w:noProof/>
+                <w:webHidden/>
+              </w:rPr>
+              <w:fldChar w:fldCharType="end"/>
+            </w:r>
+          </w:hyperlink>
+        </w:p>
+        <w:p>
+          <w:pPr>
+            <w:pStyle w:val="TDC2"/>
+            <w:tabs>
+              <w:tab w:val="right" w:leader="dot" w:pos="9062"/>
+            </w:tabs>
+            <w:rPr>
+              <w:noProof/>
+            </w:rPr>
+          </w:pPr>
+          <w:hyperlink w:anchor="_Toc235224265" w:history="1">
+            <w:r>
+              <w:rPr>
+                <w:rStyle w:val="Hipervnculo"/>
+                <w:noProof/>
+              </w:rPr>
+              <w:t>4.1 BACKEND</w:t>
+            </w:r>
+            <w:r>
+              <w:rPr>
+                <w:noProof/>
+                <w:webHidden/>
+              </w:rPr>
+              <w:tab/>
+            </w:r>
+            <w:r>
+              <w:rPr>
+                <w:noProof/>
+                <w:webHidden/>
+              </w:rPr>
+              <w:fldChar w:fldCharType="begin"/>
+            </w:r>
+            <w:r>
+              <w:rPr>
+                <w:noProof/>
+                <w:webHidden/>
+              </w:rPr>
+              <w:instrText xml:space="preserve"> PAGEREF _Toc235224265 \h </w:instrText>
+            </w:r>
+            <w:r>
+              <w:rPr>
+                <w:noProof/>
+                <w:webHidden/>
+              </w:rPr>
+            </w:r>
+            <w:r>
+              <w:rPr>
+                <w:noProof/>
+                <w:webHidden/>
+              </w:rPr>
+              <w:fldChar w:fldCharType="separate"/>
+            </w:r>
+            <w:r>
+              <w:rPr>
+                <w:noProof/>
+                <w:webHidden/>
+              </w:rPr>
+              <w:t>3</w:t>
+            </w:r>
+            <w:r>
+              <w:rPr>
+                <w:noProof/>
+                <w:webHidden/>
+              </w:rPr>
+              <w:fldChar w:fldCharType="end"/>
+            </w:r>
+          </w:hyperlink>
+        </w:p>
+        <w:p>
+          <w:pPr>
+            <w:pStyle w:val="TDC2"/>
+            <w:tabs>
+              <w:tab w:val="right" w:leader="dot" w:pos="9062"/>
+            </w:tabs>
+            <w:rPr>
+              <w:noProof/>
+            </w:rPr>
+          </w:pPr>
+          <w:hyperlink w:anchor="_Toc235224266" w:history="1">
+            <w:r>
+              <w:rPr>
+                <w:rStyle w:val="Hipervnculo"/>
+                <w:noProof/>
+              </w:rPr>
+              <w:t>4.2 FRONTEND</w:t>
+            </w:r>
+            <w:r>
+              <w:rPr>
+                <w:noProof/>
+                <w:webHidden/>
+              </w:rPr>
+              <w:tab/>
+            </w:r>
+            <w:r>
+              <w:rPr>
+                <w:noProof/>
+                <w:webHidden/>
+              </w:rPr>
+              <w:fldChar w:fldCharType="begin"/>
+            </w:r>
+            <w:r>
+              <w:rPr>
+                <w:noProof/>
+                <w:webHidden/>
+              </w:rPr>
+              <w:instrText xml:space="preserve"> PAGEREF _Toc235224266 \h </w:instrText>
+            </w:r>
+            <w:r>
+              <w:rPr>
+                <w:noProof/>
+                <w:webHidden/>
+              </w:rPr>
+            </w:r>
+            <w:r>
+              <w:rPr>
+                <w:noProof/>
+                <w:webHidden/>
+              </w:rPr>
+              <w:fldChar w:fldCharType="separate"/>
+            </w:r>
+            <w:r>
+              <w:rPr>
+                <w:noProof/>
+                <w:webHidden/>
+              </w:rPr>
+              <w:t>4</w:t>
+            </w:r>
+            <w:r>
+              <w:rPr>
+                <w:noProof/>
+                <w:webHidden/>
+              </w:rPr>
+              <w:fldChar w:fldCharType="end"/>
+            </w:r>
+          </w:hyperlink>
+        </w:p>
+        <w:p>
+          <w:pPr>
+            <w:pStyle w:val="TDC1"/>
+            <w:tabs>
+              <w:tab w:val="right" w:leader="dot" w:pos="9062"/>
+            </w:tabs>
+            <w:rPr>
+              <w:noProof/>
+            </w:rPr>
+          </w:pPr>
+          <w:hyperlink w:anchor="_Toc235224267" w:history="1">
+            <w:r>
+              <w:rPr>
+                <w:rStyle w:val="Hipervnculo"/>
+                <w:noProof/>
+              </w:rPr>
+              <w:t>5. CONFIGURACIÓN</w:t>
+            </w:r>
+            <w:r>
+              <w:rPr>
+                <w:noProof/>
+                <w:webHidden/>
+              </w:rPr>
+              <w:tab/>
+            </w:r>
+            <w:r>
+              <w:rPr>
+                <w:noProof/>
+                <w:webHidden/>
+              </w:rPr>
+              <w:fldChar w:fldCharType="begin"/>
+            </w:r>
+            <w:r>
+              <w:rPr>
+                <w:noProof/>
+                <w:webHidden/>
+              </w:rPr>
+              <w:instrText xml:space="preserve"> PAGEREF _Toc235224267 \h </w:instrText>
+            </w:r>
+            <w:r>
+              <w:rPr>
+                <w:noProof/>
+                <w:webHidden/>
+              </w:rPr>
+            </w:r>
+            <w:r>
+              <w:rPr>
+                <w:noProof/>
+                <w:webHidden/>
+              </w:rPr>
+              <w:fldChar w:fldCharType="separate"/>
+            </w:r>
+            <w:r>
+              <w:rPr>
+                <w:noProof/>
+                <w:webHidden/>
+              </w:rPr>
+              <w:t>4</w:t>
+            </w:r>
+            <w:r>
+              <w:rPr>
+                <w:noProof/>
+                <w:webHidden/>
+              </w:rPr>
+              <w:fldChar w:fldCharType="end"/>
+            </w:r>
+          </w:hyperlink>
+        </w:p>
+        <w:p>
+          <w:pPr>
+            <w:pStyle w:val="TDC1"/>
+            <w:tabs>
+              <w:tab w:val="right" w:leader="dot" w:pos="9062"/>
+            </w:tabs>
+            <w:rPr>
+              <w:noProof/>
+            </w:rPr>
+          </w:pPr>
+          <w:hyperlink w:anchor="_Toc235224268" w:history="1">
+            <w:r>
+              <w:rPr>
+                <w:rStyle w:val="Hipervnculo"/>
+                <w:noProof/>
+              </w:rPr>
+              <w:t>6. COMPONENTES INTERNOS</w:t>
+            </w:r>
+            <w:r>
+              <w:rPr>
+                <w:noProof/>
+                <w:webHidden/>
+              </w:rPr>
+              <w:tab/>
+            </w:r>
+            <w:r>
+              <w:rPr>
+                <w:noProof/>
+                <w:webHidden/>
+              </w:rPr>
+              <w:fldChar w:fldCharType="begin"/>
+            </w:r>
+            <w:r>
+              <w:rPr>
+                <w:noProof/>
+                <w:webHidden/>
+              </w:rPr>
+              <w:instrText xml:space="preserve"> PAGEREF _Toc235224268 \h </w:instrText>
+            </w:r>
+            <w:r>
+              <w:rPr>
+                <w:noProof/>
+                <w:webHidden/>
+              </w:rPr>
+            </w:r>
+            <w:r>
+              <w:rPr>
+                <w:noProof/>
+                <w:webHidden/>
+              </w:rPr>
+              <w:fldChar w:fldCharType="separate"/>
+            </w:r>
+            <w:r>
+              <w:rPr>
+                <w:noProof/>
+                <w:webHidden/>
+              </w:rPr>
+              <w:t>4</w:t>
+            </w:r>
+            <w:r>
+              <w:rPr>
+                <w:noProof/>
+                <w:webHidden/>
+              </w:rPr>
+              <w:fldChar w:fldCharType="end"/>
+            </w:r>
+          </w:hyperlink>
+        </w:p>
+        <w:p>
+          <w:pPr>
+            <w:pStyle w:val="TDC2"/>
+            <w:tabs>
+              <w:tab w:val="right" w:leader="dot" w:pos="9062"/>
+            </w:tabs>
+            <w:rPr>
+              <w:noProof/>
+            </w:rPr>
+          </w:pPr>
+          <w:hyperlink w:anchor="_Toc235224269" w:history="1">
+            <w:r>
+              <w:rPr>
+                <w:rStyle w:val="Hipervnculo"/>
+                <w:noProof/>
+              </w:rPr>
+              <w:t>`BACKEND/MAIN.PY`</w:t>
+            </w:r>
+            <w:r>
+              <w:rPr>
+                <w:noProof/>
+                <w:webHidden/>
+              </w:rPr>
+              <w:tab/>
+            </w:r>
+            <w:r>
+              <w:rPr>
+                <w:noProof/>
+                <w:webHidden/>
+              </w:rPr>
+              <w:fldChar w:fldCharType="begin"/>
+            </w:r>
+            <w:r>
+              <w:rPr>
+                <w:noProof/>
+                <w:webHidden/>
+              </w:rPr>
+              <w:instrText xml:space="preserve"> PAGEREF _Toc235224269 \h </w:instrText>
+            </w:r>
+            <w:r>
+              <w:rPr>
+                <w:noProof/>
+                <w:webHidden/>
+              </w:rPr>
+            </w:r>
+            <w:r>
+              <w:rPr>
+                <w:noProof/>
+                <w:webHidden/>
+              </w:rPr>
+              <w:fldChar w:fldCharType="separate"/>
+            </w:r>
+            <w:r>
+              <w:rPr>
+                <w:noProof/>
+                <w:webHidden/>
+              </w:rPr>
+              <w:t>4</w:t>
+            </w:r>
+            <w:r>
+              <w:rPr>
+                <w:noProof/>
+                <w:webHidden/>
+              </w:rPr>
+              <w:fldChar w:fldCharType="end"/>
+            </w:r>
+          </w:hyperlink>
+        </w:p>
+        <w:p>
+          <w:pPr>
+            <w:pStyle w:val="TDC2"/>
+            <w:tabs>
+              <w:tab w:val="right" w:leader="dot" w:pos="9062"/>
+            </w:tabs>
+            <w:rPr>
+              <w:noProof/>
+            </w:rPr>
+          </w:pPr>
+          <w:hyperlink w:anchor="_Toc235224270" w:history="1">
+            <w:r>
+              <w:rPr>
+                <w:rStyle w:val="Hipervnculo"/>
+                <w:noProof/>
+              </w:rPr>
+              <w:t>`BACKEND/API.PY`</w:t>
+            </w:r>
+            <w:r>
+              <w:rPr>
+                <w:noProof/>
+                <w:webHidden/>
+              </w:rPr>
+              <w:tab/>
+            </w:r>
+            <w:r>
+              <w:rPr>
+                <w:noProof/>
+                <w:webHidden/>
+              </w:rPr>
+              <w:fldChar w:fldCharType="begin"/>
+            </w:r>
+            <w:r>
+              <w:rPr>
+                <w:noProof/>
+                <w:webHidden/>
+              </w:rPr>
+              <w:instrText xml:space="preserve"> PAGEREF _Toc235224270 \h </w:instrText>
+            </w:r>
+            <w:r>
+              <w:rPr>
+                <w:noProof/>
+                <w:webHidden/>
+              </w:rPr>
+            </w:r>
+            <w:r>
+              <w:rPr>
+                <w:noProof/>
+                <w:webHidden/>
+              </w:rPr>
+              <w:fldChar w:fldCharType="separate"/>
+            </w:r>
+            <w:r>
+              <w:rPr>
+                <w:noProof/>
+                <w:webHidden/>
+              </w:rPr>
+              <w:t>4</w:t>
+            </w:r>
+            <w:r>
+              <w:rPr>
+                <w:noProof/>
+                <w:webHidden/>
+              </w:rPr>
+              <w:fldChar w:fldCharType="end"/>
+            </w:r>
+          </w:hyperlink>
+        </w:p>
+        <w:p>
+          <w:pPr>
+            <w:pStyle w:val="TDC2"/>
+            <w:tabs>
+              <w:tab w:val="right" w:leader="dot" w:pos="9062"/>
+            </w:tabs>
+            <w:rPr>
+              <w:noProof/>
+            </w:rPr>
+          </w:pPr>
+          <w:hyperlink w:anchor="_Toc235224271" w:history="1">
+            <w:r>
+              <w:rPr>
+                <w:rStyle w:val="Hipervnculo"/>
+                <w:noProof/>
+              </w:rPr>
+              <w:t>`BACKEND/TRAIN.PY`</w:t>
+            </w:r>
+            <w:r>
+              <w:rPr>
+                <w:noProof/>
+                <w:webHidden/>
+              </w:rPr>
+              <w:tab/>
+            </w:r>
+            <w:r>
+              <w:rPr>
+                <w:noProof/>
+                <w:webHidden/>
+              </w:rPr>
+              <w:fldChar w:fldCharType="begin"/>
+            </w:r>
+            <w:r>
+              <w:rPr>
+                <w:noProof/>
+                <w:webHidden/>
+              </w:rPr>
+              <w:instrText xml:space="preserve"> PAGEREF _Toc235224271 \h </w:instrText>
+            </w:r>
+            <w:r>
+              <w:rPr>
+                <w:noProof/>
+                <w:webHidden/>
+              </w:rPr>
+            </w:r>
+            <w:r>
+              <w:rPr>
+                <w:noProof/>
+                <w:webHidden/>
+              </w:rPr>
+              <w:fldChar w:fldCharType="separate"/>
+            </w:r>
+            <w:r>
+              <w:rPr>
+                <w:noProof/>
+                <w:webHidden/>
+              </w:rPr>
+              <w:t>5</w:t>
+            </w:r>
+            <w:r>
+              <w:rPr>
+                <w:noProof/>
+                <w:webHidden/>
+              </w:rPr>
+              <w:fldChar w:fldCharType="end"/>
+            </w:r>
+          </w:hyperlink>
+        </w:p>
+        <w:p>
+          <w:pPr>
+            <w:pStyle w:val="TDC2"/>
+            <w:tabs>
+              <w:tab w:val="right" w:leader="dot" w:pos="9062"/>
+            </w:tabs>
+            <w:rPr>
+              <w:noProof/>
+            </w:rPr>
+          </w:pPr>
+          <w:hyperlink w:anchor="_Toc235224272" w:history="1">
+            <w:r>
+              <w:rPr>
+                <w:rStyle w:val="Hipervnculo"/>
+                <w:noProof/>
+              </w:rPr>
+              <w:t>`BACKEND/PREDICT.PY`</w:t>
+            </w:r>
+            <w:r>
+              <w:rPr>
+                <w:noProof/>
+                <w:webHidden/>
+              </w:rPr>
+              <w:tab/>
+            </w:r>
+            <w:r>
+              <w:rPr>
+                <w:noProof/>
+                <w:webHidden/>
+              </w:rPr>
+              <w:fldChar w:fldCharType="begin"/>
+            </w:r>
+            <w:r>
+              <w:rPr>
+                <w:noProof/>
+                <w:webHidden/>
+              </w:rPr>
+              <w:instrText xml:space="preserve"> PAGEREF _Toc235224272 \h </w:instrText>
+            </w:r>
+            <w:r>
+              <w:rPr>
+                <w:noProof/>
+                <w:webHidden/>
+              </w:rPr>
+            </w:r>
+            <w:r>
+              <w:rPr>
+                <w:noProof/>
+                <w:webHidden/>
+              </w:rPr>
+              <w:fldChar w:fldCharType="separate"/>
+            </w:r>
+            <w:r>
+              <w:rPr>
+                <w:noProof/>
+                <w:webHidden/>
+              </w:rPr>
+              <w:t>5</w:t>
+            </w:r>
+            <w:r>
+              <w:rPr>
+                <w:noProof/>
+                <w:webHidden/>
+              </w:rPr>
+              <w:fldChar w:fldCharType="end"/>
+            </w:r>
+          </w:hyperlink>
+        </w:p>
+        <w:p>
+          <w:pPr>
+            <w:pStyle w:val="TDC2"/>
+            <w:tabs>
+              <w:tab w:val="right" w:leader="dot" w:pos="9062"/>
+            </w:tabs>
+            <w:rPr>
+              <w:noProof/>
+            </w:rPr>
+          </w:pPr>
+          <w:hyperlink w:anchor="_Toc235224273" w:history="1">
+            <w:r>
+              <w:rPr>
+                <w:rStyle w:val="Hipervnculo"/>
+                <w:noProof/>
+              </w:rPr>
+              <w:t>`BACKEND/UTILS.PY`</w:t>
+            </w:r>
+            <w:r>
+              <w:rPr>
+                <w:noProof/>
+                <w:webHidden/>
+              </w:rPr>
+              <w:tab/>
+            </w:r>
+            <w:r>
+              <w:rPr>
+                <w:noProof/>
+                <w:webHidden/>
+              </w:rPr>
+              <w:fldChar w:fldCharType="begin"/>
+            </w:r>
+            <w:r>
+              <w:rPr>
+                <w:noProof/>
+                <w:webHidden/>
+              </w:rPr>
+              <w:instrText xml:space="preserve"> PAGEREF _Toc235224273 \h </w:instrText>
+            </w:r>
+            <w:r>
+              <w:rPr>
+                <w:noProof/>
+                <w:webHidden/>
+              </w:rPr>
+            </w:r>
+            <w:r>
+              <w:rPr>
+                <w:noProof/>
+                <w:webHidden/>
+              </w:rPr>
+              <w:fldChar w:fldCharType="separate"/>
+            </w:r>
+            <w:r>
+              <w:rPr>
+                <w:noProof/>
+                <w:webHidden/>
+              </w:rPr>
+              <w:t>5</w:t>
+            </w:r>
+            <w:r>
+              <w:rPr>
+                <w:noProof/>
+                <w:webHidden/>
+              </w:rPr>
+              <w:fldChar w:fldCharType="end"/>
+            </w:r>
+          </w:hyperlink>
+        </w:p>
+        <w:p>
+          <w:pPr>
+            <w:pStyle w:val="TDC2"/>
+            <w:tabs>
+              <w:tab w:val="right" w:leader="dot" w:pos="9062"/>
+            </w:tabs>
+            <w:rPr>
+              <w:noProof/>
+            </w:rPr>
+          </w:pPr>
+          <w:hyperlink w:anchor="_Toc235224274" w:history="1">
+            <w:r>
+              <w:rPr>
+                <w:rStyle w:val="Hipervnculo"/>
+                <w:noProof/>
+              </w:rPr>
+              <w:t>`FRONTEND/`</w:t>
+            </w:r>
+            <w:r>
+              <w:rPr>
+                <w:noProof/>
+                <w:webHidden/>
+              </w:rPr>
+              <w:tab/>
+            </w:r>
+            <w:r>
+              <w:rPr>
+                <w:noProof/>
+                <w:webHidden/>
+              </w:rPr>
+              <w:fldChar w:fldCharType="begin"/>
+            </w:r>
+            <w:r>
+              <w:rPr>
+                <w:noProof/>
+                <w:webHidden/>
+              </w:rPr>
+              <w:instrText xml:space="preserve"> PAGEREF _Toc235224274 \h </w:instrText>
+            </w:r>
+            <w:r>
+              <w:rPr>
+                <w:noProof/>
+                <w:webHidden/>
+              </w:rPr>
+            </w:r>
+            <w:r>
+              <w:rPr>
+                <w:noProof/>
+                <w:webHidden/>
+              </w:rPr>
+              <w:fldChar w:fldCharType="separate"/>
+            </w:r>
+            <w:r>
+              <w:rPr>
+                <w:noProof/>
+                <w:webHidden/>
+              </w:rPr>
+              <w:t>5</w:t>
+            </w:r>
+            <w:r>
+              <w:rPr>
+                <w:noProof/>
+                <w:webHidden/>
+              </w:rPr>
+              <w:fldChar w:fldCharType="end"/>
+            </w:r>
+          </w:hyperlink>
+        </w:p>
+        <w:p>
+          <w:pPr>
+            <w:pStyle w:val="TDC1"/>
+            <w:tabs>
+              <w:tab w:val="right" w:leader="dot" w:pos="9062"/>
+            </w:tabs>
+            <w:rPr>
+              <w:noProof/>
+            </w:rPr>
+          </w:pPr>
+          <w:hyperlink w:anchor="_Toc235224275" w:history="1">
+            <w:r>
+              <w:rPr>
+                <w:rStyle w:val="Hipervnculo"/>
+                <w:noProof/>
+              </w:rPr>
+              <w:t>7. ARCHIVOS GENERADOS</w:t>
+            </w:r>
+            <w:r>
+              <w:rPr>
+                <w:noProof/>
+                <w:webHidden/>
+              </w:rPr>
+              <w:tab/>
+            </w:r>
+            <w:r>
+              <w:rPr>
+                <w:noProof/>
+                <w:webHidden/>
+              </w:rPr>
+              <w:fldChar w:fldCharType="begin"/>
+            </w:r>
+            <w:r>
+              <w:rPr>
+                <w:noProof/>
+                <w:webHidden/>
+              </w:rPr>
+              <w:instrText xml:space="preserve"> PAGEREF _Toc235224275 \h </w:instrText>
+            </w:r>
+            <w:r>
+              <w:rPr>
+                <w:noProof/>
+                <w:webHidden/>
+              </w:rPr>
+            </w:r>
+            <w:r>
+              <w:rPr>
+                <w:noProof/>
+                <w:webHidden/>
+              </w:rPr>
+              <w:fldChar w:fldCharType="separate"/>
+            </w:r>
+            <w:r>
+              <w:rPr>
+                <w:noProof/>
+                <w:webHidden/>
+              </w:rPr>
+              <w:t>5</w:t>
+            </w:r>
+            <w:r>
+              <w:rPr>
+                <w:noProof/>
+                <w:webHidden/>
+              </w:rPr>
+              <w:fldChar w:fldCharType="end"/>
+            </w:r>
+          </w:hyperlink>
+        </w:p>
+        <w:p>
+          <w:pPr>
+            <w:pStyle w:val="TDC1"/>
+            <w:tabs>
+              <w:tab w:val="right" w:leader="dot" w:pos="9062"/>
+            </w:tabs>
+            <w:rPr>
+              <w:noProof/>
+            </w:rPr>
+          </w:pPr>
+          <w:hyperlink w:anchor="_Toc235224276" w:history="1">
+            <w:r>
+              <w:rPr>
+                <w:rStyle w:val="Hipervnculo"/>
+                <w:noProof/>
+              </w:rPr>
+              <w:t>8. OPERACIÓN Y PRUEBAS RÁPIDAS</w:t>
+            </w:r>
+            <w:r>
+              <w:rPr>
+                <w:noProof/>
+                <w:webHidden/>
+              </w:rPr>
+              <w:tab/>
+            </w:r>
+            <w:r>
+              <w:rPr>
+                <w:noProof/>
+                <w:webHidden/>
+              </w:rPr>
+              <w:fldChar w:fldCharType="begin"/>
+            </w:r>
+            <w:r>
+              <w:rPr>
+                <w:noProof/>
+                <w:webHidden/>
+              </w:rPr>
+              <w:instrText xml:space="preserve"> PAGEREF _Toc235224276 \h </w:instrText>
+            </w:r>
+            <w:r>
+              <w:rPr>
+                <w:noProof/>
+                <w:webHidden/>
+              </w:rPr>
+            </w:r>
+            <w:r>
+              <w:rPr>
+                <w:noProof/>
+                <w:webHidden/>
+              </w:rPr>
+              <w:fldChar w:fldCharType="separate"/>
+            </w:r>
+            <w:r>
+              <w:rPr>
+                <w:noProof/>
+                <w:webHidden/>
+              </w:rPr>
+              <w:t>5</w:t>
+            </w:r>
+            <w:r>
+              <w:rPr>
+                <w:noProof/>
+                <w:webHidden/>
+              </w:rPr>
+              <w:fldChar w:fldCharType="end"/>
+            </w:r>
+          </w:hyperlink>
+        </w:p>
+        <w:p>
+          <w:pPr>
+            <w:pStyle w:val="TDC1"/>
+            <w:tabs>
+              <w:tab w:val="right" w:leader="dot" w:pos="9062"/>
+            </w:tabs>
+            <w:rPr>
+              <w:noProof/>
+            </w:rPr>
+          </w:pPr>
+          <w:hyperlink w:anchor="_Toc235224277" w:history="1">
+            <w:r>
+              <w:rPr>
+                <w:rStyle w:val="Hipervnculo"/>
+                <w:noProof/>
+              </w:rPr>
+              <w:t>9. SOLUCIÓN DE PROBLEMAS</w:t>
+            </w:r>
+            <w:r>
+              <w:rPr>
+                <w:noProof/>
+                <w:webHidden/>
+              </w:rPr>
+              <w:tab/>
+            </w:r>
+            <w:r>
+              <w:rPr>
+                <w:noProof/>
+                <w:webHidden/>
+              </w:rPr>
+              <w:fldChar w:fldCharType="begin"/>
+            </w:r>
+            <w:r>
+              <w:rPr>
+                <w:noProof/>
+                <w:webHidden/>
+              </w:rPr>
+              <w:instrText xml:space="preserve"> PAGEREF _Toc235224277 \h </w:instrText>
+            </w:r>
+            <w:r>
+              <w:rPr>
+                <w:noProof/>
+                <w:webHidden/>
+              </w:rPr>
+            </w:r>
+            <w:r>
+              <w:rPr>
+                <w:noProof/>
+                <w:webHidden/>
+              </w:rPr>
+              <w:fldChar w:fldCharType="separate"/>
+            </w:r>
+            <w:r>
+              <w:rPr>
+                <w:noProof/>
+                <w:webHidden/>
+              </w:rPr>
+              <w:t>6</w:t>
+            </w:r>
+            <w:r>
+              <w:rPr>
+                <w:noProof/>
+                <w:webHidden/>
+              </w:rPr>
+              <w:fldChar w:fldCharType="end"/>
+            </w:r>
+          </w:hyperlink>
+        </w:p>
+        <w:p>
+          <w:pPr>
+            <w:pStyle w:val="TDC2"/>
+            <w:tabs>
+              <w:tab w:val="right" w:leader="dot" w:pos="9062"/>
+            </w:tabs>
+            <w:rPr>
+              <w:noProof/>
+            </w:rPr>
+          </w:pPr>
+          <w:hyperlink w:anchor="_Toc235224278" w:history="1">
+            <w:r>
+              <w:rPr>
+                <w:rStyle w:val="Hipervnculo"/>
+                <w:noProof/>
+              </w:rPr>
+              <w:t>`MODULENOTFOUNDERROR`</w:t>
+            </w:r>
+            <w:r>
+              <w:rPr>
+                <w:noProof/>
+                <w:webHidden/>
+              </w:rPr>
+              <w:tab/>
+            </w:r>
+            <w:r>
+              <w:rPr>
+                <w:noProof/>
+                <w:webHidden/>
+              </w:rPr>
+              <w:fldChar w:fldCharType="begin"/>
+            </w:r>
+            <w:r>
+              <w:rPr>
+                <w:noProof/>
+                <w:webHidden/>
+              </w:rPr>
+              <w:instrText xml:space="preserve"> PAGEREF _Toc235224278 \h </w:instrText>
+            </w:r>
+            <w:r>
+              <w:rPr>
+                <w:noProof/>
+                <w:webHidden/>
+              </w:rPr>
+            </w:r>
+            <w:r>
+              <w:rPr>
+                <w:noProof/>
+                <w:webHidden/>
+              </w:rPr>
+              <w:fldChar w:fldCharType="separate"/>
+            </w:r>
+            <w:r>
+              <w:rPr>
+                <w:noProof/>
+                <w:webHidden/>
+              </w:rPr>
+              <w:t>6</w:t>
+            </w:r>
+            <w:r>
+              <w:rPr>
+                <w:noProof/>
+                <w:webHidden/>
+              </w:rPr>
+              <w:fldChar w:fldCharType="end"/>
+            </w:r>
+          </w:hyperlink>
+        </w:p>
+        <w:p>
+          <w:pPr>
+            <w:pStyle w:val="TDC2"/>
+            <w:tabs>
+              <w:tab w:val="right" w:leader="dot" w:pos="9062"/>
+            </w:tabs>
+            <w:rPr>
+              <w:noProof/>
+            </w:rPr>
+          </w:pPr>
+          <w:hyperlink w:anchor="_Toc235224279" w:history="1">
+            <w:r>
+              <w:rPr>
+                <w:rStyle w:val="Hipervnculo"/>
+                <w:noProof/>
+              </w:rPr>
+              <w:t>TENSORFLOW NO SE INSTALA</w:t>
+            </w:r>
+            <w:r>
+              <w:rPr>
+                <w:noProof/>
+                <w:webHidden/>
+              </w:rPr>
+              <w:tab/>
+            </w:r>
+            <w:r>
+              <w:rPr>
+                <w:noProof/>
+                <w:webHidden/>
+              </w:rPr>
+              <w:fldChar w:fldCharType="begin"/>
+            </w:r>
+            <w:r>
+              <w:rPr>
+                <w:noProof/>
+                <w:webHidden/>
+              </w:rPr>
+              <w:instrText xml:space="preserve"> PAGEREF _Toc235224279 \h </w:instrText>
+            </w:r>
+            <w:r>
+              <w:rPr>
+                <w:noProof/>
+                <w:webHidden/>
+              </w:rPr>
+            </w:r>
+            <w:r>
+              <w:rPr>
+                <w:noProof/>
+                <w:webHidden/>
+              </w:rPr>
+              <w:fldChar w:fldCharType="separate"/>
+            </w:r>
+            <w:r>
+              <w:rPr>
+                <w:noProof/>
+                <w:webHidden/>
+              </w:rPr>
+              <w:t>6</w:t>
+            </w:r>
+            <w:r>
+              <w:rPr>
+                <w:noProof/>
+                <w:webHidden/>
+              </w:rPr>
+              <w:fldChar w:fldCharType="end"/>
+            </w:r>
+          </w:hyperlink>
+        </w:p>
+        <w:p>
+          <w:pPr>
+            <w:pStyle w:val="TDC2"/>
+            <w:tabs>
+              <w:tab w:val="right" w:leader="dot" w:pos="9062"/>
+            </w:tabs>
+            <w:rPr>
+              <w:noProof/>
+            </w:rPr>
+          </w:pPr>
+          <w:hyperlink w:anchor="_Toc235224280" w:history="1">
+            <w:r>
+              <w:rPr>
+                <w:rStyle w:val="Hipervnculo"/>
+                <w:noProof/>
+              </w:rPr>
+              <w:t>NO CONECTA LA INTERFAZ</w:t>
+            </w:r>
+            <w:r>
+              <w:rPr>
+                <w:noProof/>
+                <w:webHidden/>
+              </w:rPr>
+              <w:tab/>
+            </w:r>
+            <w:r>
+              <w:rPr>
+                <w:noProof/>
+                <w:webHidden/>
+              </w:rPr>
+              <w:fldChar w:fldCharType="begin"/>
+            </w:r>
+            <w:r>
+              <w:rPr>
+                <w:noProof/>
+                <w:webHidden/>
+              </w:rPr>
+              <w:instrText xml:space="preserve"> PAGEREF _Toc235224280 \h </w:instrText>
+            </w:r>
+            <w:r>
+              <w:rPr>
+                <w:noProof/>
+                <w:webHidden/>
+              </w:rPr>
+            </w:r>
+            <w:r>
+              <w:rPr>
+                <w:noProof/>
+                <w:webHidden/>
+              </w:rPr>
+              <w:fldChar w:fldCharType="separate"/>
+            </w:r>
+            <w:r>
+              <w:rPr>
+                <w:noProof/>
+                <w:webHidden/>
+              </w:rPr>
+              <w:t>6</w:t>
+            </w:r>
+            <w:r>
+              <w:rPr>
+                <w:noProof/>
+                <w:webHidden/>
+              </w:rPr>
+              <w:fldChar w:fldCharType="end"/>
+            </w:r>
+          </w:hyperlink>
+        </w:p>
+        <w:p>
+          <w:pPr>
+            <w:pStyle w:val="TDC2"/>
+            <w:tabs>
+              <w:tab w:val="right" w:leader="dot" w:pos="9062"/>
+            </w:tabs>
+            <w:rPr>
+              <w:noProof/>
+            </w:rPr>
+          </w:pPr>
+          <w:hyperlink w:anchor="_Toc235224281" w:history="1">
+            <w:r>
+              <w:rPr>
+                <w:rStyle w:val="Hipervnculo"/>
+                <w:noProof/>
+              </w:rPr>
+              <w:t>NO EXISTEN MÉTRICAS</w:t>
+            </w:r>
+            <w:r>
+              <w:rPr>
+                <w:noProof/>
+                <w:webHidden/>
+              </w:rPr>
+              <w:tab/>
+            </w:r>
+            <w:r>
+              <w:rPr>
+                <w:noProof/>
+                <w:webHidden/>
+              </w:rPr>
+              <w:fldChar w:fldCharType="begin"/>
+            </w:r>
+            <w:r>
+              <w:rPr>
+                <w:noProof/>
+                <w:webHidden/>
+              </w:rPr>
+              <w:instrText xml:space="preserve"> PAGEREF _Toc235224281 \h </w:instrText>
+            </w:r>
+            <w:r>
+              <w:rPr>
+                <w:noProof/>
+                <w:webHidden/>
+              </w:rPr>
+            </w:r>
+            <w:r>
+              <w:rPr>
+                <w:noProof/>
+                <w:webHidden/>
+              </w:rPr>
+              <w:fldChar w:fldCharType="separate"/>
+            </w:r>
+            <w:r>
+              <w:rPr>
+                <w:noProof/>
+                <w:webHidden/>
+              </w:rPr>
+              <w:t>6</w:t>
+            </w:r>
+            <w:r>
+              <w:rPr>
+                <w:noProof/>
+                <w:webHidden/>
+              </w:rPr>
+              <w:fldChar w:fldCharType="end"/>
+            </w:r>
+          </w:hyperlink>
+        </w:p>
+        <w:p>
+          <w:pPr>
+            <w:pStyle w:val="TDC2"/>
+            <w:tabs>
+              <w:tab w:val="right" w:leader="dot" w:pos="9062"/>
+            </w:tabs>
+            <w:rPr>
+              <w:noProof/>
+            </w:rPr>
+          </w:pPr>
+          <w:hyperlink w:anchor="_Toc235224282" w:history="1">
+            <w:r>
+              <w:rPr>
+                <w:rStyle w:val="Hipervnculo"/>
+                <w:noProof/>
+              </w:rPr>
+              <w:t>NO PERMITE PREDECIR</w:t>
+            </w:r>
+            <w:r>
+              <w:rPr>
+                <w:noProof/>
+                <w:webHidden/>
+              </w:rPr>
+              <w:tab/>
+            </w:r>
+            <w:r>
+              <w:rPr>
+                <w:noProof/>
+                <w:webHidden/>
+              </w:rPr>
+              <w:fldChar w:fldCharType="begin"/>
+            </w:r>
+            <w:r>
+              <w:rPr>
+                <w:noProof/>
+                <w:webHidden/>
+              </w:rPr>
+              <w:instrText xml:space="preserve"> PAGEREF _Toc235224282 \h </w:instrText>
+            </w:r>
+            <w:r>
+              <w:rPr>
+                <w:noProof/>
+                <w:webHidden/>
+              </w:rPr>
+            </w:r>
+            <w:r>
+              <w:rPr>
+                <w:noProof/>
+                <w:webHidden/>
+              </w:rPr>
+              <w:fldChar w:fldCharType="separate"/>
+            </w:r>
+            <w:r>
+              <w:rPr>
+                <w:noProof/>
+                <w:webHidden/>
+              </w:rPr>
+              <w:t>6</w:t>
+            </w:r>
+            <w:r>
+              <w:rPr>
+                <w:noProof/>
+                <w:webHidden/>
+              </w:rPr>
+              <w:fldChar w:fldCharType="end"/>
+            </w:r>
+          </w:hyperlink>
+        </w:p>
+        <w:p>
+          <w:pPr>
+            <w:pStyle w:val="TDC2"/>
+            <w:tabs>
+              <w:tab w:val="right" w:leader="dot" w:pos="9062"/>
+            </w:tabs>
+            <w:rPr>
+              <w:noProof/>
+            </w:rPr>
+          </w:pPr>
+          <w:hyperlink w:anchor="_Toc235224283" w:history="1">
+            <w:r>
+              <w:rPr>
+                <w:rStyle w:val="Hipervnculo"/>
+                <w:noProof/>
+              </w:rPr>
+              <w:t>BAJA PRECISIÓN CON FOTOGRAFÍAS</w:t>
+            </w:r>
+            <w:r>
+              <w:rPr>
+                <w:noProof/>
+                <w:webHidden/>
+              </w:rPr>
+              <w:tab/>
+            </w:r>
+            <w:r>
+              <w:rPr>
+                <w:noProof/>
+                <w:webHidden/>
+              </w:rPr>
+              <w:fldChar w:fldCharType="begin"/>
+            </w:r>
+            <w:r>
+              <w:rPr>
+                <w:noProof/>
+                <w:webHidden/>
+              </w:rPr>
+              <w:instrText xml:space="preserve"> PAGEREF _Toc235224283 \h </w:instrText>
+            </w:r>
+            <w:r>
+              <w:rPr>
+                <w:noProof/>
+                <w:webHidden/>
+              </w:rPr>
+            </w:r>
+            <w:r>
+              <w:rPr>
+                <w:noProof/>
+                <w:webHidden/>
+              </w:rPr>
+              <w:fldChar w:fldCharType="separate"/>
+            </w:r>
+            <w:r>
+              <w:rPr>
+                <w:noProof/>
+                <w:webHidden/>
+              </w:rPr>
+              <w:t>6</w:t>
+            </w:r>
+            <w:r>
+              <w:rPr>
+                <w:noProof/>
+                <w:webHidden/>
+              </w:rPr>
+              <w:fldChar w:fldCharType="end"/>
+            </w:r>
+          </w:hyperlink>
+        </w:p>
+        <w:p>
+          <w:pPr>
+            <w:pStyle w:val="TDC1"/>
+            <w:tabs>
+              <w:tab w:val="right" w:leader="dot" w:pos="9062"/>
+            </w:tabs>
+            <w:rPr>
+              <w:noProof/>
+            </w:rPr>
+          </w:pPr>
+          <w:hyperlink w:anchor="_Toc235224284" w:history="1">
+            <w:r>
+              <w:rPr>
+                <w:rStyle w:val="Hipervnculo"/>
+                <w:noProof/>
+              </w:rPr>
+              <w:t>10. MANTENIMIENTO</w:t>
+            </w:r>
+            <w:r>
+              <w:rPr>
+                <w:noProof/>
+                <w:webHidden/>
+              </w:rPr>
+              <w:tab/>
+            </w:r>
+            <w:r>
+              <w:rPr>
+                <w:noProof/>
+                <w:webHidden/>
+              </w:rPr>
+              <w:fldChar w:fldCharType="begin"/>
+            </w:r>
+            <w:r>
+              <w:rPr>
+                <w:noProof/>
+                <w:webHidden/>
+              </w:rPr>
+              <w:instrText xml:space="preserve"> PAGEREF _Toc235224284 \h </w:instrText>
+            </w:r>
+            <w:r>
+              <w:rPr>
+                <w:noProof/>
+                <w:webHidden/>
+              </w:rPr>
+            </w:r>
+            <w:r>
+              <w:rPr>
+                <w:noProof/>
+                <w:webHidden/>
+              </w:rPr>
+              <w:fldChar w:fldCharType="separate"/>
+            </w:r>
+            <w:r>
+              <w:rPr>
+                <w:noProof/>
+                <w:webHidden/>
+              </w:rPr>
+              <w:t>6</w:t>
+            </w:r>
+            <w:r>
+              <w:rPr>
+                <w:noProof/>
+                <w:webHidden/>
+              </w:rPr>
+              <w:fldChar w:fldCharType="end"/>
+            </w:r>
+          </w:hyperlink>
+        </w:p>
+        <w:p>
+          <w:pPr>
+            <w:pStyle w:val="TDC1"/>
+            <w:tabs>
+              <w:tab w:val="right" w:leader="dot" w:pos="9062"/>
+            </w:tabs>
+            <w:rPr>
+              <w:noProof/>
+            </w:rPr>
+          </w:pPr>
+          <w:hyperlink w:anchor="_Toc235224285" w:history="1">
+            <w:r>
+              <w:rPr>
+                <w:rStyle w:val="Hipervnculo"/>
+                <w:noProof/>
+              </w:rPr>
+              <w:t>11. RESPALDO Y RECUPERACIÓN</w:t>
+            </w:r>
+            <w:r>
+              <w:rPr>
+                <w:noProof/>
+                <w:webHidden/>
+              </w:rPr>
+              <w:tab/>
+            </w:r>
+            <w:r>
+              <w:rPr>
+                <w:noProof/>
+                <w:webHidden/>
+              </w:rPr>
+              <w:fldChar w:fldCharType="begin"/>
+            </w:r>
+            <w:r>
+              <w:rPr>
+                <w:noProof/>
+                <w:webHidden/>
+              </w:rPr>
+              <w:instrText xml:space="preserve"> PAGEREF _Toc235224285 \h </w:instrText>
+            </w:r>
+            <w:r>
+              <w:rPr>
+                <w:noProof/>
+                <w:webHidden/>
+              </w:rPr>
+            </w:r>
+            <w:r>
+              <w:rPr>
+                <w:noProof/>
+                <w:webHidden/>
+              </w:rPr>
+              <w:fldChar w:fldCharType="separate"/>
+            </w:r>
+            <w:r>
+              <w:rPr>
+                <w:noProof/>
+                <w:webHidden/>
+              </w:rPr>
+              <w:t>6</w:t>
+            </w:r>
+            <w:r>
+              <w:rPr>
+                <w:noProof/>
+                <w:webHidden/>
+              </w:rPr>
+              <w:fldChar w:fldCharType="end"/>
+            </w:r>
+          </w:hyperlink>
+        </w:p>
+        <w:p>
+          <w:pPr>
+            <w:pStyle w:val="TDC1"/>
+            <w:tabs>
+              <w:tab w:val="right" w:leader="dot" w:pos="9062"/>
+            </w:tabs>
+            <w:rPr>
+              <w:noProof/>
+            </w:rPr>
+          </w:pPr>
+          <w:hyperlink w:anchor="_Toc235224286" w:history="1">
+            <w:r>
+              <w:rPr>
+                <w:rStyle w:val="Hipervnculo"/>
+                <w:noProof/>
+              </w:rPr>
+              <w:t>12. CIERRE DEL SERVICIO</w:t>
+            </w:r>
+            <w:r>
+              <w:rPr>
+                <w:noProof/>
+                <w:webHidden/>
+              </w:rPr>
+              <w:tab/>
+            </w:r>
+            <w:r>
+              <w:rPr>
+                <w:noProof/>
+                <w:webHidden/>
+              </w:rPr>
+              <w:fldChar w:fldCharType="begin"/>
+            </w:r>
+            <w:r>
+              <w:rPr>
+                <w:noProof/>
+                <w:webHidden/>
+              </w:rPr>
+              <w:instrText xml:space="preserve"> PAGEREF _Toc235224286 \h </w:instrText>
+            </w:r>
+            <w:r>
+              <w:rPr>
+                <w:noProof/>
+                <w:webHidden/>
+              </w:rPr>
+            </w:r>
+            <w:r>
+              <w:rPr>
+                <w:noProof/>
+                <w:webHidden/>
+              </w:rPr>
+              <w:fldChar w:fldCharType="separate"/>
+            </w:r>
+            <w:r>
+              <w:rPr>
+                <w:noProof/>
+                <w:webHidden/>
+              </w:rPr>
+              <w:t>7</w:t>
+            </w:r>
+            <w:r>
+              <w:rPr>
+                <w:noProof/>
+                <w:webHidden/>
+              </w:rPr>
+              <w:fldChar w:fldCharType="end"/>
+            </w:r>
+          </w:hyperlink>
+        </w:p>
+        <w:p>
+          <w:r>
+            <w:rPr>
+              <w:b/>
+              <w:bCs/>
+              <w:lang w:val="es-ES"/>
+            </w:rPr>
+            <w:fldChar w:fldCharType="end"/>
+          </w:r>
+        </w:p>
+      </w:sdtContent>
+    </w:sdt>
+    <w:p>
+      <w:pPr>
+        <w:spacing w:after="200"/>
+        <w:rPr>
+          <w:rFonts w:asciiTheme="majorHAnsi" w:eastAsiaTheme="majorEastAsia" w:hAnsiTheme="majorHAnsi" w:cstheme="majorBidi"/>
+          <w:b/>
+          <w:color w:val="17365D"/>
+          <w:spacing w:val="5"/>
+          <w:kern w:val="28"/>
+          <w:sz w:val="44"/>
+          <w:szCs w:val="52"/>
+        </w:rPr>
+      </w:pPr>
+    </w:p>
+    <w:p>
+      <w:pPr>
+        <w:spacing w:after="200"/>
+        <w:jc w:val="center"/>
+        <w:rPr>
+          <w:b/>
+          <w:bCs/>
+          <w:sz w:val="28"/>
+          <w:szCs w:val="28"/>
+        </w:rPr>
+      </w:pPr>
+      <w:r>
+        <w:rPr>
+          <w:b/>
+          <w:bCs/>
+          <w:sz w:val="28"/>
+          <w:szCs w:val="28"/>
+        </w:rPr>
         <w:lastRenderedPageBreak/>
         <w:t xml:space="preserve">Manual </w:t>
       </w:r>
       <w:proofErr w:type="spellStart"/>
       <w:r>
+        <w:rPr>
+          <w:b/>
+          <w:bCs/>
+          <w:sz w:val="28"/>
+          <w:szCs w:val="28"/>
+        </w:rPr>
         <w:t>técnico</w:t>
       </w:r>
       <w:proofErr w:type="spellEnd"/>
@@ -635,18 +2815,37 @@
     <w:p>
       <w:pPr>
         <w:pStyle w:val="Ttulo1"/>
+        <w:spacing w:line="360" w:lineRule="auto"/>
+        <w:rPr>
+          <w:rFonts w:ascii="Arial" w:hAnsi="Arial" w:cs="Arial"/>
+          <w:color w:val="auto"/>
+          <w:sz w:val="28"/>
+        </w:rPr>
       </w:pPr>
-      <w:r>
+      <w:bookmarkStart w:id="0" w:name="_Toc235224257"/>
+      <w:r>
+        <w:rPr>
+          <w:rFonts w:ascii="Arial" w:hAnsi="Arial" w:cs="Arial"/>
+          <w:color w:val="auto"/>
+          <w:sz w:val="28"/>
+        </w:rPr>
         <w:t xml:space="preserve">1. </w:t>
       </w:r>
       <w:proofErr w:type="spellStart"/>
       <w:r>
+        <w:rPr>
+          <w:rFonts w:ascii="Arial" w:hAnsi="Arial" w:cs="Arial"/>
+          <w:color w:val="auto"/>
+          <w:sz w:val="28"/>
+        </w:rPr>
         <w:t>Propósito</w:t>
       </w:r>
+      <w:bookmarkEnd w:id="0"/>
       <w:proofErr w:type="spellEnd"/>
     </w:p>
     <w:p>
       <w:pPr>
+        <w:spacing w:line="360" w:lineRule="auto"/>
         <w:jc w:val="both"/>
       </w:pPr>
       <w:r>
@@ -792,27 +2991,60 @@
     <w:p>
       <w:pPr>
         <w:pStyle w:val="Ttulo1"/>
+        <w:spacing w:line="360" w:lineRule="auto"/>
+        <w:rPr>
+          <w:rFonts w:ascii="Arial" w:hAnsi="Arial" w:cs="Arial"/>
+          <w:color w:val="auto"/>
+          <w:sz w:val="28"/>
+        </w:rPr>
       </w:pPr>
-      <w:r>
+      <w:bookmarkStart w:id="1" w:name="_Toc235224258"/>
+      <w:r>
+        <w:rPr>
+          <w:rFonts w:ascii="Arial" w:hAnsi="Arial" w:cs="Arial"/>
+          <w:color w:val="auto"/>
+          <w:sz w:val="28"/>
+        </w:rPr>
         <w:t xml:space="preserve">2. </w:t>
       </w:r>
       <w:proofErr w:type="spellStart"/>
       <w:r>
+        <w:rPr>
+          <w:rFonts w:ascii="Arial" w:hAnsi="Arial" w:cs="Arial"/>
+          <w:color w:val="auto"/>
+          <w:sz w:val="28"/>
+        </w:rPr>
         <w:t>Requisitos</w:t>
       </w:r>
+      <w:bookmarkEnd w:id="1"/>
       <w:proofErr w:type="spellEnd"/>
     </w:p>
     <w:p>
       <w:pPr>
-        <w:pStyle w:val="Ttulo2"/>
+        <w:spacing w:line="360" w:lineRule="auto"/>
+        <w:jc w:val="both"/>
+        <w:rPr>
+          <w:rFonts w:cs="Arial"/>
+          <w:sz w:val="28"/>
+        </w:rPr>
       </w:pPr>
-      <w:r>
+      <w:bookmarkStart w:id="2" w:name="_Toc235224259"/>
+      <w:r>
+        <w:rPr>
+          <w:rFonts w:cs="Arial"/>
+          <w:sz w:val="28"/>
+        </w:rPr>
         <w:t xml:space="preserve">Hardware </w:t>
       </w:r>
       <w:proofErr w:type="spellStart"/>
       <w:r>
+        <w:rPr>
+          <w:rFonts w:cs="Arial"/>
+          <w:sz w:val="28"/>
+        </w:rPr>
         <w:t>recomendado</w:t>
       </w:r>
+      <w:bookmarkEnd w:id="2"/>
       <w:proofErr w:type="spellEnd"/>
     </w:p>
     <w:p>
@@ -979,11 +3211,24 @@
     </w:p>
     <w:p>
       <w:pPr>
-        <w:pStyle w:val="Ttulo2"/>
+        <w:pStyle w:val="Ttulo1"/>
+        <w:spacing w:line="360" w:lineRule="auto"/>
+        <w:rPr>
+          <w:rFonts w:ascii="Arial" w:hAnsi="Arial" w:cs="Arial"/>
+          <w:color w:val="auto"/>
+          <w:sz w:val="28"/>
+        </w:rPr>
       </w:pPr>
-      <w:r>
+      <w:bookmarkStart w:id="3" w:name="_Toc235224260"/>
+      <w:r>
+        <w:rPr>
+          <w:rFonts w:ascii="Arial" w:hAnsi="Arial" w:cs="Arial"/>
+          <w:color w:val="auto"/>
+          <w:sz w:val="28"/>
+        </w:rPr>
         <w:t>Software</w:t>
       </w:r>
+      <w:bookmarkEnd w:id="3"/>
     </w:p>
     <w:p>
       <w:pPr>
@@ -1115,21 +3360,45 @@
     <w:p>
       <w:pPr>
         <w:pStyle w:val="Ttulo1"/>
+        <w:spacing w:line="360" w:lineRule="auto"/>
+        <w:rPr>
+          <w:rFonts w:ascii="Arial" w:hAnsi="Arial" w:cs="Arial"/>
+          <w:color w:val="auto"/>
+          <w:sz w:val="28"/>
+        </w:rPr>
       </w:pPr>
-      <w:r>
+      <w:bookmarkStart w:id="4" w:name="_Toc235224261"/>
+      <w:r>
+        <w:rPr>
+          <w:rFonts w:ascii="Arial" w:hAnsi="Arial" w:cs="Arial"/>
+          <w:color w:val="auto"/>
+          <w:sz w:val="28"/>
+        </w:rPr>
         <w:t xml:space="preserve">3. </w:t>
       </w:r>
       <w:proofErr w:type="spellStart"/>
       <w:r>
+        <w:rPr>
+          <w:rFonts w:ascii="Arial" w:hAnsi="Arial" w:cs="Arial"/>
+          <w:color w:val="auto"/>
+          <w:sz w:val="28"/>
+        </w:rPr>
         <w:t>Instalación</w:t>
       </w:r>
       <w:proofErr w:type="spellEnd"/>
       <w:r>
+        <w:rPr>
+          <w:rFonts w:ascii="Arial" w:hAnsi="Arial" w:cs="Arial"/>
+          <w:color w:val="auto"/>
+          <w:sz w:val="28"/>
+        </w:rPr>
         <w:t xml:space="preserve"> paso a paso</w:t>
       </w:r>
+      <w:bookmarkEnd w:id="4"/>
     </w:p>
     <w:p>
       <w:pPr>
+        <w:spacing w:line="360" w:lineRule="auto"/>
         <w:jc w:val="both"/>
       </w:pPr>
       <w:proofErr w:type="spellStart"/>
@@ -1167,41 +3436,85 @@
     </w:p>
     <w:p>
       <w:pPr>
-        <w:pStyle w:val="Ttulo2"/>
+        <w:pStyle w:val="Ttulo1"/>
+        <w:spacing w:line="360" w:lineRule="auto"/>
+        <w:ind w:firstLine="283"/>
+        <w:rPr>
+          <w:rFonts w:ascii="Arial" w:hAnsi="Arial" w:cs="Arial"/>
+          <w:color w:val="auto"/>
+          <w:sz w:val="28"/>
+        </w:rPr>
       </w:pPr>
-      <w:r>
+      <w:bookmarkStart w:id="5" w:name="_Toc235224262"/>
+      <w:r>
+        <w:rPr>
+          <w:rFonts w:ascii="Arial" w:hAnsi="Arial" w:cs="Arial"/>
+          <w:color w:val="auto"/>
+          <w:sz w:val="28"/>
+        </w:rPr>
         <w:t xml:space="preserve">3.1 </w:t>
       </w:r>
       <w:proofErr w:type="spellStart"/>
       <w:r>
+        <w:rPr>
+          <w:rFonts w:ascii="Arial" w:hAnsi="Arial" w:cs="Arial"/>
+          <w:color w:val="auto"/>
+          <w:sz w:val="28"/>
+        </w:rPr>
         <w:t>Crear</w:t>
       </w:r>
       <w:proofErr w:type="spellEnd"/>
       <w:r>
+        <w:rPr>
+          <w:rFonts w:ascii="Arial" w:hAnsi="Arial" w:cs="Arial"/>
+          <w:color w:val="auto"/>
+          <w:sz w:val="28"/>
+        </w:rPr>
         <w:t xml:space="preserve"> </w:t>
       </w:r>
       <w:proofErr w:type="spellStart"/>
       <w:r>
+        <w:rPr>
+          <w:rFonts w:ascii="Arial" w:hAnsi="Arial" w:cs="Arial"/>
+          <w:color w:val="auto"/>
+          <w:sz w:val="28"/>
+        </w:rPr>
         <w:t>el</w:t>
       </w:r>
       <w:proofErr w:type="spellEnd"/>
       <w:r>
+        <w:rPr>
+          <w:rFonts w:ascii="Arial" w:hAnsi="Arial" w:cs="Arial"/>
+          <w:color w:val="auto"/>
+          <w:sz w:val="28"/>
+        </w:rPr>
         <w:t xml:space="preserve"> </w:t>
       </w:r>
       <w:proofErr w:type="spellStart"/>
       <w:r>
+        <w:rPr>
+          <w:rFonts w:ascii="Arial" w:hAnsi="Arial" w:cs="Arial"/>
+          <w:color w:val="auto"/>
+          <w:sz w:val="28"/>
+        </w:rPr>
         <w:t>entorno</w:t>
       </w:r>
       <w:proofErr w:type="spellEnd"/>
       <w:r>
+        <w:rPr>
+          <w:rFonts w:ascii="Arial" w:hAnsi="Arial" w:cs="Arial"/>
+          <w:color w:val="auto"/>
+          <w:sz w:val="28"/>
+        </w:rPr>
         <w:t xml:space="preserve"> virtual</w:t>
       </w:r>
+      <w:bookmarkEnd w:id="5"/>
     </w:p>
     <w:p>
       <w:pPr>
         <w:shd w:val="clear" w:color="auto" w:fill="F2F2F2"/>
         <w:spacing w:before="80" w:after="160"/>
-        <w:ind w:left="283" w:right="283"/>
+        <w:ind w:left="720" w:right="283"/>
       </w:pPr>
       <w:r>
         <w:rPr>
@@ -1262,6 +3575,8 @@
     </w:p>
     <w:p>
       <w:pPr>
+        <w:spacing w:line="360" w:lineRule="auto"/>
+        <w:ind w:left="283"/>
         <w:jc w:val="both"/>
       </w:pPr>
       <w:r>
@@ -1416,30 +3731,59 @@
     </w:p>
     <w:p>
       <w:pPr>
-        <w:pStyle w:val="Ttulo2"/>
+        <w:pStyle w:val="Ttulo1"/>
+        <w:spacing w:line="360" w:lineRule="auto"/>
+        <w:ind w:firstLine="283"/>
+        <w:rPr>
+          <w:rFonts w:ascii="Arial" w:hAnsi="Arial" w:cs="Arial"/>
+          <w:color w:val="auto"/>
+          <w:sz w:val="28"/>
+        </w:rPr>
       </w:pPr>
-      <w:r>
+      <w:bookmarkStart w:id="6" w:name="_Toc235224263"/>
+      <w:r>
+        <w:rPr>
+          <w:rFonts w:ascii="Arial" w:hAnsi="Arial" w:cs="Arial"/>
+          <w:color w:val="auto"/>
+          <w:sz w:val="28"/>
+        </w:rPr>
         <w:t xml:space="preserve">3.2 </w:t>
       </w:r>
       <w:proofErr w:type="spellStart"/>
       <w:r>
+        <w:rPr>
+          <w:rFonts w:ascii="Arial" w:hAnsi="Arial" w:cs="Arial"/>
+          <w:color w:val="auto"/>
+          <w:sz w:val="28"/>
+        </w:rPr>
         <w:t>Instalar</w:t>
       </w:r>
       <w:proofErr w:type="spellEnd"/>
       <w:r>
+        <w:rPr>
+          <w:rFonts w:ascii="Arial" w:hAnsi="Arial" w:cs="Arial"/>
+          <w:color w:val="auto"/>
+          <w:sz w:val="28"/>
+        </w:rPr>
         <w:t xml:space="preserve"> </w:t>
       </w:r>
       <w:proofErr w:type="spellStart"/>
       <w:r>
+        <w:rPr>
+          <w:rFonts w:ascii="Arial" w:hAnsi="Arial" w:cs="Arial"/>
+          <w:color w:val="auto"/>
+          <w:sz w:val="28"/>
+        </w:rPr>
         <w:t>dependencias</w:t>
       </w:r>
+      <w:bookmarkEnd w:id="6"/>
       <w:proofErr w:type="spellEnd"/>
     </w:p>
     <w:p>
       <w:pPr>
         <w:shd w:val="clear" w:color="auto" w:fill="F2F2F2"/>
         <w:spacing w:before="80" w:after="160"/>
-        <w:ind w:left="283" w:right="283"/>
+        <w:ind w:left="720" w:right="283"/>
       </w:pPr>
       <w:r>
         <w:rPr>
@@ -1474,6 +3818,7 @@
     </w:p>
     <w:p>
       <w:pPr>
+        <w:ind w:firstLine="283"/>
         <w:jc w:val="both"/>
       </w:pPr>
       <w:proofErr w:type="spellStart"/>
@@ -1497,7 +3842,7 @@
       <w:pPr>
         <w:shd w:val="clear" w:color="auto" w:fill="F2F2F2"/>
         <w:spacing w:before="80" w:after="160"/>
-        <w:ind w:left="283" w:right="283"/>
+        <w:ind w:left="283" w:right="283" w:firstLine="437"/>
       </w:pPr>
       <w:r>
         <w:rPr>
@@ -1536,7 +3881,23 @@
           <w:rFonts w:ascii="Consolas" w:hAnsi="Consolas"/>
           <w:sz w:val="17"/>
         </w:rPr>
-        <w:t>, PIL; print('</w:t>
+        <w:t xml:space="preserve">, PIL; </w:t>
+      </w:r>
+      <w:proofErr w:type="gramStart"/>
+      <w:r>
+        <w:rPr>
+          <w:rFonts w:ascii="Consolas" w:hAnsi="Consolas"/>
+          <w:sz w:val="17"/>
+        </w:rPr>
+        <w:t>print(</w:t>
+      </w:r>
+      <w:proofErr w:type="gramEnd"/>
+      <w:r>
+        <w:rPr>
+          <w:rFonts w:ascii="Consolas" w:hAnsi="Consolas"/>
+          <w:sz w:val="17"/>
+        </w:rPr>
+        <w:t>'</w:t>
       </w:r>
       <w:proofErr w:type="spellStart"/>
       <w:r>
@@ -1574,42 +3935,95 @@
     <w:p>
       <w:pPr>
         <w:pStyle w:val="Ttulo1"/>
+        <w:spacing w:line="360" w:lineRule="auto"/>
+        <w:rPr>
+          <w:rFonts w:ascii="Arial" w:hAnsi="Arial" w:cs="Arial"/>
+          <w:color w:val="auto"/>
+          <w:sz w:val="28"/>
+        </w:rPr>
       </w:pPr>
-      <w:r>
+      <w:bookmarkStart w:id="7" w:name="_Toc235224264"/>
+      <w:r>
+        <w:rPr>
+          <w:rFonts w:ascii="Arial" w:hAnsi="Arial" w:cs="Arial"/>
+          <w:color w:val="auto"/>
+          <w:sz w:val="28"/>
+        </w:rPr>
+        <w:lastRenderedPageBreak/>
         <w:t xml:space="preserve">4. </w:t>
       </w:r>
       <w:proofErr w:type="spellStart"/>
       <w:r>
+        <w:rPr>
+          <w:rFonts w:ascii="Arial" w:hAnsi="Arial" w:cs="Arial"/>
+          <w:color w:val="auto"/>
+          <w:sz w:val="28"/>
+        </w:rPr>
         <w:t>Puesta</w:t>
       </w:r>
       <w:proofErr w:type="spellEnd"/>
       <w:r>
+        <w:rPr>
+          <w:rFonts w:ascii="Arial" w:hAnsi="Arial" w:cs="Arial"/>
+          <w:color w:val="auto"/>
+          <w:sz w:val="28"/>
+        </w:rPr>
         <w:t xml:space="preserve"> </w:t>
       </w:r>
       <w:proofErr w:type="spellStart"/>
       <w:r>
+        <w:rPr>
+          <w:rFonts w:ascii="Arial" w:hAnsi="Arial" w:cs="Arial"/>
+          <w:color w:val="auto"/>
+          <w:sz w:val="28"/>
+        </w:rPr>
         <w:t>en</w:t>
       </w:r>
       <w:proofErr w:type="spellEnd"/>
       <w:r>
+        <w:rPr>
+          <w:rFonts w:ascii="Arial" w:hAnsi="Arial" w:cs="Arial"/>
+          <w:color w:val="auto"/>
+          <w:sz w:val="28"/>
+        </w:rPr>
         <w:t xml:space="preserve"> </w:t>
       </w:r>
       <w:proofErr w:type="spellStart"/>
       <w:r>
+        <w:rPr>
+          <w:rFonts w:ascii="Arial" w:hAnsi="Arial" w:cs="Arial"/>
+          <w:color w:val="auto"/>
+          <w:sz w:val="28"/>
+        </w:rPr>
         <w:t>marcha</w:t>
       </w:r>
+      <w:bookmarkEnd w:id="7"/>
       <w:proofErr w:type="spellEnd"/>
     </w:p>
     <w:p>
       <w:pPr>
-        <w:pStyle w:val="Ttulo2"/>
+        <w:pStyle w:val="Ttulo1"/>
+        <w:spacing w:line="360" w:lineRule="auto"/>
+        <w:rPr>
+          <w:rFonts w:ascii="Arial" w:hAnsi="Arial" w:cs="Arial"/>
+          <w:color w:val="auto"/>
+          <w:sz w:val="28"/>
+        </w:rPr>
       </w:pPr>
-      <w:r>
+      <w:bookmarkStart w:id="8" w:name="_Toc235224265"/>
+      <w:r>
+        <w:rPr>
+          <w:rFonts w:ascii="Arial" w:hAnsi="Arial" w:cs="Arial"/>
+          <w:color w:val="auto"/>
+          <w:sz w:val="28"/>
+        </w:rPr>
         <w:t>4.1 Backend</w:t>
       </w:r>
+      <w:bookmarkEnd w:id="8"/>
     </w:p>
     <w:p>
       <w:pPr>
+        <w:spacing w:line="360" w:lineRule="auto"/>
         <w:jc w:val="both"/>
       </w:pPr>
       <w:proofErr w:type="spellStart"/>
@@ -1659,7 +4073,7 @@
     <w:p>
       <w:pPr>
         <w:shd w:val="clear" w:color="auto" w:fill="F2F2F2"/>
-        <w:spacing w:before="80" w:after="160"/>
+        <w:spacing w:before="80" w:after="160" w:line="360" w:lineRule="auto"/>
         <w:ind w:left="283" w:right="283"/>
       </w:pPr>
       <w:proofErr w:type="spellStart"/>
@@ -1679,12 +4093,21 @@
         <w:t xml:space="preserve"> </w:t>
       </w:r>
       <w:proofErr w:type="spellStart"/>
+      <w:proofErr w:type="gramStart"/>
       <w:r>
         <w:rPr>
           <w:rFonts w:ascii="Consolas" w:hAnsi="Consolas"/>
           <w:sz w:val="17"/>
         </w:rPr>
-        <w:t>backend.main:app</w:t>
+        <w:t>backend.main</w:t>
+      </w:r>
+      <w:proofErr w:type="gramEnd"/>
+      <w:r>
+        <w:rPr>
+          <w:rFonts w:ascii="Consolas" w:hAnsi="Consolas"/>
+          <w:sz w:val="17"/>
+        </w:rPr>
+        <w:t>:app</w:t>
       </w:r>
       <w:proofErr w:type="spellEnd"/>
       <w:r>
@@ -1697,11 +4120,11 @@
     </w:p>
     <w:p>
       <w:pPr>
+        <w:spacing w:line="360" w:lineRule="auto"/>
         <w:jc w:val="both"/>
       </w:pPr>
       <w:proofErr w:type="spellStart"/>
       <w:r>
-        <w:lastRenderedPageBreak/>
         <w:t>Direcciones</w:t>
       </w:r>
       <w:proofErr w:type="spellEnd"/>
@@ -1720,6 +4143,7 @@
     <w:p>
       <w:pPr>
         <w:pStyle w:val="Listaconvietas"/>
+        <w:spacing w:line="360" w:lineRule="auto"/>
       </w:pPr>
       <w:r>
         <w:t xml:space="preserve">API: </w:t>
@@ -1736,6 +4160,7 @@
     <w:p>
       <w:pPr>
         <w:pStyle w:val="Listaconvietas"/>
+        <w:spacing w:line="360" w:lineRule="auto"/>
       </w:pPr>
       <w:proofErr w:type="spellStart"/>
       <w:r>
@@ -1757,6 +4182,7 @@
     <w:p>
       <w:pPr>
         <w:pStyle w:val="Listaconvietas"/>
+        <w:spacing w:line="360" w:lineRule="auto"/>
       </w:pPr>
       <w:r>
         <w:t xml:space="preserve">Swagger UI: </w:t>
@@ -1773,6 +4199,7 @@
     <w:p>
       <w:pPr>
         <w:pStyle w:val="Listaconvietas"/>
+        <w:spacing w:line="360" w:lineRule="auto"/>
       </w:pPr>
       <w:proofErr w:type="spellStart"/>
       <w:r>
@@ -1801,14 +4228,28 @@
     </w:p>
     <w:p>
       <w:pPr>
-        <w:pStyle w:val="Ttulo2"/>
+        <w:pStyle w:val="Ttulo1"/>
+        <w:spacing w:line="360" w:lineRule="auto"/>
+        <w:rPr>
+          <w:rFonts w:ascii="Arial" w:hAnsi="Arial" w:cs="Arial"/>
+          <w:color w:val="auto"/>
+          <w:sz w:val="28"/>
+        </w:rPr>
       </w:pPr>
-      <w:r>
+      <w:bookmarkStart w:id="9" w:name="_Toc235224266"/>
+      <w:r>
+        <w:rPr>
+          <w:rFonts w:ascii="Arial" w:hAnsi="Arial" w:cs="Arial"/>
+          <w:color w:val="auto"/>
+          <w:sz w:val="28"/>
+        </w:rPr>
         <w:t>4.2 Frontend</w:t>
       </w:r>
+      <w:bookmarkEnd w:id="9"/>
     </w:p>
     <w:p>
       <w:pPr>
+        <w:spacing w:line="360" w:lineRule="auto"/>
         <w:jc w:val="both"/>
       </w:pPr>
       <w:proofErr w:type="spellStart"/>
@@ -1831,7 +4272,7 @@
     <w:p>
       <w:pPr>
         <w:shd w:val="clear" w:color="auto" w:fill="F2F2F2"/>
-        <w:spacing w:before="80" w:after="160"/>
+        <w:spacing w:before="80" w:after="160" w:line="360" w:lineRule="auto"/>
         <w:ind w:left="283" w:right="283"/>
       </w:pPr>
       <w:r>
@@ -1842,6 +4283,7 @@
         <w:t xml:space="preserve">python -m </w:t>
       </w:r>
       <w:proofErr w:type="spellStart"/>
+      <w:proofErr w:type="gramStart"/>
       <w:r>
         <w:rPr>
           <w:rFonts w:ascii="Consolas" w:hAnsi="Consolas"/>
@@ -1850,6 +4292,7 @@
         <w:t>http.server</w:t>
       </w:r>
       <w:proofErr w:type="spellEnd"/>
+      <w:proofErr w:type="gramEnd"/>
       <w:r>
         <w:rPr>
           <w:rFonts w:ascii="Consolas" w:hAnsi="Consolas"/>
@@ -1860,6 +4303,7 @@
     </w:p>
     <w:p>
       <w:pPr>
+        <w:spacing w:line="360" w:lineRule="auto"/>
         <w:jc w:val="both"/>
       </w:pPr>
       <w:proofErr w:type="spellStart"/>
@@ -1960,14 +4404,32 @@
     <w:p>
       <w:pPr>
         <w:pStyle w:val="Ttulo1"/>
+        <w:spacing w:line="360" w:lineRule="auto"/>
+        <w:rPr>
+          <w:rFonts w:ascii="Arial" w:hAnsi="Arial" w:cs="Arial"/>
+          <w:color w:val="auto"/>
+          <w:sz w:val="28"/>
+        </w:rPr>
       </w:pPr>
-      <w:r>
+      <w:bookmarkStart w:id="10" w:name="_Toc235224267"/>
+      <w:r>
+        <w:rPr>
+          <w:rFonts w:ascii="Arial" w:hAnsi="Arial" w:cs="Arial"/>
+          <w:color w:val="auto"/>
+          <w:sz w:val="28"/>
+        </w:rPr>
         <w:t xml:space="preserve">5. </w:t>
       </w:r>
       <w:proofErr w:type="spellStart"/>
       <w:r>
+        <w:rPr>
+          <w:rFonts w:ascii="Arial" w:hAnsi="Arial" w:cs="Arial"/>
+          <w:color w:val="auto"/>
+          <w:sz w:val="28"/>
+        </w:rPr>
         <w:t>Configuración</w:t>
       </w:r>
+      <w:bookmarkEnd w:id="10"/>
       <w:proofErr w:type="spellEnd"/>
     </w:p>
     <w:p>
@@ -2672,9 +5134,11 @@
     </w:p>
     <w:p>
       <w:pPr>
+        <w:spacing w:line="360" w:lineRule="auto"/>
         <w:jc w:val="both"/>
       </w:pPr>
       <w:r>
+        <w:lastRenderedPageBreak/>
         <w:t xml:space="preserve">Las </w:t>
       </w:r>
       <w:proofErr w:type="spellStart"/>
@@ -2736,575 +5200,726 @@
       <w:r>
         <w:t xml:space="preserve"> son de 28 × 28 con un canal.</w:t>
       </w:r>
+    </w:p>
+    <w:p>
+      <w:pPr>
+        <w:pStyle w:val="Ttulo1"/>
+        <w:spacing w:line="360" w:lineRule="auto"/>
+        <w:rPr>
+          <w:rFonts w:ascii="Arial" w:hAnsi="Arial" w:cs="Arial"/>
+          <w:color w:val="auto"/>
+          <w:sz w:val="28"/>
+        </w:rPr>
+      </w:pPr>
+      <w:bookmarkStart w:id="11" w:name="_Toc235224268"/>
+      <w:r>
+        <w:rPr>
+          <w:rFonts w:ascii="Arial" w:hAnsi="Arial" w:cs="Arial"/>
+          <w:color w:val="auto"/>
+          <w:sz w:val="28"/>
+        </w:rPr>
+        <w:t xml:space="preserve">6. </w:t>
+      </w:r>
+      <w:proofErr w:type="spellStart"/>
+      <w:r>
+        <w:rPr>
+          <w:rFonts w:ascii="Arial" w:hAnsi="Arial" w:cs="Arial"/>
+          <w:color w:val="auto"/>
+          <w:sz w:val="28"/>
+        </w:rPr>
+        <w:t>Componentes</w:t>
+      </w:r>
+      <w:proofErr w:type="spellEnd"/>
+      <w:r>
+        <w:rPr>
+          <w:rFonts w:ascii="Arial" w:hAnsi="Arial" w:cs="Arial"/>
+          <w:color w:val="auto"/>
+          <w:sz w:val="28"/>
+        </w:rPr>
+        <w:t xml:space="preserve"> </w:t>
+      </w:r>
+      <w:proofErr w:type="spellStart"/>
+      <w:r>
+        <w:rPr>
+          <w:rFonts w:ascii="Arial" w:hAnsi="Arial" w:cs="Arial"/>
+          <w:color w:val="auto"/>
+          <w:sz w:val="28"/>
+        </w:rPr>
+        <w:t>internos</w:t>
+      </w:r>
+      <w:bookmarkEnd w:id="11"/>
+      <w:proofErr w:type="spellEnd"/>
+    </w:p>
+    <w:p>
+      <w:pPr>
+        <w:pStyle w:val="Ttulo1"/>
+        <w:spacing w:line="360" w:lineRule="auto"/>
+        <w:ind w:left="720"/>
+        <w:rPr>
+          <w:rFonts w:ascii="Arial" w:hAnsi="Arial" w:cs="Arial"/>
+          <w:color w:val="auto"/>
+          <w:sz w:val="28"/>
+        </w:rPr>
+      </w:pPr>
+      <w:bookmarkStart w:id="12" w:name="_Toc235224269"/>
+      <w:r>
+        <w:rPr>
+          <w:rFonts w:ascii="Arial" w:hAnsi="Arial" w:cs="Arial"/>
+          <w:color w:val="auto"/>
+          <w:sz w:val="28"/>
+        </w:rPr>
+        <w:t>`backend/main.py`</w:t>
+      </w:r>
+      <w:bookmarkEnd w:id="12"/>
+    </w:p>
+    <w:p>
+      <w:pPr>
+        <w:spacing w:line="360" w:lineRule="auto"/>
+        <w:ind w:left="720"/>
+        <w:jc w:val="both"/>
+      </w:pPr>
+      <w:proofErr w:type="spellStart"/>
+      <w:r>
+        <w:t>Crea</w:t>
+      </w:r>
+      <w:proofErr w:type="spellEnd"/>
+      <w:r>
+        <w:t xml:space="preserve"> </w:t>
+      </w:r>
+      <w:proofErr w:type="spellStart"/>
+      <w:r>
+        <w:rPr>
+          <w:rFonts w:ascii="Consolas" w:hAnsi="Consolas"/>
+          <w:color w:val="404040"/>
+          <w:sz w:val="19"/>
+        </w:rPr>
+        <w:t>FastAPI</w:t>
+      </w:r>
+      <w:proofErr w:type="spellEnd"/>
+      <w:r>
+        <w:t xml:space="preserve">, </w:t>
+      </w:r>
+      <w:proofErr w:type="spellStart"/>
+      <w:r>
+        <w:t>configura</w:t>
+      </w:r>
+      <w:proofErr w:type="spellEnd"/>
+      <w:r>
+        <w:t xml:space="preserve"> CORS e </w:t>
+      </w:r>
+      <w:proofErr w:type="spellStart"/>
+      <w:r>
+        <w:t>incluye</w:t>
+      </w:r>
+      <w:proofErr w:type="spellEnd"/>
+      <w:r>
+        <w:t xml:space="preserve"> </w:t>
+      </w:r>
+      <w:proofErr w:type="spellStart"/>
+      <w:r>
+        <w:t>el</w:t>
+      </w:r>
+      <w:proofErr w:type="spellEnd"/>
+      <w:r>
+        <w:t xml:space="preserve"> router.</w:t>
+      </w:r>
+    </w:p>
+    <w:p>
+      <w:pPr>
+        <w:pStyle w:val="Ttulo1"/>
+        <w:spacing w:line="360" w:lineRule="auto"/>
+        <w:ind w:left="720"/>
+        <w:rPr>
+          <w:rFonts w:ascii="Arial" w:hAnsi="Arial" w:cs="Arial"/>
+          <w:color w:val="auto"/>
+          <w:sz w:val="28"/>
+        </w:rPr>
+      </w:pPr>
+      <w:bookmarkStart w:id="13" w:name="_Toc235224270"/>
+      <w:r>
+        <w:rPr>
+          <w:rFonts w:ascii="Arial" w:hAnsi="Arial" w:cs="Arial"/>
+          <w:color w:val="auto"/>
+          <w:sz w:val="28"/>
+        </w:rPr>
+        <w:t>`backend/api.py`</w:t>
+      </w:r>
+      <w:bookmarkEnd w:id="13"/>
+    </w:p>
+    <w:p>
+      <w:pPr>
+        <w:spacing w:line="360" w:lineRule="auto"/>
+        <w:ind w:left="720"/>
+        <w:jc w:val="both"/>
+      </w:pPr>
+      <w:proofErr w:type="spellStart"/>
+      <w:r>
+        <w:t>Expone</w:t>
+      </w:r>
+      <w:proofErr w:type="spellEnd"/>
+      <w:r>
+        <w:t xml:space="preserve"> </w:t>
+      </w:r>
+      <w:proofErr w:type="spellStart"/>
+      <w:r>
+        <w:t>salud</w:t>
+      </w:r>
+      <w:proofErr w:type="spellEnd"/>
+      <w:r>
+        <w:t xml:space="preserve">, </w:t>
+      </w:r>
+      <w:proofErr w:type="spellStart"/>
+      <w:r>
+        <w:t>estado</w:t>
+      </w:r>
+      <w:proofErr w:type="spellEnd"/>
+      <w:r>
+        <w:t xml:space="preserve">, </w:t>
+      </w:r>
+      <w:proofErr w:type="spellStart"/>
+      <w:r>
+        <w:t>configuración</w:t>
+      </w:r>
+      <w:proofErr w:type="spellEnd"/>
+      <w:r>
+        <w:t xml:space="preserve">, </w:t>
+      </w:r>
+      <w:proofErr w:type="spellStart"/>
+      <w:r>
+        <w:t>entrenamiento</w:t>
+      </w:r>
+      <w:proofErr w:type="spellEnd"/>
+      <w:r>
+        <w:t xml:space="preserve">, </w:t>
+      </w:r>
+      <w:proofErr w:type="spellStart"/>
+      <w:r>
+        <w:t>métricas</w:t>
+      </w:r>
+      <w:proofErr w:type="spellEnd"/>
+      <w:r>
+        <w:t xml:space="preserve"> y </w:t>
+      </w:r>
+      <w:proofErr w:type="spellStart"/>
+      <w:r>
+        <w:t>predicción</w:t>
+      </w:r>
+      <w:proofErr w:type="spellEnd"/>
+      <w:r>
+        <w:t xml:space="preserve">. </w:t>
+      </w:r>
+      <w:proofErr w:type="spellStart"/>
+      <w:r>
+        <w:t>Convierte</w:t>
+      </w:r>
+      <w:proofErr w:type="spellEnd"/>
+      <w:r>
+        <w:t xml:space="preserve"> </w:t>
+      </w:r>
+      <w:proofErr w:type="spellStart"/>
+      <w:r>
+        <w:t>excepciones</w:t>
+      </w:r>
+      <w:proofErr w:type="spellEnd"/>
+      <w:r>
+        <w:t xml:space="preserve"> de </w:t>
+      </w:r>
+      <w:proofErr w:type="spellStart"/>
+      <w:r>
+        <w:t>operaciones</w:t>
+      </w:r>
+      <w:proofErr w:type="spellEnd"/>
+      <w:r>
+        <w:t xml:space="preserve"> </w:t>
+      </w:r>
+      <w:proofErr w:type="spellStart"/>
+      <w:r>
+        <w:t>principales</w:t>
+      </w:r>
+      <w:proofErr w:type="spellEnd"/>
+      <w:r>
+        <w:t xml:space="preserve"> </w:t>
+      </w:r>
+      <w:proofErr w:type="spellStart"/>
+      <w:r>
+        <w:t>en</w:t>
+      </w:r>
+      <w:proofErr w:type="spellEnd"/>
+      <w:r>
+        <w:t xml:space="preserve"> </w:t>
+      </w:r>
+      <w:proofErr w:type="spellStart"/>
+      <w:r>
+        <w:t>respuestas</w:t>
+      </w:r>
+      <w:proofErr w:type="spellEnd"/>
+      <w:r>
+        <w:t xml:space="preserve"> HTTP 500.</w:t>
+      </w:r>
+    </w:p>
+    <w:p>
+      <w:pPr>
+        <w:pStyle w:val="Ttulo1"/>
+        <w:spacing w:line="360" w:lineRule="auto"/>
+        <w:ind w:left="720"/>
+        <w:rPr>
+          <w:rFonts w:ascii="Arial" w:hAnsi="Arial" w:cs="Arial"/>
+          <w:color w:val="auto"/>
+          <w:sz w:val="28"/>
+        </w:rPr>
+      </w:pPr>
+      <w:bookmarkStart w:id="14" w:name="_Toc235224271"/>
+      <w:r>
+        <w:rPr>
+          <w:rFonts w:ascii="Arial" w:hAnsi="Arial" w:cs="Arial"/>
+          <w:color w:val="auto"/>
+          <w:sz w:val="28"/>
+        </w:rPr>
+        <w:t>`backend/train.py`</w:t>
+      </w:r>
+      <w:bookmarkEnd w:id="14"/>
+    </w:p>
+    <w:p>
+      <w:pPr>
+        <w:spacing w:line="360" w:lineRule="auto"/>
+        <w:ind w:left="720"/>
+        <w:jc w:val="both"/>
+      </w:pPr>
+      <w:r>
+        <w:t xml:space="preserve">Carga Fashion-MNIST, </w:t>
+      </w:r>
+      <w:proofErr w:type="spellStart"/>
+      <w:r>
+        <w:t>normaliza</w:t>
+      </w:r>
+      <w:proofErr w:type="spellEnd"/>
+      <w:r>
+        <w:t xml:space="preserve"> las matrices, </w:t>
+      </w:r>
+      <w:proofErr w:type="spellStart"/>
+      <w:r>
+        <w:t>construye</w:t>
+      </w:r>
+      <w:proofErr w:type="spellEnd"/>
+      <w:r>
+        <w:t xml:space="preserve"> la CNN, </w:t>
+      </w:r>
+      <w:proofErr w:type="spellStart"/>
+      <w:r>
+        <w:t>ejecuta</w:t>
+      </w:r>
+      <w:proofErr w:type="spellEnd"/>
+      <w:r>
+        <w:t xml:space="preserve"> </w:t>
+      </w:r>
+      <w:proofErr w:type="spellStart"/>
+      <w:r>
+        <w:rPr>
+          <w:rFonts w:ascii="Consolas" w:hAnsi="Consolas"/>
+          <w:color w:val="404040"/>
+          <w:sz w:val="19"/>
+        </w:rPr>
+        <w:t>model.fit</w:t>
+      </w:r>
+      <w:proofErr w:type="spellEnd"/>
+      <w:r>
+        <w:t xml:space="preserve">, </w:t>
+      </w:r>
+      <w:proofErr w:type="spellStart"/>
+      <w:r>
+        <w:t>guarda</w:t>
+      </w:r>
+      <w:proofErr w:type="spellEnd"/>
+      <w:r>
+        <w:t xml:space="preserve"> </w:t>
+      </w:r>
+      <w:proofErr w:type="spellStart"/>
+      <w:r>
+        <w:t>el</w:t>
+      </w:r>
+      <w:proofErr w:type="spellEnd"/>
+      <w:r>
+        <w:t xml:space="preserve"> </w:t>
+      </w:r>
+      <w:proofErr w:type="spellStart"/>
+      <w:r>
+        <w:t>modelo</w:t>
+      </w:r>
+      <w:proofErr w:type="spellEnd"/>
+      <w:r>
+        <w:t xml:space="preserve"> y </w:t>
+      </w:r>
+      <w:proofErr w:type="spellStart"/>
+      <w:r>
+        <w:t>registra</w:t>
+      </w:r>
+      <w:proofErr w:type="spellEnd"/>
+      <w:r>
+        <w:t xml:space="preserve"> las </w:t>
+      </w:r>
+      <w:proofErr w:type="spellStart"/>
+      <w:r>
+        <w:t>métricas</w:t>
+      </w:r>
+      <w:proofErr w:type="spellEnd"/>
+      <w:r>
+        <w:t>.</w:t>
+      </w:r>
+    </w:p>
+    <w:p>
+      <w:pPr>
+        <w:pStyle w:val="Ttulo1"/>
+        <w:spacing w:line="360" w:lineRule="auto"/>
+        <w:ind w:left="720"/>
+        <w:rPr>
+          <w:rFonts w:ascii="Arial" w:hAnsi="Arial" w:cs="Arial"/>
+          <w:color w:val="auto"/>
+          <w:sz w:val="28"/>
+        </w:rPr>
+      </w:pPr>
+      <w:bookmarkStart w:id="15" w:name="_Toc235224272"/>
+      <w:r>
+        <w:rPr>
+          <w:rFonts w:ascii="Arial" w:hAnsi="Arial" w:cs="Arial"/>
+          <w:color w:val="auto"/>
+          <w:sz w:val="28"/>
+        </w:rPr>
+        <w:t>`backend/predict.py`</w:t>
+      </w:r>
+      <w:bookmarkEnd w:id="15"/>
+    </w:p>
+    <w:p>
+      <w:pPr>
+        <w:spacing w:line="360" w:lineRule="auto"/>
+        <w:ind w:left="720"/>
+        <w:jc w:val="both"/>
+      </w:pPr>
+      <w:proofErr w:type="spellStart"/>
+      <w:r>
+        <w:t>Mantiene</w:t>
+      </w:r>
+      <w:proofErr w:type="spellEnd"/>
+      <w:r>
+        <w:t xml:space="preserve"> una </w:t>
+      </w:r>
+      <w:proofErr w:type="spellStart"/>
+      <w:r>
+        <w:t>caché</w:t>
+      </w:r>
+      <w:proofErr w:type="spellEnd"/>
+      <w:r>
+        <w:t xml:space="preserve"> del </w:t>
+      </w:r>
+      <w:proofErr w:type="spellStart"/>
+      <w:r>
+        <w:t>modelo</w:t>
+      </w:r>
+      <w:proofErr w:type="spellEnd"/>
+      <w:r>
+        <w:t xml:space="preserve">. </w:t>
+      </w:r>
+      <w:proofErr w:type="spellStart"/>
+      <w:r>
+        <w:t>Cada</w:t>
+      </w:r>
+      <w:proofErr w:type="spellEnd"/>
+      <w:r>
+        <w:t xml:space="preserve"> imagen se </w:t>
+      </w:r>
+      <w:proofErr w:type="spellStart"/>
+      <w:r>
+        <w:t>convierte</w:t>
+      </w:r>
+      <w:proofErr w:type="spellEnd"/>
+      <w:r>
+        <w:t xml:space="preserve"> a </w:t>
+      </w:r>
+      <w:proofErr w:type="spellStart"/>
+      <w:r>
+        <w:t>gris</w:t>
+      </w:r>
+      <w:proofErr w:type="spellEnd"/>
+      <w:r>
+        <w:t xml:space="preserve">, se </w:t>
+      </w:r>
+      <w:proofErr w:type="spellStart"/>
+      <w:r>
+        <w:t>redimensiona</w:t>
+      </w:r>
+      <w:proofErr w:type="spellEnd"/>
+      <w:r>
+        <w:t xml:space="preserve">, se </w:t>
+      </w:r>
+      <w:proofErr w:type="spellStart"/>
+      <w:r>
+        <w:t>normaliza</w:t>
+      </w:r>
+      <w:proofErr w:type="spellEnd"/>
+      <w:r>
+        <w:t xml:space="preserve"> y se </w:t>
+      </w:r>
+      <w:proofErr w:type="spellStart"/>
+      <w:r>
+        <w:t>transforma</w:t>
+      </w:r>
+      <w:proofErr w:type="spellEnd"/>
+      <w:r>
+        <w:t xml:space="preserve"> a </w:t>
+      </w:r>
+      <w:r>
+        <w:rPr>
+          <w:rFonts w:ascii="Consolas" w:hAnsi="Consolas"/>
+          <w:color w:val="404040"/>
+          <w:sz w:val="19"/>
+        </w:rPr>
+        <w:t>(1, 28, 28, 1)</w:t>
+      </w:r>
+      <w:r>
+        <w:t>.</w:t>
+      </w:r>
+    </w:p>
+    <w:p>
+      <w:pPr>
+        <w:pStyle w:val="Ttulo1"/>
+        <w:spacing w:line="360" w:lineRule="auto"/>
+        <w:ind w:left="720"/>
+        <w:rPr>
+          <w:rFonts w:ascii="Arial" w:hAnsi="Arial" w:cs="Arial"/>
+          <w:color w:val="auto"/>
+          <w:sz w:val="28"/>
+        </w:rPr>
+      </w:pPr>
+      <w:bookmarkStart w:id="16" w:name="_Toc235224273"/>
+      <w:r>
+        <w:rPr>
+          <w:rFonts w:ascii="Arial" w:hAnsi="Arial" w:cs="Arial"/>
+          <w:color w:val="auto"/>
+          <w:sz w:val="28"/>
+        </w:rPr>
+        <w:t>`backend/utils.py`</w:t>
+      </w:r>
+      <w:bookmarkEnd w:id="16"/>
+    </w:p>
+    <w:p>
+      <w:pPr>
+        <w:spacing w:line="360" w:lineRule="auto"/>
+        <w:ind w:left="720"/>
+        <w:jc w:val="both"/>
+      </w:pPr>
+      <w:proofErr w:type="spellStart"/>
+      <w:r>
+        <w:t>Administra</w:t>
+      </w:r>
+      <w:proofErr w:type="spellEnd"/>
+      <w:r>
+        <w:t xml:space="preserve"> la </w:t>
+      </w:r>
+      <w:proofErr w:type="spellStart"/>
+      <w:r>
+        <w:t>persistencia</w:t>
+      </w:r>
+      <w:proofErr w:type="spellEnd"/>
+      <w:r>
+        <w:t xml:space="preserve"> JSON y </w:t>
+      </w:r>
+      <w:proofErr w:type="spellStart"/>
+      <w:r>
+        <w:t>comprueba</w:t>
+      </w:r>
+      <w:proofErr w:type="spellEnd"/>
+      <w:r>
+        <w:t xml:space="preserve"> la </w:t>
+      </w:r>
+      <w:proofErr w:type="spellStart"/>
+      <w:r>
+        <w:t>existencia</w:t>
+      </w:r>
+      <w:proofErr w:type="spellEnd"/>
+      <w:r>
+        <w:t xml:space="preserve"> del </w:t>
+      </w:r>
+      <w:proofErr w:type="spellStart"/>
+      <w:r>
+        <w:t>modelo</w:t>
+      </w:r>
+      <w:proofErr w:type="spellEnd"/>
+      <w:r>
+        <w:t>.</w:t>
+      </w:r>
+    </w:p>
+    <w:p>
+      <w:pPr>
+        <w:pStyle w:val="Ttulo1"/>
+        <w:spacing w:line="360" w:lineRule="auto"/>
+        <w:ind w:left="720"/>
+        <w:rPr>
+          <w:rFonts w:ascii="Arial" w:hAnsi="Arial" w:cs="Arial"/>
+          <w:color w:val="auto"/>
+          <w:sz w:val="28"/>
+        </w:rPr>
+      </w:pPr>
+      <w:bookmarkStart w:id="17" w:name="_Toc235224274"/>
+      <w:r>
+        <w:rPr>
+          <w:rFonts w:ascii="Arial" w:hAnsi="Arial" w:cs="Arial"/>
+          <w:color w:val="auto"/>
+          <w:sz w:val="28"/>
+        </w:rPr>
+        <w:t>`frontend/`</w:t>
+      </w:r>
+      <w:bookmarkEnd w:id="17"/>
+    </w:p>
+    <w:p>
+      <w:pPr>
+        <w:spacing w:line="360" w:lineRule="auto"/>
+        <w:ind w:left="720"/>
+        <w:jc w:val="both"/>
+      </w:pPr>
+      <w:r>
+        <w:rPr>
+          <w:rFonts w:ascii="Consolas" w:hAnsi="Consolas"/>
+          <w:color w:val="404040"/>
+          <w:sz w:val="19"/>
+        </w:rPr>
+        <w:t>index.html</w:t>
+      </w:r>
+      <w:r>
+        <w:t xml:space="preserve"> </w:t>
+      </w:r>
+      <w:proofErr w:type="spellStart"/>
+      <w:r>
+        <w:t>contiene</w:t>
+      </w:r>
+      <w:proofErr w:type="spellEnd"/>
+      <w:r>
+        <w:t xml:space="preserve"> la </w:t>
+      </w:r>
+      <w:proofErr w:type="spellStart"/>
+      <w:r>
+        <w:t>estructura</w:t>
+      </w:r>
+      <w:proofErr w:type="spellEnd"/>
+      <w:r>
+        <w:t xml:space="preserve">, </w:t>
+      </w:r>
+      <w:r>
+        <w:rPr>
+          <w:rFonts w:ascii="Consolas" w:hAnsi="Consolas"/>
+          <w:color w:val="404040"/>
+          <w:sz w:val="19"/>
+        </w:rPr>
+        <w:t>styles.css</w:t>
+      </w:r>
+      <w:r>
+        <w:t xml:space="preserve"> la </w:t>
+      </w:r>
+      <w:proofErr w:type="spellStart"/>
+      <w:r>
+        <w:t>presentación</w:t>
+      </w:r>
+      <w:proofErr w:type="spellEnd"/>
+      <w:r>
+        <w:t xml:space="preserve"> y </w:t>
+      </w:r>
+      <w:r>
+        <w:rPr>
+          <w:rFonts w:ascii="Consolas" w:hAnsi="Consolas"/>
+          <w:color w:val="404040"/>
+          <w:sz w:val="19"/>
+        </w:rPr>
+        <w:t>script.js</w:t>
+      </w:r>
+      <w:r>
+        <w:t xml:space="preserve"> la </w:t>
+      </w:r>
+      <w:proofErr w:type="spellStart"/>
+      <w:r>
+        <w:t>comunicación</w:t>
+      </w:r>
+      <w:proofErr w:type="spellEnd"/>
+      <w:r>
+        <w:t xml:space="preserve"> con la API, las </w:t>
+      </w:r>
+      <w:proofErr w:type="spellStart"/>
+      <w:r>
+        <w:t>gráficas</w:t>
+      </w:r>
+      <w:proofErr w:type="spellEnd"/>
+      <w:r>
+        <w:t xml:space="preserve"> y </w:t>
+      </w:r>
+      <w:proofErr w:type="spellStart"/>
+      <w:r>
+        <w:t>el</w:t>
+      </w:r>
+      <w:proofErr w:type="spellEnd"/>
+      <w:r>
+        <w:t xml:space="preserve"> </w:t>
+      </w:r>
+      <w:proofErr w:type="spellStart"/>
+      <w:r>
+        <w:t>estado</w:t>
+      </w:r>
+      <w:proofErr w:type="spellEnd"/>
+      <w:r>
+        <w:t xml:space="preserve"> </w:t>
+      </w:r>
+      <w:proofErr w:type="spellStart"/>
+      <w:r>
+        <w:t>interactivo</w:t>
+      </w:r>
+      <w:proofErr w:type="spellEnd"/>
+      <w:r>
+        <w:t>.</w:t>
+      </w:r>
+    </w:p>
+    <w:p>
+      <w:pPr>
+        <w:ind w:left="720"/>
+        <w:jc w:val="both"/>
+      </w:pPr>
     </w:p>
     <w:p>
       <w:pPr>
         <w:pStyle w:val="Ttulo1"/>
       </w:pPr>
-      <w:r>
-        <w:t xml:space="preserve">6. </w:t>
-      </w:r>
-      <w:proofErr w:type="spellStart"/>
-      <w:r>
-        <w:t>Componentes</w:t>
-      </w:r>
-      <w:proofErr w:type="spellEnd"/>
-      <w:r>
+      <w:bookmarkStart w:id="18" w:name="_Toc235224275"/>
+      <w:r>
+        <w:rPr>
+          <w:rFonts w:ascii="Arial" w:hAnsi="Arial" w:cs="Arial"/>
+          <w:color w:val="auto"/>
+          <w:sz w:val="28"/>
+        </w:rPr>
+        <w:t xml:space="preserve">7. </w:t>
+      </w:r>
+      <w:proofErr w:type="spellStart"/>
+      <w:r>
+        <w:rPr>
+          <w:rFonts w:ascii="Arial" w:hAnsi="Arial" w:cs="Arial"/>
+          <w:color w:val="auto"/>
+          <w:sz w:val="28"/>
+        </w:rPr>
+        <w:t>Archivos</w:t>
+      </w:r>
+      <w:proofErr w:type="spellEnd"/>
+      <w:r>
+        <w:rPr>
+          <w:rFonts w:ascii="Arial" w:hAnsi="Arial" w:cs="Arial"/>
+          <w:color w:val="auto"/>
+          <w:sz w:val="28"/>
+        </w:rPr>
         <w:t xml:space="preserve"> </w:t>
       </w:r>
       <w:proofErr w:type="spellStart"/>
       <w:r>
-        <w:t>internos</w:t>
-      </w:r>
-      <w:proofErr w:type="spellEnd"/>
-    </w:p>
-    <w:p>
-      <w:pPr>
-        <w:pStyle w:val="Ttulo2"/>
-      </w:pPr>
-      <w:r>
-        <w:t>`backend/main.py`</w:t>
-      </w:r>
-    </w:p>
-    <w:p>
-      <w:pPr>
-        <w:jc w:val="both"/>
-      </w:pPr>
-      <w:proofErr w:type="spellStart"/>
-      <w:r>
-        <w:t>Crea</w:t>
-      </w:r>
-      <w:proofErr w:type="spellEnd"/>
-      <w:r>
-        <w:t xml:space="preserve"> </w:t>
-      </w:r>
-      <w:proofErr w:type="spellStart"/>
-      <w:r>
-        <w:rPr>
-          <w:rFonts w:ascii="Consolas" w:hAnsi="Consolas"/>
-          <w:color w:val="404040"/>
-          <w:sz w:val="19"/>
-        </w:rPr>
-        <w:t>FastAPI</w:t>
-      </w:r>
-      <w:proofErr w:type="spellEnd"/>
-      <w:r>
-        <w:t xml:space="preserve">, </w:t>
-      </w:r>
-      <w:proofErr w:type="spellStart"/>
-      <w:r>
-        <w:t>configura</w:t>
-      </w:r>
-      <w:proofErr w:type="spellEnd"/>
-      <w:r>
-        <w:t xml:space="preserve"> CORS e </w:t>
-      </w:r>
-      <w:proofErr w:type="spellStart"/>
-      <w:r>
-        <w:t>incluye</w:t>
-      </w:r>
-      <w:proofErr w:type="spellEnd"/>
-      <w:r>
-        <w:t xml:space="preserve"> </w:t>
-      </w:r>
-      <w:proofErr w:type="spellStart"/>
-      <w:r>
-        <w:t>el</w:t>
-      </w:r>
-      <w:proofErr w:type="spellEnd"/>
-      <w:r>
-        <w:t xml:space="preserve"> router.</w:t>
-      </w:r>
-    </w:p>
-    <w:p>
-      <w:pPr>
-        <w:pStyle w:val="Ttulo2"/>
-      </w:pPr>
-      <w:r>
-        <w:t>`backend/api.py`</w:t>
-      </w:r>
-    </w:p>
-    <w:p>
-      <w:pPr>
-        <w:jc w:val="both"/>
-      </w:pPr>
-      <w:proofErr w:type="spellStart"/>
-      <w:r>
-        <w:t>Expone</w:t>
-      </w:r>
-      <w:proofErr w:type="spellEnd"/>
-      <w:r>
-        <w:t xml:space="preserve"> </w:t>
-      </w:r>
-      <w:proofErr w:type="spellStart"/>
-      <w:r>
-        <w:t>salud</w:t>
-      </w:r>
-      <w:proofErr w:type="spellEnd"/>
-      <w:r>
-        <w:t xml:space="preserve">, </w:t>
-      </w:r>
-      <w:proofErr w:type="spellStart"/>
-      <w:r>
-        <w:t>estado</w:t>
-      </w:r>
-      <w:proofErr w:type="spellEnd"/>
-      <w:r>
-        <w:t xml:space="preserve">, </w:t>
-      </w:r>
-      <w:proofErr w:type="spellStart"/>
-      <w:r>
-        <w:t>configuración</w:t>
-      </w:r>
-      <w:proofErr w:type="spellEnd"/>
-      <w:r>
-        <w:t xml:space="preserve">, </w:t>
-      </w:r>
-      <w:proofErr w:type="spellStart"/>
-      <w:r>
-        <w:t>entrenamiento</w:t>
-      </w:r>
-      <w:proofErr w:type="spellEnd"/>
-      <w:r>
-        <w:t xml:space="preserve">, </w:t>
-      </w:r>
-      <w:proofErr w:type="spellStart"/>
-      <w:r>
-        <w:t>métricas</w:t>
-      </w:r>
-      <w:proofErr w:type="spellEnd"/>
-      <w:r>
-        <w:t xml:space="preserve"> y </w:t>
-      </w:r>
-      <w:proofErr w:type="spellStart"/>
-      <w:r>
-        <w:t>predicción</w:t>
-      </w:r>
-      <w:proofErr w:type="spellEnd"/>
-      <w:r>
-        <w:t xml:space="preserve">. </w:t>
-      </w:r>
-      <w:proofErr w:type="spellStart"/>
-      <w:r>
-        <w:t>Convierte</w:t>
-      </w:r>
-      <w:proofErr w:type="spellEnd"/>
-      <w:r>
-        <w:t xml:space="preserve"> </w:t>
-      </w:r>
-      <w:proofErr w:type="spellStart"/>
-      <w:r>
-        <w:t>excepciones</w:t>
-      </w:r>
-      <w:proofErr w:type="spellEnd"/>
-      <w:r>
-        <w:t xml:space="preserve"> de </w:t>
-      </w:r>
-      <w:proofErr w:type="spellStart"/>
-      <w:r>
-        <w:t>operaciones</w:t>
-      </w:r>
-      <w:proofErr w:type="spellEnd"/>
-      <w:r>
-        <w:t xml:space="preserve"> </w:t>
-      </w:r>
-      <w:proofErr w:type="spellStart"/>
-      <w:r>
-        <w:t>principales</w:t>
-      </w:r>
-      <w:proofErr w:type="spellEnd"/>
-      <w:r>
-        <w:t xml:space="preserve"> </w:t>
-      </w:r>
-      <w:proofErr w:type="spellStart"/>
-      <w:r>
-        <w:t>en</w:t>
-      </w:r>
-      <w:proofErr w:type="spellEnd"/>
-      <w:r>
-        <w:t xml:space="preserve"> </w:t>
-      </w:r>
-      <w:proofErr w:type="spellStart"/>
-      <w:r>
-        <w:t>respuestas</w:t>
-      </w:r>
-      <w:proofErr w:type="spellEnd"/>
-      <w:r>
-        <w:t xml:space="preserve"> HTTP 500.</w:t>
-      </w:r>
-    </w:p>
-    <w:p>
-      <w:pPr>
-        <w:pStyle w:val="Ttulo2"/>
-      </w:pPr>
-      <w:r>
-        <w:lastRenderedPageBreak/>
-        <w:t>`backend/train.py`</w:t>
-      </w:r>
-    </w:p>
-    <w:p>
-      <w:pPr>
-        <w:jc w:val="both"/>
-      </w:pPr>
-      <w:r>
-        <w:t xml:space="preserve">Carga Fashion-MNIST, </w:t>
-      </w:r>
-      <w:proofErr w:type="spellStart"/>
-      <w:r>
-        <w:t>normaliza</w:t>
-      </w:r>
-      <w:proofErr w:type="spellEnd"/>
-      <w:r>
-        <w:t xml:space="preserve"> las matrices, </w:t>
-      </w:r>
-      <w:proofErr w:type="spellStart"/>
-      <w:r>
-        <w:t>construye</w:t>
-      </w:r>
-      <w:proofErr w:type="spellEnd"/>
-      <w:r>
-        <w:t xml:space="preserve"> la CNN, </w:t>
-      </w:r>
-      <w:proofErr w:type="spellStart"/>
-      <w:r>
-        <w:t>ejecuta</w:t>
-      </w:r>
-      <w:proofErr w:type="spellEnd"/>
-      <w:r>
-        <w:t xml:space="preserve"> </w:t>
-      </w:r>
-      <w:proofErr w:type="spellStart"/>
-      <w:r>
-        <w:rPr>
-          <w:rFonts w:ascii="Consolas" w:hAnsi="Consolas"/>
-          <w:color w:val="404040"/>
-          <w:sz w:val="19"/>
-        </w:rPr>
-        <w:t>model.fit</w:t>
-      </w:r>
-      <w:proofErr w:type="spellEnd"/>
-      <w:r>
-        <w:t xml:space="preserve">, </w:t>
-      </w:r>
-      <w:proofErr w:type="spellStart"/>
-      <w:r>
-        <w:t>guarda</w:t>
-      </w:r>
-      <w:proofErr w:type="spellEnd"/>
-      <w:r>
-        <w:t xml:space="preserve"> </w:t>
-      </w:r>
-      <w:proofErr w:type="spellStart"/>
-      <w:r>
-        <w:t>el</w:t>
-      </w:r>
-      <w:proofErr w:type="spellEnd"/>
-      <w:r>
-        <w:t xml:space="preserve"> </w:t>
-      </w:r>
-      <w:proofErr w:type="spellStart"/>
-      <w:r>
-        <w:t>modelo</w:t>
-      </w:r>
-      <w:proofErr w:type="spellEnd"/>
-      <w:r>
-        <w:t xml:space="preserve"> y </w:t>
-      </w:r>
-      <w:proofErr w:type="spellStart"/>
-      <w:r>
-        <w:t>registra</w:t>
-      </w:r>
-      <w:proofErr w:type="spellEnd"/>
-      <w:r>
-        <w:t xml:space="preserve"> las </w:t>
-      </w:r>
-      <w:proofErr w:type="spellStart"/>
-      <w:r>
-        <w:t>métricas</w:t>
-      </w:r>
-      <w:proofErr w:type="spellEnd"/>
-      <w:r>
-        <w:t>.</w:t>
-      </w:r>
-    </w:p>
-    <w:p>
-      <w:pPr>
-        <w:pStyle w:val="Ttulo2"/>
-      </w:pPr>
-      <w:r>
-        <w:t>`backend/predict.py`</w:t>
-      </w:r>
-    </w:p>
-    <w:p>
-      <w:pPr>
-        <w:jc w:val="both"/>
-      </w:pPr>
-      <w:proofErr w:type="spellStart"/>
-      <w:r>
-        <w:t>Mantiene</w:t>
-      </w:r>
-      <w:proofErr w:type="spellEnd"/>
-      <w:r>
-        <w:t xml:space="preserve"> una </w:t>
-      </w:r>
-      <w:proofErr w:type="spellStart"/>
-      <w:r>
-        <w:t>caché</w:t>
-      </w:r>
-      <w:proofErr w:type="spellEnd"/>
-      <w:r>
-        <w:t xml:space="preserve"> del </w:t>
-      </w:r>
-      <w:proofErr w:type="spellStart"/>
-      <w:r>
-        <w:t>modelo</w:t>
-      </w:r>
-      <w:proofErr w:type="spellEnd"/>
-      <w:r>
-        <w:t xml:space="preserve">. </w:t>
-      </w:r>
-      <w:proofErr w:type="spellStart"/>
-      <w:r>
-        <w:t>Cada</w:t>
-      </w:r>
-      <w:proofErr w:type="spellEnd"/>
-      <w:r>
-        <w:t xml:space="preserve"> imagen se </w:t>
-      </w:r>
-      <w:proofErr w:type="spellStart"/>
-      <w:r>
-        <w:t>convierte</w:t>
-      </w:r>
-      <w:proofErr w:type="spellEnd"/>
-      <w:r>
-        <w:t xml:space="preserve"> a </w:t>
-      </w:r>
-      <w:proofErr w:type="spellStart"/>
-      <w:r>
-        <w:t>gris</w:t>
-      </w:r>
-      <w:proofErr w:type="spellEnd"/>
-      <w:r>
-        <w:t xml:space="preserve">, se </w:t>
-      </w:r>
-      <w:proofErr w:type="spellStart"/>
-      <w:r>
-        <w:t>redimensiona</w:t>
-      </w:r>
-      <w:proofErr w:type="spellEnd"/>
-      <w:r>
-        <w:t xml:space="preserve">, se </w:t>
-      </w:r>
-      <w:proofErr w:type="spellStart"/>
-      <w:r>
-        <w:t>normaliza</w:t>
-      </w:r>
-      <w:proofErr w:type="spellEnd"/>
-      <w:r>
-        <w:t xml:space="preserve"> y se </w:t>
-      </w:r>
-      <w:proofErr w:type="spellStart"/>
-      <w:r>
-        <w:t>transforma</w:t>
-      </w:r>
-      <w:proofErr w:type="spellEnd"/>
-      <w:r>
-        <w:t xml:space="preserve"> a </w:t>
-      </w:r>
-      <w:r>
-        <w:rPr>
-          <w:rFonts w:ascii="Consolas" w:hAnsi="Consolas"/>
-          <w:color w:val="404040"/>
-          <w:sz w:val="19"/>
-        </w:rPr>
-        <w:t>(1, 28, 28, 1)</w:t>
-      </w:r>
-      <w:r>
-        <w:t>.</w:t>
-      </w:r>
-    </w:p>
-    <w:p>
-      <w:pPr>
-        <w:pStyle w:val="Ttulo2"/>
-      </w:pPr>
-      <w:r>
-        <w:t>`backend/utils.py`</w:t>
-      </w:r>
-    </w:p>
-    <w:p>
-      <w:pPr>
-        <w:jc w:val="both"/>
-      </w:pPr>
-      <w:proofErr w:type="spellStart"/>
-      <w:r>
-        <w:t>Administra</w:t>
-      </w:r>
-      <w:proofErr w:type="spellEnd"/>
-      <w:r>
-        <w:t xml:space="preserve"> la </w:t>
-      </w:r>
-      <w:proofErr w:type="spellStart"/>
-      <w:r>
-        <w:t>persistencia</w:t>
-      </w:r>
-      <w:proofErr w:type="spellEnd"/>
-      <w:r>
-        <w:t xml:space="preserve"> JSON y </w:t>
-      </w:r>
-      <w:proofErr w:type="spellStart"/>
-      <w:r>
-        <w:t>comprueba</w:t>
-      </w:r>
-      <w:proofErr w:type="spellEnd"/>
-      <w:r>
-        <w:t xml:space="preserve"> la </w:t>
-      </w:r>
-      <w:proofErr w:type="spellStart"/>
-      <w:r>
-        <w:t>existencia</w:t>
-      </w:r>
-      <w:proofErr w:type="spellEnd"/>
-      <w:r>
-        <w:t xml:space="preserve"> del </w:t>
-      </w:r>
-      <w:proofErr w:type="spellStart"/>
-      <w:r>
-        <w:t>modelo</w:t>
-      </w:r>
-      <w:proofErr w:type="spellEnd"/>
-      <w:r>
-        <w:t>.</w:t>
-      </w:r>
-    </w:p>
-    <w:p>
-      <w:pPr>
-        <w:pStyle w:val="Ttulo2"/>
-      </w:pPr>
-      <w:r>
-        <w:t>`frontend/`</w:t>
-      </w:r>
-    </w:p>
-    <w:p>
-      <w:pPr>
-        <w:jc w:val="both"/>
-      </w:pPr>
-      <w:r>
-        <w:rPr>
-          <w:rFonts w:ascii="Consolas" w:hAnsi="Consolas"/>
-          <w:color w:val="404040"/>
-          <w:sz w:val="19"/>
-        </w:rPr>
-        <w:t>index.html</w:t>
-      </w:r>
-      <w:r>
-        <w:t xml:space="preserve"> </w:t>
-      </w:r>
-      <w:proofErr w:type="spellStart"/>
-      <w:r>
-        <w:t>contiene</w:t>
-      </w:r>
-      <w:proofErr w:type="spellEnd"/>
-      <w:r>
-        <w:t xml:space="preserve"> la </w:t>
-      </w:r>
-      <w:proofErr w:type="spellStart"/>
-      <w:r>
-        <w:t>estructura</w:t>
-      </w:r>
-      <w:proofErr w:type="spellEnd"/>
-      <w:r>
-        <w:t xml:space="preserve">, </w:t>
-      </w:r>
-      <w:r>
-        <w:rPr>
-          <w:rFonts w:ascii="Consolas" w:hAnsi="Consolas"/>
-          <w:color w:val="404040"/>
-          <w:sz w:val="19"/>
-        </w:rPr>
-        <w:t>styles.css</w:t>
-      </w:r>
-      <w:r>
-        <w:t xml:space="preserve"> la </w:t>
-      </w:r>
-      <w:proofErr w:type="spellStart"/>
-      <w:r>
-        <w:t>presentación</w:t>
-      </w:r>
-      <w:proofErr w:type="spellEnd"/>
-      <w:r>
-        <w:t xml:space="preserve"> y </w:t>
-      </w:r>
-      <w:r>
-        <w:rPr>
-          <w:rFonts w:ascii="Consolas" w:hAnsi="Consolas"/>
-          <w:color w:val="404040"/>
-          <w:sz w:val="19"/>
-        </w:rPr>
-        <w:t>script.js</w:t>
-      </w:r>
-      <w:r>
-        <w:t xml:space="preserve"> la </w:t>
-      </w:r>
-      <w:proofErr w:type="spellStart"/>
-      <w:r>
-        <w:t>comunicación</w:t>
-      </w:r>
-      <w:proofErr w:type="spellEnd"/>
-      <w:r>
-        <w:t xml:space="preserve"> con la API, las </w:t>
-      </w:r>
-      <w:proofErr w:type="spellStart"/>
-      <w:r>
-        <w:t>gráficas</w:t>
-      </w:r>
-      <w:proofErr w:type="spellEnd"/>
-      <w:r>
-        <w:t xml:space="preserve"> y </w:t>
-      </w:r>
-      <w:proofErr w:type="spellStart"/>
-      <w:r>
-        <w:t>el</w:t>
-      </w:r>
-      <w:proofErr w:type="spellEnd"/>
-      <w:r>
-        <w:t xml:space="preserve"> </w:t>
-      </w:r>
-      <w:proofErr w:type="spellStart"/>
-      <w:r>
-        <w:t>estado</w:t>
-      </w:r>
-      <w:proofErr w:type="spellEnd"/>
-      <w:r>
-        <w:t xml:space="preserve"> </w:t>
-      </w:r>
-      <w:proofErr w:type="spellStart"/>
-      <w:r>
-        <w:t>interactivo</w:t>
-      </w:r>
-      <w:proofErr w:type="spellEnd"/>
-      <w:r>
-        <w:t>.</w:t>
-      </w:r>
-    </w:p>
-    <w:p>
-      <w:pPr>
-        <w:pStyle w:val="Ttulo1"/>
-      </w:pPr>
-      <w:r>
-        <w:t xml:space="preserve">7. </w:t>
-      </w:r>
-      <w:proofErr w:type="spellStart"/>
-      <w:r>
-        <w:t>Archivos</w:t>
-      </w:r>
-      <w:proofErr w:type="spellEnd"/>
-      <w:r>
-        <w:t xml:space="preserve"> </w:t>
-      </w:r>
-      <w:proofErr w:type="spellStart"/>
-      <w:r>
+        <w:rPr>
+          <w:rFonts w:ascii="Arial" w:hAnsi="Arial" w:cs="Arial"/>
+          <w:color w:val="auto"/>
+          <w:sz w:val="28"/>
+        </w:rPr>
         <w:t>generados</w:t>
       </w:r>
+      <w:bookmarkEnd w:id="18"/>
       <w:proofErr w:type="spellEnd"/>
     </w:p>
     <w:tbl>
@@ -3687,9 +6302,11 @@
     </w:p>
     <w:p>
       <w:pPr>
+        <w:spacing w:line="360" w:lineRule="auto"/>
         <w:jc w:val="both"/>
       </w:pPr>
       <w:proofErr w:type="spellStart"/>
+      <w:proofErr w:type="gramStart"/>
       <w:r>
         <w:rPr>
           <w:rFonts w:ascii="Consolas" w:hAnsi="Consolas"/>
@@ -3699,6 +6316,7 @@
         <w:t>model.keras</w:t>
       </w:r>
       <w:proofErr w:type="spellEnd"/>
+      <w:proofErr w:type="gramEnd"/>
       <w:r>
         <w:t xml:space="preserve"> </w:t>
       </w:r>
@@ -3762,34 +6380,73 @@
     <w:p>
       <w:pPr>
         <w:pStyle w:val="Ttulo1"/>
+        <w:spacing w:line="360" w:lineRule="auto"/>
+        <w:rPr>
+          <w:rFonts w:ascii="Arial" w:hAnsi="Arial" w:cs="Arial"/>
+          <w:color w:val="auto"/>
+          <w:sz w:val="28"/>
+        </w:rPr>
       </w:pPr>
-      <w:r>
+      <w:bookmarkStart w:id="19" w:name="_Toc235224276"/>
+      <w:r>
+        <w:rPr>
+          <w:rFonts w:ascii="Arial" w:hAnsi="Arial" w:cs="Arial"/>
+          <w:color w:val="auto"/>
+          <w:sz w:val="28"/>
+        </w:rPr>
         <w:t xml:space="preserve">8. </w:t>
       </w:r>
       <w:proofErr w:type="spellStart"/>
       <w:r>
+        <w:rPr>
+          <w:rFonts w:ascii="Arial" w:hAnsi="Arial" w:cs="Arial"/>
+          <w:color w:val="auto"/>
+          <w:sz w:val="28"/>
+        </w:rPr>
         <w:t>Operación</w:t>
       </w:r>
       <w:proofErr w:type="spellEnd"/>
       <w:r>
+        <w:rPr>
+          <w:rFonts w:ascii="Arial" w:hAnsi="Arial" w:cs="Arial"/>
+          <w:color w:val="auto"/>
+          <w:sz w:val="28"/>
+        </w:rPr>
         <w:t xml:space="preserve"> y </w:t>
       </w:r>
       <w:proofErr w:type="spellStart"/>
       <w:r>
+        <w:rPr>
+          <w:rFonts w:ascii="Arial" w:hAnsi="Arial" w:cs="Arial"/>
+          <w:color w:val="auto"/>
+          <w:sz w:val="28"/>
+        </w:rPr>
         <w:t>pruebas</w:t>
       </w:r>
       <w:proofErr w:type="spellEnd"/>
       <w:r>
+        <w:rPr>
+          <w:rFonts w:ascii="Arial" w:hAnsi="Arial" w:cs="Arial"/>
+          <w:color w:val="auto"/>
+          <w:sz w:val="28"/>
+        </w:rPr>
         <w:t xml:space="preserve"> </w:t>
       </w:r>
       <w:proofErr w:type="spellStart"/>
       <w:r>
+        <w:rPr>
+          <w:rFonts w:ascii="Arial" w:hAnsi="Arial" w:cs="Arial"/>
+          <w:color w:val="auto"/>
+          <w:sz w:val="28"/>
+        </w:rPr>
         <w:t>rápidas</w:t>
       </w:r>
+      <w:bookmarkEnd w:id="19"/>
       <w:proofErr w:type="spellEnd"/>
     </w:p>
     <w:p>
       <w:pPr>
+        <w:spacing w:line="360" w:lineRule="auto"/>
         <w:jc w:val="both"/>
       </w:pPr>
       <w:r>
@@ -3823,7 +6480,7 @@
     <w:p>
       <w:pPr>
         <w:shd w:val="clear" w:color="auto" w:fill="F2F2F2"/>
-        <w:spacing w:before="80" w:after="160"/>
+        <w:spacing w:before="80" w:after="160" w:line="360" w:lineRule="auto"/>
         <w:ind w:left="283" w:right="283"/>
       </w:pPr>
       <w:r>
@@ -3900,6 +6557,7 @@
     </w:p>
     <w:p>
       <w:pPr>
+        <w:spacing w:line="360" w:lineRule="auto"/>
         <w:jc w:val="both"/>
       </w:pPr>
       <w:proofErr w:type="spellStart"/>
@@ -3922,7 +6580,7 @@
     <w:p>
       <w:pPr>
         <w:shd w:val="clear" w:color="auto" w:fill="F2F2F2"/>
-        <w:spacing w:before="80" w:after="160"/>
+        <w:spacing w:before="80" w:after="160" w:line="360" w:lineRule="auto"/>
         <w:ind w:left="283" w:right="283"/>
       </w:pPr>
       <w:r>
@@ -3930,8 +6588,17 @@
           <w:rFonts w:ascii="Consolas" w:hAnsi="Consolas"/>
           <w:sz w:val="17"/>
         </w:rPr>
-        <w:t>$body = @{</w:t>
-      </w:r>
+        <w:t xml:space="preserve">$body = </w:t>
+      </w:r>
+      <w:proofErr w:type="gramStart"/>
+      <w:r>
+        <w:rPr>
+          <w:rFonts w:ascii="Consolas" w:hAnsi="Consolas"/>
+          <w:sz w:val="17"/>
+        </w:rPr>
+        <w:t>@{</w:t>
+      </w:r>
+      <w:proofErr w:type="gramEnd"/>
       <w:r>
         <w:rPr>
           <w:rFonts w:ascii="Consolas" w:hAnsi="Consolas"/>
@@ -4118,11 +6785,11 @@
     </w:p>
     <w:p>
       <w:pPr>
+        <w:spacing w:line="360" w:lineRule="auto"/>
         <w:jc w:val="both"/>
       </w:pPr>
       <w:proofErr w:type="spellStart"/>
       <w:r>
-        <w:lastRenderedPageBreak/>
         <w:t>Entrenar</w:t>
       </w:r>
       <w:proofErr w:type="spellEnd"/>
@@ -4173,7 +6840,7 @@
     <w:p>
       <w:pPr>
         <w:shd w:val="clear" w:color="auto" w:fill="F2F2F2"/>
-        <w:spacing w:before="80" w:after="160"/>
+        <w:spacing w:before="80" w:after="160" w:line="360" w:lineRule="auto"/>
         <w:ind w:left="283" w:right="283"/>
       </w:pPr>
       <w:r>
@@ -4202,6 +6869,7 @@
     </w:p>
     <w:p>
       <w:pPr>
+        <w:spacing w:line="360" w:lineRule="auto"/>
         <w:jc w:val="both"/>
       </w:pPr>
       <w:proofErr w:type="spellStart"/>
@@ -4227,7 +6895,7 @@
     <w:p>
       <w:pPr>
         <w:shd w:val="clear" w:color="auto" w:fill="F2F2F2"/>
-        <w:spacing w:before="80" w:after="160"/>
+        <w:spacing w:before="80" w:after="160" w:line="360" w:lineRule="auto"/>
         <w:ind w:left="283" w:right="283"/>
       </w:pPr>
       <w:r>
@@ -4241,777 +6909,956 @@
     <w:p>
       <w:pPr>
         <w:pStyle w:val="Ttulo1"/>
+        <w:spacing w:line="360" w:lineRule="auto"/>
+        <w:rPr>
+          <w:rFonts w:ascii="Arial" w:hAnsi="Arial" w:cs="Arial"/>
+          <w:color w:val="auto"/>
+          <w:sz w:val="28"/>
+        </w:rPr>
       </w:pPr>
-      <w:r>
+      <w:bookmarkStart w:id="20" w:name="_Toc235224277"/>
+      <w:r>
+        <w:rPr>
+          <w:rFonts w:ascii="Arial" w:hAnsi="Arial" w:cs="Arial"/>
+          <w:color w:val="auto"/>
+          <w:sz w:val="28"/>
+        </w:rPr>
         <w:t xml:space="preserve">9. </w:t>
       </w:r>
       <w:proofErr w:type="spellStart"/>
       <w:r>
+        <w:rPr>
+          <w:rFonts w:ascii="Arial" w:hAnsi="Arial" w:cs="Arial"/>
+          <w:color w:val="auto"/>
+          <w:sz w:val="28"/>
+        </w:rPr>
         <w:t>Solución</w:t>
       </w:r>
       <w:proofErr w:type="spellEnd"/>
       <w:r>
+        <w:rPr>
+          <w:rFonts w:ascii="Arial" w:hAnsi="Arial" w:cs="Arial"/>
+          <w:color w:val="auto"/>
+          <w:sz w:val="28"/>
+        </w:rPr>
         <w:t xml:space="preserve"> de </w:t>
       </w:r>
       <w:proofErr w:type="spellStart"/>
       <w:r>
+        <w:rPr>
+          <w:rFonts w:ascii="Arial" w:hAnsi="Arial" w:cs="Arial"/>
+          <w:color w:val="auto"/>
+          <w:sz w:val="28"/>
+        </w:rPr>
         <w:t>problemas</w:t>
       </w:r>
-      <w:proofErr w:type="spellEnd"/>
-    </w:p>
-    <w:p>
-      <w:pPr>
-        <w:pStyle w:val="Ttulo2"/>
-      </w:pPr>
-      <w:r>
-        <w:t>`</w:t>
-      </w:r>
-      <w:proofErr w:type="spellStart"/>
-      <w:r>
-        <w:t>ModuleNotFoundError</w:t>
-      </w:r>
-      <w:proofErr w:type="spellEnd"/>
-      <w:r>
-        <w:t>`</w:t>
-      </w:r>
-    </w:p>
-    <w:p>
-      <w:pPr>
-        <w:jc w:val="both"/>
-      </w:pPr>
-      <w:r>
-        <w:t xml:space="preserve">Active </w:t>
-      </w:r>
-      <w:proofErr w:type="spellStart"/>
-      <w:r>
-        <w:t>el</w:t>
-      </w:r>
-      <w:proofErr w:type="spellEnd"/>
-      <w:r>
-        <w:t xml:space="preserve"> </w:t>
-      </w:r>
-      <w:proofErr w:type="spellStart"/>
-      <w:r>
-        <w:t>entorno</w:t>
-      </w:r>
-      <w:proofErr w:type="spellEnd"/>
-      <w:r>
-        <w:t xml:space="preserve"> </w:t>
-      </w:r>
-      <w:proofErr w:type="spellStart"/>
-      <w:r>
-        <w:t>correcto</w:t>
-      </w:r>
-      <w:proofErr w:type="spellEnd"/>
-      <w:r>
-        <w:t xml:space="preserve"> e </w:t>
-      </w:r>
-      <w:proofErr w:type="spellStart"/>
-      <w:r>
-        <w:t>instale</w:t>
-      </w:r>
-      <w:proofErr w:type="spellEnd"/>
-      <w:r>
-        <w:t xml:space="preserve"> </w:t>
-      </w:r>
-      <w:r>
-        <w:rPr>
-          <w:rFonts w:ascii="Consolas" w:hAnsi="Consolas"/>
-          <w:color w:val="404040"/>
-          <w:sz w:val="19"/>
-        </w:rPr>
-        <w:t>requirements.txt</w:t>
-      </w:r>
-      <w:r>
-        <w:t xml:space="preserve">. </w:t>
-      </w:r>
-      <w:proofErr w:type="spellStart"/>
-      <w:r>
-        <w:t>Verifique</w:t>
-      </w:r>
-      <w:proofErr w:type="spellEnd"/>
-      <w:r>
-        <w:t xml:space="preserve"> con </w:t>
-      </w:r>
-      <w:r>
-        <w:rPr>
-          <w:rFonts w:ascii="Consolas" w:hAnsi="Consolas"/>
-          <w:color w:val="404040"/>
-          <w:sz w:val="19"/>
-        </w:rPr>
-        <w:t>python -m pip --version</w:t>
-      </w:r>
-      <w:r>
-        <w:t xml:space="preserve"> que </w:t>
-      </w:r>
-      <w:r>
-        <w:rPr>
-          <w:rFonts w:ascii="Consolas" w:hAnsi="Consolas"/>
-          <w:color w:val="404040"/>
-          <w:sz w:val="19"/>
-        </w:rPr>
-        <w:t>pip</w:t>
-      </w:r>
-      <w:r>
-        <w:t xml:space="preserve"> </w:t>
-      </w:r>
-      <w:proofErr w:type="spellStart"/>
-      <w:r>
-        <w:t>pertenece</w:t>
-      </w:r>
-      <w:proofErr w:type="spellEnd"/>
-      <w:r>
-        <w:t xml:space="preserve"> al </w:t>
-      </w:r>
-      <w:proofErr w:type="spellStart"/>
-      <w:r>
-        <w:t>mismo</w:t>
-      </w:r>
-      <w:proofErr w:type="spellEnd"/>
-      <w:r>
-        <w:t xml:space="preserve"> </w:t>
-      </w:r>
-      <w:proofErr w:type="spellStart"/>
-      <w:r>
-        <w:t>intérprete</w:t>
-      </w:r>
-      <w:proofErr w:type="spellEnd"/>
-      <w:r>
-        <w:t>.</w:t>
-      </w:r>
-    </w:p>
-    <w:p>
-      <w:pPr>
-        <w:pStyle w:val="Ttulo2"/>
-      </w:pPr>
-      <w:r>
-        <w:t xml:space="preserve">TensorFlow no se </w:t>
-      </w:r>
-      <w:proofErr w:type="spellStart"/>
-      <w:r>
-        <w:t>instala</w:t>
-      </w:r>
-      <w:proofErr w:type="spellEnd"/>
-    </w:p>
-    <w:p>
-      <w:pPr>
-        <w:jc w:val="both"/>
-      </w:pPr>
-      <w:proofErr w:type="spellStart"/>
-      <w:r>
-        <w:t>Compruebe</w:t>
-      </w:r>
-      <w:proofErr w:type="spellEnd"/>
-      <w:r>
-        <w:t xml:space="preserve"> la </w:t>
-      </w:r>
-      <w:proofErr w:type="spellStart"/>
-      <w:r>
-        <w:t>compatibilidad</w:t>
-      </w:r>
-      <w:proofErr w:type="spellEnd"/>
-      <w:r>
-        <w:t xml:space="preserve"> entre TensorFlow, Python y </w:t>
-      </w:r>
-      <w:proofErr w:type="spellStart"/>
-      <w:r>
-        <w:t>el</w:t>
-      </w:r>
-      <w:proofErr w:type="spellEnd"/>
-      <w:r>
-        <w:t xml:space="preserve"> </w:t>
-      </w:r>
-      <w:proofErr w:type="spellStart"/>
-      <w:r>
-        <w:t>sistema</w:t>
-      </w:r>
-      <w:proofErr w:type="spellEnd"/>
-      <w:r>
-        <w:t xml:space="preserve"> </w:t>
-      </w:r>
-      <w:proofErr w:type="spellStart"/>
-      <w:r>
-        <w:t>operativo</w:t>
-      </w:r>
-      <w:proofErr w:type="spellEnd"/>
-      <w:r>
-        <w:t xml:space="preserve">. Cree </w:t>
-      </w:r>
-      <w:proofErr w:type="spellStart"/>
-      <w:r>
-        <w:t>nuevamente</w:t>
-      </w:r>
-      <w:proofErr w:type="spellEnd"/>
-      <w:r>
-        <w:t xml:space="preserve"> </w:t>
-      </w:r>
-      <w:proofErr w:type="spellStart"/>
-      <w:r>
-        <w:t>el</w:t>
-      </w:r>
-      <w:proofErr w:type="spellEnd"/>
-      <w:r>
-        <w:t xml:space="preserve"> </w:t>
-      </w:r>
-      <w:proofErr w:type="spellStart"/>
-      <w:r>
-        <w:t>entorno</w:t>
-      </w:r>
-      <w:proofErr w:type="spellEnd"/>
-      <w:r>
-        <w:t xml:space="preserve"> con una </w:t>
-      </w:r>
-      <w:proofErr w:type="spellStart"/>
-      <w:r>
-        <w:t>versión</w:t>
-      </w:r>
-      <w:proofErr w:type="spellEnd"/>
-      <w:r>
-        <w:t xml:space="preserve"> de Python </w:t>
-      </w:r>
-      <w:proofErr w:type="spellStart"/>
-      <w:r>
-        <w:t>admitida</w:t>
-      </w:r>
-      <w:proofErr w:type="spellEnd"/>
-      <w:r>
-        <w:t>.</w:t>
-      </w:r>
-    </w:p>
-    <w:p>
-      <w:pPr>
-        <w:pStyle w:val="Ttulo2"/>
-      </w:pPr>
-      <w:r>
-        <w:t xml:space="preserve">No </w:t>
-      </w:r>
-      <w:proofErr w:type="spellStart"/>
-      <w:r>
-        <w:t>conecta</w:t>
-      </w:r>
-      <w:proofErr w:type="spellEnd"/>
-      <w:r>
-        <w:t xml:space="preserve"> la </w:t>
-      </w:r>
-      <w:proofErr w:type="spellStart"/>
-      <w:r>
-        <w:t>interfaz</w:t>
-      </w:r>
-      <w:proofErr w:type="spellEnd"/>
-    </w:p>
-    <w:p>
-      <w:pPr>
-        <w:jc w:val="both"/>
-      </w:pPr>
-      <w:proofErr w:type="spellStart"/>
-      <w:r>
-        <w:t>Confirme</w:t>
-      </w:r>
-      <w:proofErr w:type="spellEnd"/>
-      <w:r>
-        <w:t xml:space="preserve"> </w:t>
-      </w:r>
-      <w:r>
-        <w:rPr>
-          <w:rFonts w:ascii="Consolas" w:hAnsi="Consolas"/>
-          <w:color w:val="404040"/>
-          <w:sz w:val="19"/>
-        </w:rPr>
-        <w:t>/health</w:t>
-      </w:r>
-      <w:r>
-        <w:t xml:space="preserve">, </w:t>
-      </w:r>
-      <w:proofErr w:type="spellStart"/>
-      <w:r>
-        <w:t>el</w:t>
-      </w:r>
-      <w:proofErr w:type="spellEnd"/>
-      <w:r>
-        <w:t xml:space="preserve"> </w:t>
-      </w:r>
-      <w:proofErr w:type="spellStart"/>
-      <w:r>
-        <w:t>puerto</w:t>
-      </w:r>
-      <w:proofErr w:type="spellEnd"/>
-      <w:r>
-        <w:t xml:space="preserve"> 8000 y la URL </w:t>
-      </w:r>
-      <w:proofErr w:type="spellStart"/>
-      <w:r>
-        <w:t>escrita</w:t>
-      </w:r>
-      <w:proofErr w:type="spellEnd"/>
-      <w:r>
-        <w:t xml:space="preserve"> </w:t>
-      </w:r>
-      <w:proofErr w:type="spellStart"/>
-      <w:r>
-        <w:t>en</w:t>
-      </w:r>
-      <w:proofErr w:type="spellEnd"/>
-      <w:r>
-        <w:t xml:space="preserve"> la </w:t>
-      </w:r>
-      <w:proofErr w:type="spellStart"/>
-      <w:r>
-        <w:t>caja</w:t>
-      </w:r>
-      <w:proofErr w:type="spellEnd"/>
-      <w:r>
-        <w:t xml:space="preserve"> de </w:t>
-      </w:r>
-      <w:proofErr w:type="spellStart"/>
-      <w:r>
-        <w:t>conexión</w:t>
-      </w:r>
-      <w:proofErr w:type="spellEnd"/>
-      <w:r>
-        <w:t xml:space="preserve">. Revise la </w:t>
-      </w:r>
-      <w:proofErr w:type="spellStart"/>
-      <w:r>
-        <w:t>consola</w:t>
-      </w:r>
-      <w:proofErr w:type="spellEnd"/>
-      <w:r>
-        <w:t xml:space="preserve"> del </w:t>
-      </w:r>
-      <w:proofErr w:type="spellStart"/>
-      <w:r>
-        <w:t>navegador</w:t>
-      </w:r>
-      <w:proofErr w:type="spellEnd"/>
-      <w:r>
-        <w:t xml:space="preserve"> y que no </w:t>
-      </w:r>
-      <w:proofErr w:type="spellStart"/>
-      <w:r>
-        <w:t>exista</w:t>
-      </w:r>
-      <w:proofErr w:type="spellEnd"/>
-      <w:r>
-        <w:t xml:space="preserve"> </w:t>
-      </w:r>
-      <w:proofErr w:type="spellStart"/>
-      <w:r>
-        <w:t>otro</w:t>
-      </w:r>
-      <w:proofErr w:type="spellEnd"/>
-      <w:r>
-        <w:t xml:space="preserve"> </w:t>
-      </w:r>
-      <w:proofErr w:type="spellStart"/>
-      <w:r>
-        <w:t>proceso</w:t>
-      </w:r>
-      <w:proofErr w:type="spellEnd"/>
-      <w:r>
-        <w:t xml:space="preserve"> </w:t>
-      </w:r>
-      <w:proofErr w:type="spellStart"/>
-      <w:r>
-        <w:t>usando</w:t>
-      </w:r>
-      <w:proofErr w:type="spellEnd"/>
-      <w:r>
-        <w:t xml:space="preserve"> </w:t>
-      </w:r>
-      <w:proofErr w:type="spellStart"/>
-      <w:r>
-        <w:t>el</w:t>
-      </w:r>
-      <w:proofErr w:type="spellEnd"/>
-      <w:r>
-        <w:t xml:space="preserve"> </w:t>
-      </w:r>
-      <w:proofErr w:type="spellStart"/>
-      <w:r>
-        <w:t>puerto</w:t>
-      </w:r>
-      <w:proofErr w:type="spellEnd"/>
-      <w:r>
-        <w:t>.</w:t>
-      </w:r>
-    </w:p>
-    <w:p>
-      <w:pPr>
-        <w:pStyle w:val="Ttulo2"/>
-      </w:pPr>
-      <w:r>
-        <w:t xml:space="preserve">No </w:t>
-      </w:r>
-      <w:proofErr w:type="spellStart"/>
-      <w:r>
-        <w:t>existen</w:t>
-      </w:r>
-      <w:proofErr w:type="spellEnd"/>
-      <w:r>
-        <w:t xml:space="preserve"> </w:t>
-      </w:r>
-      <w:proofErr w:type="spellStart"/>
-      <w:r>
-        <w:t>métricas</w:t>
-      </w:r>
-      <w:proofErr w:type="spellEnd"/>
-    </w:p>
-    <w:p>
-      <w:pPr>
-        <w:jc w:val="both"/>
-      </w:pPr>
-      <w:r>
-        <w:rPr>
-          <w:rFonts w:ascii="Consolas" w:hAnsi="Consolas"/>
-          <w:color w:val="404040"/>
-          <w:sz w:val="19"/>
-        </w:rPr>
-        <w:t>GET /metrics</w:t>
-      </w:r>
-      <w:r>
-        <w:t xml:space="preserve"> </w:t>
-      </w:r>
-      <w:proofErr w:type="spellStart"/>
-      <w:r>
-        <w:t>responde</w:t>
-      </w:r>
-      <w:proofErr w:type="spellEnd"/>
-      <w:r>
-        <w:t xml:space="preserve"> 404 hasta que </w:t>
-      </w:r>
-      <w:proofErr w:type="spellStart"/>
-      <w:r>
-        <w:t>exista</w:t>
-      </w:r>
-      <w:proofErr w:type="spellEnd"/>
-      <w:r>
-        <w:t xml:space="preserve"> </w:t>
-      </w:r>
-      <w:r>
-        <w:rPr>
-          <w:rFonts w:ascii="Consolas" w:hAnsi="Consolas"/>
-          <w:color w:val="404040"/>
-          <w:sz w:val="19"/>
-        </w:rPr>
-        <w:t>metrics/</w:t>
-      </w:r>
-      <w:proofErr w:type="spellStart"/>
-      <w:r>
-        <w:rPr>
-          <w:rFonts w:ascii="Consolas" w:hAnsi="Consolas"/>
-          <w:color w:val="404040"/>
-          <w:sz w:val="19"/>
-        </w:rPr>
-        <w:t>historial.json</w:t>
-      </w:r>
-      <w:proofErr w:type="spellEnd"/>
-      <w:r>
-        <w:t xml:space="preserve">. </w:t>
-      </w:r>
-      <w:proofErr w:type="spellStart"/>
-      <w:r>
-        <w:t>Ejecute</w:t>
-      </w:r>
-      <w:proofErr w:type="spellEnd"/>
-      <w:r>
-        <w:t xml:space="preserve"> un </w:t>
-      </w:r>
-      <w:proofErr w:type="spellStart"/>
-      <w:r>
-        <w:t>entrenamiento</w:t>
-      </w:r>
-      <w:proofErr w:type="spellEnd"/>
-      <w:r>
-        <w:t xml:space="preserve"> o conserve </w:t>
-      </w:r>
-      <w:proofErr w:type="spellStart"/>
-      <w:r>
-        <w:t>el</w:t>
-      </w:r>
-      <w:proofErr w:type="spellEnd"/>
-      <w:r>
-        <w:t xml:space="preserve"> </w:t>
-      </w:r>
-      <w:proofErr w:type="spellStart"/>
-      <w:r>
-        <w:t>historial</w:t>
-      </w:r>
-      <w:proofErr w:type="spellEnd"/>
-      <w:r>
-        <w:t xml:space="preserve"> </w:t>
-      </w:r>
-      <w:proofErr w:type="spellStart"/>
-      <w:r>
-        <w:t>entregado</w:t>
-      </w:r>
-      <w:proofErr w:type="spellEnd"/>
-      <w:r>
-        <w:t>.</w:t>
-      </w:r>
-    </w:p>
-    <w:p>
-      <w:pPr>
-        <w:pStyle w:val="Ttulo2"/>
-      </w:pPr>
-      <w:r>
-        <w:t xml:space="preserve">No </w:t>
-      </w:r>
-      <w:proofErr w:type="spellStart"/>
-      <w:r>
-        <w:t>permite</w:t>
-      </w:r>
-      <w:proofErr w:type="spellEnd"/>
-      <w:r>
-        <w:t xml:space="preserve"> </w:t>
-      </w:r>
-      <w:proofErr w:type="spellStart"/>
-      <w:r>
-        <w:t>predecir</w:t>
-      </w:r>
-      <w:proofErr w:type="spellEnd"/>
-    </w:p>
-    <w:p>
-      <w:pPr>
-        <w:jc w:val="both"/>
-      </w:pPr>
-      <w:r>
-        <w:t xml:space="preserve">Debe </w:t>
-      </w:r>
-      <w:proofErr w:type="spellStart"/>
-      <w:r>
-        <w:t>existir</w:t>
-      </w:r>
-      <w:proofErr w:type="spellEnd"/>
-      <w:r>
-        <w:t xml:space="preserve"> </w:t>
-      </w:r>
-      <w:r>
-        <w:rPr>
-          <w:rFonts w:ascii="Consolas" w:hAnsi="Consolas"/>
-          <w:color w:val="404040"/>
-          <w:sz w:val="19"/>
-        </w:rPr>
-        <w:t>backend/</w:t>
-      </w:r>
-      <w:proofErr w:type="spellStart"/>
-      <w:r>
-        <w:rPr>
-          <w:rFonts w:ascii="Consolas" w:hAnsi="Consolas"/>
-          <w:color w:val="404040"/>
-          <w:sz w:val="19"/>
-        </w:rPr>
-        <w:t>model.keras</w:t>
-      </w:r>
-      <w:proofErr w:type="spellEnd"/>
-      <w:r>
-        <w:t xml:space="preserve">. El </w:t>
-      </w:r>
-      <w:proofErr w:type="spellStart"/>
-      <w:r>
-        <w:t>historial</w:t>
-      </w:r>
-      <w:proofErr w:type="spellEnd"/>
-      <w:r>
-        <w:t xml:space="preserve"> por </w:t>
-      </w:r>
-      <w:proofErr w:type="spellStart"/>
-      <w:r>
-        <w:t>sí</w:t>
-      </w:r>
-      <w:proofErr w:type="spellEnd"/>
-      <w:r>
-        <w:t xml:space="preserve"> solo no equivale a un </w:t>
-      </w:r>
-      <w:proofErr w:type="spellStart"/>
-      <w:r>
-        <w:t>modelo</w:t>
-      </w:r>
-      <w:proofErr w:type="spellEnd"/>
-      <w:r>
-        <w:t xml:space="preserve"> </w:t>
-      </w:r>
-      <w:proofErr w:type="spellStart"/>
-      <w:r>
-        <w:t>entrenado</w:t>
-      </w:r>
-      <w:proofErr w:type="spellEnd"/>
-      <w:r>
-        <w:t>.</w:t>
-      </w:r>
-    </w:p>
-    <w:p>
-      <w:pPr>
-        <w:pStyle w:val="Ttulo2"/>
-      </w:pPr>
-      <w:r>
-        <w:t xml:space="preserve">Baja </w:t>
-      </w:r>
-      <w:proofErr w:type="spellStart"/>
-      <w:r>
-        <w:t>precisión</w:t>
-      </w:r>
-      <w:proofErr w:type="spellEnd"/>
-      <w:r>
-        <w:t xml:space="preserve"> con </w:t>
-      </w:r>
-      <w:proofErr w:type="spellStart"/>
-      <w:r>
-        <w:t>fotografías</w:t>
-      </w:r>
-      <w:proofErr w:type="spellEnd"/>
-    </w:p>
-    <w:p>
-      <w:pPr>
-        <w:jc w:val="both"/>
-      </w:pPr>
-      <w:r>
-        <w:t xml:space="preserve">Fashion-MNIST </w:t>
-      </w:r>
-      <w:proofErr w:type="spellStart"/>
-      <w:r>
-        <w:t>contiene</w:t>
-      </w:r>
-      <w:proofErr w:type="spellEnd"/>
-      <w:r>
-        <w:t xml:space="preserve"> </w:t>
-      </w:r>
-      <w:proofErr w:type="spellStart"/>
-      <w:r>
-        <w:t>prendas</w:t>
-      </w:r>
-      <w:proofErr w:type="spellEnd"/>
-      <w:r>
-        <w:t xml:space="preserve"> </w:t>
-      </w:r>
-      <w:proofErr w:type="spellStart"/>
-      <w:r>
-        <w:t>centradas</w:t>
-      </w:r>
-      <w:proofErr w:type="spellEnd"/>
-      <w:r>
-        <w:t xml:space="preserve">, </w:t>
-      </w:r>
-      <w:proofErr w:type="spellStart"/>
-      <w:r>
-        <w:t>pequeñas</w:t>
-      </w:r>
-      <w:proofErr w:type="spellEnd"/>
-      <w:r>
-        <w:t xml:space="preserve"> y con un </w:t>
-      </w:r>
-      <w:proofErr w:type="spellStart"/>
-      <w:r>
-        <w:t>estilo</w:t>
-      </w:r>
-      <w:proofErr w:type="spellEnd"/>
-      <w:r>
-        <w:t xml:space="preserve"> visual </w:t>
-      </w:r>
-      <w:proofErr w:type="spellStart"/>
-      <w:r>
-        <w:t>uniforme</w:t>
-      </w:r>
-      <w:proofErr w:type="spellEnd"/>
-      <w:r>
-        <w:t xml:space="preserve">. </w:t>
-      </w:r>
-      <w:proofErr w:type="spellStart"/>
-      <w:r>
-        <w:t>Recorte</w:t>
-      </w:r>
-      <w:proofErr w:type="spellEnd"/>
-      <w:r>
-        <w:t xml:space="preserve"> la </w:t>
-      </w:r>
-      <w:proofErr w:type="spellStart"/>
-      <w:r>
-        <w:t>prenda</w:t>
-      </w:r>
-      <w:proofErr w:type="spellEnd"/>
-      <w:r>
-        <w:t xml:space="preserve">, use </w:t>
-      </w:r>
-      <w:proofErr w:type="spellStart"/>
-      <w:r>
-        <w:t>fondo</w:t>
-      </w:r>
-      <w:proofErr w:type="spellEnd"/>
-      <w:r>
-        <w:t xml:space="preserve"> </w:t>
-      </w:r>
-      <w:proofErr w:type="spellStart"/>
-      <w:r>
-        <w:t>sencillo</w:t>
-      </w:r>
-      <w:proofErr w:type="spellEnd"/>
-      <w:r>
-        <w:t xml:space="preserve"> y alto </w:t>
-      </w:r>
-      <w:proofErr w:type="spellStart"/>
-      <w:r>
-        <w:t>contraste</w:t>
-      </w:r>
-      <w:proofErr w:type="spellEnd"/>
-      <w:r>
-        <w:t xml:space="preserve">. Para </w:t>
-      </w:r>
-      <w:proofErr w:type="spellStart"/>
-      <w:r>
-        <w:t>uso</w:t>
-      </w:r>
-      <w:proofErr w:type="spellEnd"/>
-      <w:r>
-        <w:t xml:space="preserve"> real se </w:t>
-      </w:r>
-      <w:proofErr w:type="spellStart"/>
-      <w:r>
-        <w:t>requiere</w:t>
-      </w:r>
-      <w:proofErr w:type="spellEnd"/>
-      <w:r>
-        <w:t xml:space="preserve"> </w:t>
-      </w:r>
-      <w:proofErr w:type="spellStart"/>
-      <w:r>
-        <w:t>reentrenar</w:t>
-      </w:r>
-      <w:proofErr w:type="spellEnd"/>
-      <w:r>
-        <w:t xml:space="preserve"> con </w:t>
-      </w:r>
-      <w:proofErr w:type="spellStart"/>
-      <w:r>
-        <w:t>fotografías</w:t>
-      </w:r>
-      <w:proofErr w:type="spellEnd"/>
-      <w:r>
-        <w:t xml:space="preserve"> </w:t>
-      </w:r>
-      <w:proofErr w:type="spellStart"/>
-      <w:r>
-        <w:t>representativas</w:t>
-      </w:r>
-      <w:proofErr w:type="spellEnd"/>
-      <w:r>
-        <w:t>.</w:t>
-      </w:r>
+      <w:bookmarkEnd w:id="20"/>
+      <w:proofErr w:type="spellEnd"/>
     </w:p>
     <w:p>
       <w:pPr>
         <w:pStyle w:val="Ttulo1"/>
+        <w:spacing w:line="360" w:lineRule="auto"/>
+        <w:ind w:left="720"/>
+        <w:rPr>
+          <w:rFonts w:ascii="Arial" w:hAnsi="Arial" w:cs="Arial"/>
+          <w:color w:val="auto"/>
+          <w:sz w:val="28"/>
+        </w:rPr>
       </w:pPr>
-      <w:r>
+      <w:bookmarkStart w:id="21" w:name="_Toc235224278"/>
+      <w:r>
+        <w:rPr>
+          <w:rFonts w:ascii="Arial" w:hAnsi="Arial" w:cs="Arial"/>
+          <w:color w:val="auto"/>
+          <w:sz w:val="28"/>
+        </w:rPr>
+        <w:t>`</w:t>
+      </w:r>
+      <w:proofErr w:type="spellStart"/>
+      <w:r>
+        <w:rPr>
+          <w:rFonts w:ascii="Arial" w:hAnsi="Arial" w:cs="Arial"/>
+          <w:color w:val="auto"/>
+          <w:sz w:val="28"/>
+        </w:rPr>
+        <w:t>ModuleNotFoundError</w:t>
+      </w:r>
+      <w:proofErr w:type="spellEnd"/>
+      <w:r>
+        <w:rPr>
+          <w:rFonts w:ascii="Arial" w:hAnsi="Arial" w:cs="Arial"/>
+          <w:color w:val="auto"/>
+          <w:sz w:val="28"/>
+        </w:rPr>
+        <w:t>`</w:t>
+      </w:r>
+      <w:bookmarkEnd w:id="21"/>
+    </w:p>
+    <w:p>
+      <w:pPr>
+        <w:spacing w:line="360" w:lineRule="auto"/>
+        <w:ind w:left="720"/>
+        <w:jc w:val="both"/>
+      </w:pPr>
+      <w:r>
+        <w:t xml:space="preserve">Active </w:t>
+      </w:r>
+      <w:proofErr w:type="spellStart"/>
+      <w:r>
+        <w:t>el</w:t>
+      </w:r>
+      <w:proofErr w:type="spellEnd"/>
+      <w:r>
+        <w:t xml:space="preserve"> </w:t>
+      </w:r>
+      <w:proofErr w:type="spellStart"/>
+      <w:r>
+        <w:t>entorno</w:t>
+      </w:r>
+      <w:proofErr w:type="spellEnd"/>
+      <w:r>
+        <w:t xml:space="preserve"> </w:t>
+      </w:r>
+      <w:proofErr w:type="spellStart"/>
+      <w:r>
+        <w:t>correcto</w:t>
+      </w:r>
+      <w:proofErr w:type="spellEnd"/>
+      <w:r>
+        <w:t xml:space="preserve"> e </w:t>
+      </w:r>
+      <w:proofErr w:type="spellStart"/>
+      <w:r>
+        <w:t>instale</w:t>
+      </w:r>
+      <w:proofErr w:type="spellEnd"/>
+      <w:r>
+        <w:t xml:space="preserve"> </w:t>
+      </w:r>
+      <w:r>
+        <w:t>requirements.txt</w:t>
+      </w:r>
+      <w:r>
+        <w:t xml:space="preserve">. </w:t>
+      </w:r>
+      <w:proofErr w:type="spellStart"/>
+      <w:r>
+        <w:t>Verifique</w:t>
+      </w:r>
+      <w:proofErr w:type="spellEnd"/>
+      <w:r>
+        <w:t xml:space="preserve"> con </w:t>
+      </w:r>
+      <w:r>
+        <w:t>python -m pip --version</w:t>
+      </w:r>
+      <w:r>
+        <w:t xml:space="preserve"> que </w:t>
+      </w:r>
+      <w:r>
+        <w:t>pip</w:t>
+      </w:r>
+      <w:r>
+        <w:t xml:space="preserve"> </w:t>
+      </w:r>
+      <w:proofErr w:type="spellStart"/>
+      <w:r>
+        <w:t>pertenece</w:t>
+      </w:r>
+      <w:proofErr w:type="spellEnd"/>
+      <w:r>
+        <w:t xml:space="preserve"> al </w:t>
+      </w:r>
+      <w:proofErr w:type="spellStart"/>
+      <w:r>
+        <w:t>mismo</w:t>
+      </w:r>
+      <w:proofErr w:type="spellEnd"/>
+      <w:r>
+        <w:t xml:space="preserve"> </w:t>
+      </w:r>
+      <w:proofErr w:type="spellStart"/>
+      <w:r>
+        <w:t>intérprete</w:t>
+      </w:r>
+      <w:proofErr w:type="spellEnd"/>
+      <w:r>
+        <w:t>.</w:t>
+      </w:r>
+    </w:p>
+    <w:p>
+      <w:pPr>
+        <w:pStyle w:val="Ttulo1"/>
+        <w:spacing w:line="360" w:lineRule="auto"/>
+        <w:ind w:left="720"/>
+        <w:rPr>
+          <w:rFonts w:ascii="Arial" w:hAnsi="Arial" w:cs="Arial"/>
+          <w:color w:val="auto"/>
+          <w:sz w:val="28"/>
+        </w:rPr>
+      </w:pPr>
+      <w:bookmarkStart w:id="22" w:name="_Toc235224279"/>
+      <w:r>
+        <w:rPr>
+          <w:rFonts w:ascii="Arial" w:hAnsi="Arial" w:cs="Arial"/>
+          <w:color w:val="auto"/>
+          <w:sz w:val="28"/>
+        </w:rPr>
+        <w:t xml:space="preserve">TensorFlow no se </w:t>
+      </w:r>
+      <w:proofErr w:type="spellStart"/>
+      <w:r>
+        <w:rPr>
+          <w:rFonts w:ascii="Arial" w:hAnsi="Arial" w:cs="Arial"/>
+          <w:color w:val="auto"/>
+          <w:sz w:val="28"/>
+        </w:rPr>
+        <w:t>instala</w:t>
+      </w:r>
+      <w:bookmarkEnd w:id="22"/>
+      <w:proofErr w:type="spellEnd"/>
+    </w:p>
+    <w:p>
+      <w:pPr>
+        <w:spacing w:line="360" w:lineRule="auto"/>
+        <w:ind w:left="720"/>
+        <w:jc w:val="both"/>
+      </w:pPr>
+      <w:proofErr w:type="spellStart"/>
+      <w:r>
+        <w:t>Compruebe</w:t>
+      </w:r>
+      <w:proofErr w:type="spellEnd"/>
+      <w:r>
+        <w:t xml:space="preserve"> la </w:t>
+      </w:r>
+      <w:proofErr w:type="spellStart"/>
+      <w:r>
+        <w:t>compatibilidad</w:t>
+      </w:r>
+      <w:proofErr w:type="spellEnd"/>
+      <w:r>
+        <w:t xml:space="preserve"> entre TensorFlow, Python y </w:t>
+      </w:r>
+      <w:proofErr w:type="spellStart"/>
+      <w:r>
+        <w:t>el</w:t>
+      </w:r>
+      <w:proofErr w:type="spellEnd"/>
+      <w:r>
+        <w:t xml:space="preserve"> </w:t>
+      </w:r>
+      <w:proofErr w:type="spellStart"/>
+      <w:r>
+        <w:t>sistema</w:t>
+      </w:r>
+      <w:proofErr w:type="spellEnd"/>
+      <w:r>
+        <w:t xml:space="preserve"> </w:t>
+      </w:r>
+      <w:proofErr w:type="spellStart"/>
+      <w:r>
+        <w:t>operativo</w:t>
+      </w:r>
+      <w:proofErr w:type="spellEnd"/>
+      <w:r>
+        <w:t xml:space="preserve">. Cree </w:t>
+      </w:r>
+      <w:proofErr w:type="spellStart"/>
+      <w:r>
+        <w:t>nuevamente</w:t>
+      </w:r>
+      <w:proofErr w:type="spellEnd"/>
+      <w:r>
+        <w:t xml:space="preserve"> </w:t>
+      </w:r>
+      <w:proofErr w:type="spellStart"/>
+      <w:r>
+        <w:t>el</w:t>
+      </w:r>
+      <w:proofErr w:type="spellEnd"/>
+      <w:r>
+        <w:t xml:space="preserve"> </w:t>
+      </w:r>
+      <w:proofErr w:type="spellStart"/>
+      <w:r>
+        <w:t>entorno</w:t>
+      </w:r>
+      <w:proofErr w:type="spellEnd"/>
+      <w:r>
+        <w:t xml:space="preserve"> con una </w:t>
+      </w:r>
+      <w:proofErr w:type="spellStart"/>
+      <w:r>
+        <w:t>versión</w:t>
+      </w:r>
+      <w:proofErr w:type="spellEnd"/>
+      <w:r>
+        <w:t xml:space="preserve"> de Python </w:t>
+      </w:r>
+      <w:proofErr w:type="spellStart"/>
+      <w:r>
+        <w:t>admitida</w:t>
+      </w:r>
+      <w:proofErr w:type="spellEnd"/>
+      <w:r>
+        <w:t>.</w:t>
+      </w:r>
+    </w:p>
+    <w:p>
+      <w:pPr>
+        <w:pStyle w:val="Ttulo1"/>
+        <w:spacing w:line="360" w:lineRule="auto"/>
+        <w:ind w:left="720"/>
+        <w:rPr>
+          <w:rFonts w:ascii="Arial" w:hAnsi="Arial" w:cs="Arial"/>
+          <w:color w:val="auto"/>
+          <w:sz w:val="28"/>
+        </w:rPr>
+      </w:pPr>
+      <w:bookmarkStart w:id="23" w:name="_Toc235224280"/>
+      <w:r>
+        <w:rPr>
+          <w:rFonts w:ascii="Arial" w:hAnsi="Arial" w:cs="Arial"/>
+          <w:color w:val="auto"/>
+          <w:sz w:val="28"/>
+        </w:rPr>
+        <w:lastRenderedPageBreak/>
+        <w:t xml:space="preserve">No </w:t>
+      </w:r>
+      <w:proofErr w:type="spellStart"/>
+      <w:r>
+        <w:rPr>
+          <w:rFonts w:ascii="Arial" w:hAnsi="Arial" w:cs="Arial"/>
+          <w:color w:val="auto"/>
+          <w:sz w:val="28"/>
+        </w:rPr>
+        <w:t>conecta</w:t>
+      </w:r>
+      <w:proofErr w:type="spellEnd"/>
+      <w:r>
+        <w:rPr>
+          <w:rFonts w:ascii="Arial" w:hAnsi="Arial" w:cs="Arial"/>
+          <w:color w:val="auto"/>
+          <w:sz w:val="28"/>
+        </w:rPr>
+        <w:t xml:space="preserve"> la </w:t>
+      </w:r>
+      <w:proofErr w:type="spellStart"/>
+      <w:r>
+        <w:rPr>
+          <w:rFonts w:ascii="Arial" w:hAnsi="Arial" w:cs="Arial"/>
+          <w:color w:val="auto"/>
+          <w:sz w:val="28"/>
+        </w:rPr>
+        <w:t>interfaz</w:t>
+      </w:r>
+      <w:bookmarkEnd w:id="23"/>
+      <w:proofErr w:type="spellEnd"/>
+    </w:p>
+    <w:p>
+      <w:pPr>
+        <w:spacing w:line="360" w:lineRule="auto"/>
+        <w:ind w:left="720"/>
+        <w:jc w:val="both"/>
+      </w:pPr>
+      <w:proofErr w:type="spellStart"/>
+      <w:r>
+        <w:t>Confirme</w:t>
+      </w:r>
+      <w:proofErr w:type="spellEnd"/>
+      <w:r>
+        <w:t xml:space="preserve"> </w:t>
+      </w:r>
+      <w:r>
+        <w:t>/health</w:t>
+      </w:r>
+      <w:r>
+        <w:t xml:space="preserve">, </w:t>
+      </w:r>
+      <w:proofErr w:type="spellStart"/>
+      <w:r>
+        <w:t>el</w:t>
+      </w:r>
+      <w:proofErr w:type="spellEnd"/>
+      <w:r>
+        <w:t xml:space="preserve"> </w:t>
+      </w:r>
+      <w:proofErr w:type="spellStart"/>
+      <w:r>
+        <w:t>puerto</w:t>
+      </w:r>
+      <w:proofErr w:type="spellEnd"/>
+      <w:r>
+        <w:t xml:space="preserve"> 8000 y la URL </w:t>
+      </w:r>
+      <w:proofErr w:type="spellStart"/>
+      <w:r>
+        <w:t>escrita</w:t>
+      </w:r>
+      <w:proofErr w:type="spellEnd"/>
+      <w:r>
+        <w:t xml:space="preserve"> </w:t>
+      </w:r>
+      <w:proofErr w:type="spellStart"/>
+      <w:r>
+        <w:t>en</w:t>
+      </w:r>
+      <w:proofErr w:type="spellEnd"/>
+      <w:r>
+        <w:t xml:space="preserve"> la </w:t>
+      </w:r>
+      <w:proofErr w:type="spellStart"/>
+      <w:r>
+        <w:t>caja</w:t>
+      </w:r>
+      <w:proofErr w:type="spellEnd"/>
+      <w:r>
+        <w:t xml:space="preserve"> de </w:t>
+      </w:r>
+      <w:proofErr w:type="spellStart"/>
+      <w:r>
+        <w:t>conexión</w:t>
+      </w:r>
+      <w:proofErr w:type="spellEnd"/>
+      <w:r>
+        <w:t xml:space="preserve">. Revise la </w:t>
+      </w:r>
+      <w:proofErr w:type="spellStart"/>
+      <w:r>
+        <w:t>consola</w:t>
+      </w:r>
+      <w:proofErr w:type="spellEnd"/>
+      <w:r>
+        <w:t xml:space="preserve"> del </w:t>
+      </w:r>
+      <w:proofErr w:type="spellStart"/>
+      <w:r>
+        <w:t>navegador</w:t>
+      </w:r>
+      <w:proofErr w:type="spellEnd"/>
+      <w:r>
+        <w:t xml:space="preserve"> y que no </w:t>
+      </w:r>
+      <w:proofErr w:type="spellStart"/>
+      <w:r>
+        <w:t>exista</w:t>
+      </w:r>
+      <w:proofErr w:type="spellEnd"/>
+      <w:r>
+        <w:t xml:space="preserve"> </w:t>
+      </w:r>
+      <w:proofErr w:type="spellStart"/>
+      <w:r>
+        <w:t>otro</w:t>
+      </w:r>
+      <w:proofErr w:type="spellEnd"/>
+      <w:r>
+        <w:t xml:space="preserve"> </w:t>
+      </w:r>
+      <w:proofErr w:type="spellStart"/>
+      <w:r>
+        <w:t>proceso</w:t>
+      </w:r>
+      <w:proofErr w:type="spellEnd"/>
+      <w:r>
+        <w:t xml:space="preserve"> </w:t>
+      </w:r>
+      <w:proofErr w:type="spellStart"/>
+      <w:r>
+        <w:t>usando</w:t>
+      </w:r>
+      <w:proofErr w:type="spellEnd"/>
+      <w:r>
+        <w:t xml:space="preserve"> </w:t>
+      </w:r>
+      <w:proofErr w:type="spellStart"/>
+      <w:r>
+        <w:t>el</w:t>
+      </w:r>
+      <w:proofErr w:type="spellEnd"/>
+      <w:r>
+        <w:t xml:space="preserve"> </w:t>
+      </w:r>
+      <w:proofErr w:type="spellStart"/>
+      <w:r>
+        <w:t>puerto</w:t>
+      </w:r>
+      <w:proofErr w:type="spellEnd"/>
+      <w:r>
+        <w:t>.</w:t>
+      </w:r>
+    </w:p>
+    <w:p>
+      <w:pPr>
+        <w:pStyle w:val="Ttulo1"/>
+        <w:spacing w:line="360" w:lineRule="auto"/>
+        <w:ind w:left="720"/>
+        <w:rPr>
+          <w:rFonts w:ascii="Arial" w:hAnsi="Arial" w:cs="Arial"/>
+          <w:color w:val="auto"/>
+          <w:sz w:val="28"/>
+        </w:rPr>
+      </w:pPr>
+      <w:bookmarkStart w:id="24" w:name="_Toc235224281"/>
+      <w:r>
+        <w:rPr>
+          <w:rFonts w:ascii="Arial" w:hAnsi="Arial" w:cs="Arial"/>
+          <w:color w:val="auto"/>
+          <w:sz w:val="28"/>
+        </w:rPr>
+        <w:t xml:space="preserve">No </w:t>
+      </w:r>
+      <w:proofErr w:type="spellStart"/>
+      <w:r>
+        <w:rPr>
+          <w:rFonts w:ascii="Arial" w:hAnsi="Arial" w:cs="Arial"/>
+          <w:color w:val="auto"/>
+          <w:sz w:val="28"/>
+        </w:rPr>
+        <w:t>existen</w:t>
+      </w:r>
+      <w:proofErr w:type="spellEnd"/>
+      <w:r>
+        <w:rPr>
+          <w:rFonts w:ascii="Arial" w:hAnsi="Arial" w:cs="Arial"/>
+          <w:color w:val="auto"/>
+          <w:sz w:val="28"/>
+        </w:rPr>
+        <w:t xml:space="preserve"> </w:t>
+      </w:r>
+      <w:proofErr w:type="spellStart"/>
+      <w:r>
+        <w:rPr>
+          <w:rFonts w:ascii="Arial" w:hAnsi="Arial" w:cs="Arial"/>
+          <w:color w:val="auto"/>
+          <w:sz w:val="28"/>
+        </w:rPr>
+        <w:t>métricas</w:t>
+      </w:r>
+      <w:bookmarkEnd w:id="24"/>
+      <w:proofErr w:type="spellEnd"/>
+    </w:p>
+    <w:p>
+      <w:pPr>
+        <w:spacing w:line="360" w:lineRule="auto"/>
+        <w:ind w:left="720"/>
+        <w:jc w:val="both"/>
+      </w:pPr>
+      <w:r>
+        <w:t>GET /metrics</w:t>
+      </w:r>
+      <w:r>
+        <w:t xml:space="preserve"> </w:t>
+      </w:r>
+      <w:proofErr w:type="spellStart"/>
+      <w:r>
+        <w:t>responde</w:t>
+      </w:r>
+      <w:proofErr w:type="spellEnd"/>
+      <w:r>
+        <w:t xml:space="preserve"> 404 hasta que </w:t>
+      </w:r>
+      <w:proofErr w:type="spellStart"/>
+      <w:r>
+        <w:t>exista</w:t>
+      </w:r>
+      <w:proofErr w:type="spellEnd"/>
+      <w:r>
+        <w:t xml:space="preserve"> </w:t>
+      </w:r>
+      <w:r>
+        <w:t>metrics/</w:t>
+      </w:r>
+      <w:proofErr w:type="spellStart"/>
+      <w:r>
+        <w:t>historial.json</w:t>
+      </w:r>
+      <w:proofErr w:type="spellEnd"/>
+      <w:r>
+        <w:t xml:space="preserve">. </w:t>
+      </w:r>
+      <w:proofErr w:type="spellStart"/>
+      <w:r>
+        <w:t>Ejecute</w:t>
+      </w:r>
+      <w:proofErr w:type="spellEnd"/>
+      <w:r>
+        <w:t xml:space="preserve"> un </w:t>
+      </w:r>
+      <w:proofErr w:type="spellStart"/>
+      <w:r>
+        <w:t>entrenamiento</w:t>
+      </w:r>
+      <w:proofErr w:type="spellEnd"/>
+      <w:r>
+        <w:t xml:space="preserve"> o conserve </w:t>
+      </w:r>
+      <w:proofErr w:type="spellStart"/>
+      <w:r>
+        <w:t>el</w:t>
+      </w:r>
+      <w:proofErr w:type="spellEnd"/>
+      <w:r>
+        <w:t xml:space="preserve"> </w:t>
+      </w:r>
+      <w:proofErr w:type="spellStart"/>
+      <w:r>
+        <w:t>historial</w:t>
+      </w:r>
+      <w:proofErr w:type="spellEnd"/>
+      <w:r>
+        <w:t xml:space="preserve"> </w:t>
+      </w:r>
+      <w:proofErr w:type="spellStart"/>
+      <w:r>
+        <w:t>entregado</w:t>
+      </w:r>
+      <w:proofErr w:type="spellEnd"/>
+      <w:r>
+        <w:t>.</w:t>
+      </w:r>
+    </w:p>
+    <w:p>
+      <w:pPr>
+        <w:pStyle w:val="Ttulo1"/>
+        <w:spacing w:line="360" w:lineRule="auto"/>
+        <w:ind w:left="720"/>
+        <w:rPr>
+          <w:rFonts w:ascii="Arial" w:hAnsi="Arial" w:cs="Arial"/>
+          <w:color w:val="auto"/>
+          <w:sz w:val="28"/>
+        </w:rPr>
+      </w:pPr>
+      <w:bookmarkStart w:id="25" w:name="_Toc235224282"/>
+      <w:r>
+        <w:rPr>
+          <w:rFonts w:ascii="Arial" w:hAnsi="Arial" w:cs="Arial"/>
+          <w:color w:val="auto"/>
+          <w:sz w:val="28"/>
+        </w:rPr>
+        <w:t xml:space="preserve">No </w:t>
+      </w:r>
+      <w:proofErr w:type="spellStart"/>
+      <w:r>
+        <w:rPr>
+          <w:rFonts w:ascii="Arial" w:hAnsi="Arial" w:cs="Arial"/>
+          <w:color w:val="auto"/>
+          <w:sz w:val="28"/>
+        </w:rPr>
+        <w:t>permite</w:t>
+      </w:r>
+      <w:proofErr w:type="spellEnd"/>
+      <w:r>
+        <w:rPr>
+          <w:rFonts w:ascii="Arial" w:hAnsi="Arial" w:cs="Arial"/>
+          <w:color w:val="auto"/>
+          <w:sz w:val="28"/>
+        </w:rPr>
+        <w:t xml:space="preserve"> </w:t>
+      </w:r>
+      <w:proofErr w:type="spellStart"/>
+      <w:r>
+        <w:rPr>
+          <w:rFonts w:ascii="Arial" w:hAnsi="Arial" w:cs="Arial"/>
+          <w:color w:val="auto"/>
+          <w:sz w:val="28"/>
+        </w:rPr>
+        <w:t>predecir</w:t>
+      </w:r>
+      <w:bookmarkEnd w:id="25"/>
+      <w:proofErr w:type="spellEnd"/>
+    </w:p>
+    <w:p>
+      <w:pPr>
+        <w:spacing w:line="360" w:lineRule="auto"/>
+        <w:ind w:left="720"/>
+        <w:jc w:val="both"/>
+      </w:pPr>
+      <w:r>
+        <w:t xml:space="preserve">Debe </w:t>
+      </w:r>
+      <w:proofErr w:type="spellStart"/>
+      <w:r>
+        <w:t>existir</w:t>
+      </w:r>
+      <w:proofErr w:type="spellEnd"/>
+      <w:r>
+        <w:t xml:space="preserve"> </w:t>
+      </w:r>
+      <w:r>
+        <w:t>backend/</w:t>
+      </w:r>
+      <w:proofErr w:type="spellStart"/>
+      <w:r>
+        <w:t>model.keras</w:t>
+      </w:r>
+      <w:proofErr w:type="spellEnd"/>
+      <w:r>
+        <w:t xml:space="preserve">. El </w:t>
+      </w:r>
+      <w:proofErr w:type="spellStart"/>
+      <w:r>
+        <w:t>historial</w:t>
+      </w:r>
+      <w:proofErr w:type="spellEnd"/>
+      <w:r>
+        <w:t xml:space="preserve"> por </w:t>
+      </w:r>
+      <w:proofErr w:type="spellStart"/>
+      <w:r>
+        <w:t>sí</w:t>
+      </w:r>
+      <w:proofErr w:type="spellEnd"/>
+      <w:r>
+        <w:t xml:space="preserve"> solo no equivale a un </w:t>
+      </w:r>
+      <w:proofErr w:type="spellStart"/>
+      <w:r>
+        <w:t>modelo</w:t>
+      </w:r>
+      <w:proofErr w:type="spellEnd"/>
+      <w:r>
+        <w:t xml:space="preserve"> </w:t>
+      </w:r>
+      <w:proofErr w:type="spellStart"/>
+      <w:r>
+        <w:t>entrenado</w:t>
+      </w:r>
+      <w:proofErr w:type="spellEnd"/>
+      <w:r>
+        <w:t>.</w:t>
+      </w:r>
+    </w:p>
+    <w:p>
+      <w:pPr>
+        <w:pStyle w:val="Ttulo1"/>
+        <w:spacing w:line="360" w:lineRule="auto"/>
+        <w:ind w:left="720"/>
+        <w:rPr>
+          <w:rFonts w:ascii="Arial" w:hAnsi="Arial" w:cs="Arial"/>
+          <w:color w:val="auto"/>
+          <w:sz w:val="28"/>
+        </w:rPr>
+      </w:pPr>
+      <w:bookmarkStart w:id="26" w:name="_Toc235224283"/>
+      <w:r>
+        <w:rPr>
+          <w:rFonts w:ascii="Arial" w:hAnsi="Arial" w:cs="Arial"/>
+          <w:color w:val="auto"/>
+          <w:sz w:val="28"/>
+        </w:rPr>
+        <w:t xml:space="preserve">Baja </w:t>
+      </w:r>
+      <w:proofErr w:type="spellStart"/>
+      <w:r>
+        <w:rPr>
+          <w:rFonts w:ascii="Arial" w:hAnsi="Arial" w:cs="Arial"/>
+          <w:color w:val="auto"/>
+          <w:sz w:val="28"/>
+        </w:rPr>
+        <w:t>precisión</w:t>
+      </w:r>
+      <w:proofErr w:type="spellEnd"/>
+      <w:r>
+        <w:rPr>
+          <w:rFonts w:ascii="Arial" w:hAnsi="Arial" w:cs="Arial"/>
+          <w:color w:val="auto"/>
+          <w:sz w:val="28"/>
+        </w:rPr>
+        <w:t xml:space="preserve"> con </w:t>
+      </w:r>
+      <w:proofErr w:type="spellStart"/>
+      <w:r>
+        <w:rPr>
+          <w:rFonts w:ascii="Arial" w:hAnsi="Arial" w:cs="Arial"/>
+          <w:color w:val="auto"/>
+          <w:sz w:val="28"/>
+        </w:rPr>
+        <w:t>fotografías</w:t>
+      </w:r>
+      <w:bookmarkEnd w:id="26"/>
+      <w:proofErr w:type="spellEnd"/>
+    </w:p>
+    <w:p>
+      <w:pPr>
+        <w:spacing w:line="360" w:lineRule="auto"/>
+        <w:ind w:left="720"/>
+        <w:jc w:val="both"/>
+      </w:pPr>
+      <w:r>
+        <w:t xml:space="preserve">Fashion-MNIST </w:t>
+      </w:r>
+      <w:proofErr w:type="spellStart"/>
+      <w:r>
+        <w:t>contiene</w:t>
+      </w:r>
+      <w:proofErr w:type="spellEnd"/>
+      <w:r>
+        <w:t xml:space="preserve"> </w:t>
+      </w:r>
+      <w:proofErr w:type="spellStart"/>
+      <w:r>
+        <w:t>prendas</w:t>
+      </w:r>
+      <w:proofErr w:type="spellEnd"/>
+      <w:r>
+        <w:t xml:space="preserve"> </w:t>
+      </w:r>
+      <w:proofErr w:type="spellStart"/>
+      <w:r>
+        <w:t>centradas</w:t>
+      </w:r>
+      <w:proofErr w:type="spellEnd"/>
+      <w:r>
+        <w:t xml:space="preserve">, </w:t>
+      </w:r>
+      <w:proofErr w:type="spellStart"/>
+      <w:r>
+        <w:t>pequeñas</w:t>
+      </w:r>
+      <w:proofErr w:type="spellEnd"/>
+      <w:r>
+        <w:t xml:space="preserve"> y con un </w:t>
+      </w:r>
+      <w:proofErr w:type="spellStart"/>
+      <w:r>
+        <w:t>estilo</w:t>
+      </w:r>
+      <w:proofErr w:type="spellEnd"/>
+      <w:r>
+        <w:t xml:space="preserve"> visual </w:t>
+      </w:r>
+      <w:proofErr w:type="spellStart"/>
+      <w:r>
+        <w:t>uniforme</w:t>
+      </w:r>
+      <w:proofErr w:type="spellEnd"/>
+      <w:r>
+        <w:t xml:space="preserve">. </w:t>
+      </w:r>
+      <w:proofErr w:type="spellStart"/>
+      <w:r>
+        <w:t>Recorte</w:t>
+      </w:r>
+      <w:proofErr w:type="spellEnd"/>
+      <w:r>
+        <w:t xml:space="preserve"> la </w:t>
+      </w:r>
+      <w:proofErr w:type="spellStart"/>
+      <w:r>
+        <w:t>prenda</w:t>
+      </w:r>
+      <w:proofErr w:type="spellEnd"/>
+      <w:r>
+        <w:t xml:space="preserve">, use </w:t>
+      </w:r>
+      <w:proofErr w:type="spellStart"/>
+      <w:r>
+        <w:t>fondo</w:t>
+      </w:r>
+      <w:proofErr w:type="spellEnd"/>
+      <w:r>
+        <w:t xml:space="preserve"> </w:t>
+      </w:r>
+      <w:proofErr w:type="spellStart"/>
+      <w:r>
+        <w:t>sencillo</w:t>
+      </w:r>
+      <w:proofErr w:type="spellEnd"/>
+      <w:r>
+        <w:t xml:space="preserve"> y alto </w:t>
+      </w:r>
+      <w:proofErr w:type="spellStart"/>
+      <w:r>
+        <w:t>contraste</w:t>
+      </w:r>
+      <w:proofErr w:type="spellEnd"/>
+      <w:r>
+        <w:t xml:space="preserve">. Para </w:t>
+      </w:r>
+      <w:proofErr w:type="spellStart"/>
+      <w:r>
+        <w:t>uso</w:t>
+      </w:r>
+      <w:proofErr w:type="spellEnd"/>
+      <w:r>
+        <w:t xml:space="preserve"> real se </w:t>
+      </w:r>
+      <w:proofErr w:type="spellStart"/>
+      <w:r>
+        <w:t>requiere</w:t>
+      </w:r>
+      <w:proofErr w:type="spellEnd"/>
+      <w:r>
+        <w:t xml:space="preserve"> </w:t>
+      </w:r>
+      <w:proofErr w:type="spellStart"/>
+      <w:r>
+        <w:t>reentrenar</w:t>
+      </w:r>
+      <w:proofErr w:type="spellEnd"/>
+      <w:r>
+        <w:t xml:space="preserve"> con </w:t>
+      </w:r>
+      <w:proofErr w:type="spellStart"/>
+      <w:r>
+        <w:t>fotografías</w:t>
+      </w:r>
+      <w:proofErr w:type="spellEnd"/>
+      <w:r>
+        <w:t xml:space="preserve"> </w:t>
+      </w:r>
+      <w:proofErr w:type="spellStart"/>
+      <w:r>
+        <w:t>representativas</w:t>
+      </w:r>
+      <w:proofErr w:type="spellEnd"/>
+      <w:r>
+        <w:t>.</w:t>
+      </w:r>
+    </w:p>
+    <w:p>
+      <w:pPr>
+        <w:pStyle w:val="Ttulo1"/>
+        <w:spacing w:line="360" w:lineRule="auto"/>
+        <w:rPr>
+          <w:rFonts w:ascii="Arial" w:hAnsi="Arial" w:cs="Arial"/>
+          <w:color w:val="auto"/>
+          <w:sz w:val="28"/>
+        </w:rPr>
+      </w:pPr>
+      <w:bookmarkStart w:id="27" w:name="_Toc235224284"/>
+      <w:r>
+        <w:rPr>
+          <w:rFonts w:ascii="Arial" w:hAnsi="Arial" w:cs="Arial"/>
+          <w:color w:val="auto"/>
+          <w:sz w:val="28"/>
+        </w:rPr>
         <w:t xml:space="preserve">10. </w:t>
       </w:r>
       <w:proofErr w:type="spellStart"/>
       <w:r>
+        <w:rPr>
+          <w:rFonts w:ascii="Arial" w:hAnsi="Arial" w:cs="Arial"/>
+          <w:color w:val="auto"/>
+          <w:sz w:val="28"/>
+        </w:rPr>
         <w:t>Mantenimiento</w:t>
       </w:r>
+      <w:bookmarkEnd w:id="27"/>
       <w:proofErr w:type="spellEnd"/>
     </w:p>
     <w:p>
       <w:pPr>
         <w:pStyle w:val="Listaconvietas"/>
+        <w:tabs>
+          <w:tab w:val="clear" w:pos="360"/>
+          <w:tab w:val="num" w:pos="720"/>
+        </w:tabs>
+        <w:spacing w:line="360" w:lineRule="auto"/>
+        <w:ind w:left="720"/>
       </w:pPr>
       <w:proofErr w:type="spellStart"/>
       <w:r>
@@ -5057,6 +7904,12 @@
     <w:p>
       <w:pPr>
         <w:pStyle w:val="Listaconvietas"/>
+        <w:tabs>
+          <w:tab w:val="clear" w:pos="360"/>
+          <w:tab w:val="num" w:pos="720"/>
+        </w:tabs>
+        <w:spacing w:line="360" w:lineRule="auto"/>
+        <w:ind w:left="720"/>
       </w:pPr>
       <w:proofErr w:type="spellStart"/>
       <w:r>
@@ -5075,6 +7928,7 @@
         <w:t xml:space="preserve"> </w:t>
       </w:r>
       <w:proofErr w:type="spellStart"/>
+      <w:proofErr w:type="gramStart"/>
       <w:r>
         <w:rPr>
           <w:rFonts w:ascii="Consolas" w:hAnsi="Consolas"/>
@@ -5084,6 +7938,7 @@
         <w:t>labels.json</w:t>
       </w:r>
       <w:proofErr w:type="spellEnd"/>
+      <w:proofErr w:type="gramEnd"/>
       <w:r>
         <w:t xml:space="preserve">, </w:t>
       </w:r>
@@ -5118,6 +7973,12 @@
     <w:p>
       <w:pPr>
         <w:pStyle w:val="Listaconvietas"/>
+        <w:tabs>
+          <w:tab w:val="clear" w:pos="360"/>
+          <w:tab w:val="num" w:pos="720"/>
+        </w:tabs>
+        <w:spacing w:line="360" w:lineRule="auto"/>
+        <w:ind w:left="720"/>
       </w:pPr>
       <w:proofErr w:type="spellStart"/>
       <w:r>
@@ -5155,6 +8016,12 @@
     <w:p>
       <w:pPr>
         <w:pStyle w:val="Listaconvietas"/>
+        <w:tabs>
+          <w:tab w:val="clear" w:pos="360"/>
+          <w:tab w:val="num" w:pos="720"/>
+        </w:tabs>
+        <w:spacing w:line="360" w:lineRule="auto"/>
+        <w:ind w:left="720"/>
       </w:pPr>
       <w:proofErr w:type="spellStart"/>
       <w:r>
@@ -5208,6 +8075,12 @@
     <w:p>
       <w:pPr>
         <w:pStyle w:val="Listaconvietas"/>
+        <w:tabs>
+          <w:tab w:val="clear" w:pos="360"/>
+          <w:tab w:val="num" w:pos="720"/>
+        </w:tabs>
+        <w:spacing w:line="360" w:lineRule="auto"/>
+        <w:ind w:left="720"/>
       </w:pPr>
       <w:r>
         <w:t xml:space="preserve">Registrar </w:t>
@@ -5264,6 +8137,12 @@
     <w:p>
       <w:pPr>
         <w:pStyle w:val="Listaconvietas"/>
+        <w:tabs>
+          <w:tab w:val="clear" w:pos="360"/>
+          <w:tab w:val="num" w:pos="720"/>
+        </w:tabs>
+        <w:spacing w:line="360" w:lineRule="auto"/>
+        <w:ind w:left="720"/>
       </w:pPr>
       <w:proofErr w:type="spellStart"/>
       <w:r>
@@ -5293,26 +8172,55 @@
     <w:p>
       <w:pPr>
         <w:pStyle w:val="Ttulo1"/>
+        <w:spacing w:line="360" w:lineRule="auto"/>
+        <w:rPr>
+          <w:rFonts w:ascii="Arial" w:hAnsi="Arial" w:cs="Arial"/>
+          <w:color w:val="auto"/>
+          <w:sz w:val="28"/>
+        </w:rPr>
       </w:pPr>
-      <w:r>
+      <w:bookmarkStart w:id="28" w:name="_Toc235224285"/>
+      <w:r>
+        <w:rPr>
+          <w:rFonts w:ascii="Arial" w:hAnsi="Arial" w:cs="Arial"/>
+          <w:color w:val="auto"/>
+          <w:sz w:val="28"/>
+        </w:rPr>
         <w:t xml:space="preserve">11. </w:t>
       </w:r>
       <w:proofErr w:type="spellStart"/>
       <w:r>
+        <w:rPr>
+          <w:rFonts w:ascii="Arial" w:hAnsi="Arial" w:cs="Arial"/>
+          <w:color w:val="auto"/>
+          <w:sz w:val="28"/>
+        </w:rPr>
         <w:t>Respaldo</w:t>
       </w:r>
       <w:proofErr w:type="spellEnd"/>
       <w:r>
+        <w:rPr>
+          <w:rFonts w:ascii="Arial" w:hAnsi="Arial" w:cs="Arial"/>
+          <w:color w:val="auto"/>
+          <w:sz w:val="28"/>
+        </w:rPr>
         <w:t xml:space="preserve"> y </w:t>
       </w:r>
       <w:proofErr w:type="spellStart"/>
       <w:r>
+        <w:rPr>
+          <w:rFonts w:ascii="Arial" w:hAnsi="Arial" w:cs="Arial"/>
+          <w:color w:val="auto"/>
+          <w:sz w:val="28"/>
+        </w:rPr>
         <w:t>recuperación</w:t>
       </w:r>
+      <w:bookmarkEnd w:id="28"/>
       <w:proofErr w:type="spellEnd"/>
     </w:p>
     <w:p>
       <w:pPr>
+        <w:spacing w:line="360" w:lineRule="auto"/>
         <w:jc w:val="both"/>
       </w:pPr>
       <w:r>
@@ -5335,20 +8243,10 @@
         <w:t xml:space="preserve"> </w:t>
       </w:r>
       <w:r>
-        <w:rPr>
-          <w:rFonts w:ascii="Consolas" w:hAnsi="Consolas"/>
-          <w:color w:val="404040"/>
-          <w:sz w:val="19"/>
-        </w:rPr>
         <w:t>backend/</w:t>
       </w:r>
       <w:proofErr w:type="spellStart"/>
       <w:r>
-        <w:rPr>
-          <w:rFonts w:ascii="Consolas" w:hAnsi="Consolas"/>
-          <w:color w:val="404040"/>
-          <w:sz w:val="19"/>
-        </w:rPr>
         <w:t>model.keras</w:t>
       </w:r>
       <w:proofErr w:type="spellEnd"/>
@@ -5356,20 +8254,10 @@
         <w:t xml:space="preserve"> y </w:t>
       </w:r>
       <w:r>
-        <w:rPr>
-          <w:rFonts w:ascii="Consolas" w:hAnsi="Consolas"/>
-          <w:color w:val="404040"/>
-          <w:sz w:val="19"/>
-        </w:rPr>
         <w:t>metrics/</w:t>
       </w:r>
       <w:proofErr w:type="spellStart"/>
       <w:r>
-        <w:rPr>
-          <w:rFonts w:ascii="Consolas" w:hAnsi="Consolas"/>
-          <w:color w:val="404040"/>
-          <w:sz w:val="19"/>
-        </w:rPr>
         <w:t>historial.json</w:t>
       </w:r>
       <w:proofErr w:type="spellEnd"/>
@@ -5500,27 +8388,55 @@
     <w:p>
       <w:pPr>
         <w:pStyle w:val="Ttulo1"/>
+        <w:spacing w:line="360" w:lineRule="auto"/>
+        <w:rPr>
+          <w:rFonts w:ascii="Arial" w:hAnsi="Arial" w:cs="Arial"/>
+          <w:color w:val="auto"/>
+          <w:sz w:val="28"/>
+        </w:rPr>
       </w:pPr>
-      <w:r>
-        <w:lastRenderedPageBreak/>
+      <w:bookmarkStart w:id="29" w:name="_Toc235224286"/>
+      <w:r>
+        <w:rPr>
+          <w:rFonts w:ascii="Arial" w:hAnsi="Arial" w:cs="Arial"/>
+          <w:color w:val="auto"/>
+          <w:sz w:val="28"/>
+        </w:rPr>
         <w:t xml:space="preserve">12. </w:t>
       </w:r>
       <w:proofErr w:type="spellStart"/>
       <w:r>
+        <w:rPr>
+          <w:rFonts w:ascii="Arial" w:hAnsi="Arial" w:cs="Arial"/>
+          <w:color w:val="auto"/>
+          <w:sz w:val="28"/>
+        </w:rPr>
         <w:t>Cierre</w:t>
       </w:r>
       <w:proofErr w:type="spellEnd"/>
       <w:r>
+        <w:rPr>
+          <w:rFonts w:ascii="Arial" w:hAnsi="Arial" w:cs="Arial"/>
+          <w:color w:val="auto"/>
+          <w:sz w:val="28"/>
+        </w:rPr>
         <w:t xml:space="preserve"> del </w:t>
       </w:r>
       <w:proofErr w:type="spellStart"/>
       <w:r>
+        <w:rPr>
+          <w:rFonts w:ascii="Arial" w:hAnsi="Arial" w:cs="Arial"/>
+          <w:color w:val="auto"/>
+          <w:sz w:val="28"/>
+        </w:rPr>
         <w:t>servicio</w:t>
       </w:r>
+      <w:bookmarkEnd w:id="29"/>
       <w:proofErr w:type="spellEnd"/>
     </w:p>
     <w:p>
       <w:pPr>
+        <w:spacing w:line="360" w:lineRule="auto"/>
         <w:jc w:val="both"/>
       </w:pPr>
       <w:proofErr w:type="spellStart"/>
@@ -7336,7 +10252,6 @@
     <w:basedOn w:val="Ttulo1"/>
     <w:next w:val="Normal"/>
     <w:uiPriority w:val="39"/>
-    <w:semiHidden/>
     <w:unhideWhenUsed/>
     <w:qFormat/>
     <w:rsid w:val="00FC693F"/>
@@ -17397,6 +20312,42 @@
         <w:shd w:val="clear" w:color="auto" w:fill="FBCAA2" w:themeFill="accent6" w:themeFillTint="7F"/>
       </w:tcPr>
     </w:tblStylePr>
+  </w:style>
+  <w:style w:type="paragraph" w:styleId="TDC1">
+    <w:name w:val="toc 1"/>
+    <w:basedOn w:val="Normal"/>
+    <w:next w:val="Normal"/>
+    <w:autoRedefine/>
+    <w:uiPriority w:val="39"/>
+    <w:unhideWhenUsed/>
+    <w:rsid w:val="00B90C1D"/>
+    <w:pPr>
+      <w:spacing w:after="100"/>
+    </w:pPr>
+  </w:style>
+  <w:style w:type="paragraph" w:styleId="TDC2">
+    <w:name w:val="toc 2"/>
+    <w:basedOn w:val="Normal"/>
+    <w:next w:val="Normal"/>
+    <w:autoRedefine/>
+    <w:uiPriority w:val="39"/>
+    <w:unhideWhenUsed/>
+    <w:rsid w:val="00B90C1D"/>
+    <w:pPr>
+      <w:spacing w:after="100"/>
+      <w:ind w:left="220"/>
+    </w:pPr>
+  </w:style>
+  <w:style w:type="character" w:styleId="Hipervnculo">
+    <w:name w:val="Hyperlink"/>
+    <w:basedOn w:val="Fuentedeprrafopredeter"/>
+    <w:uiPriority w:val="99"/>
+    <w:unhideWhenUsed/>
+    <w:rsid w:val="00B90C1D"/>
+    <w:rPr>
+      <w:color w:val="0000FF" w:themeColor="hyperlink"/>
+      <w:u w:val="single"/>
+    </w:rPr>
   </w:style>
 </w:styles>
 </file>
